--- a/assignment1/part2/part2.docx
+++ b/assignment1/part2/part2.docx
@@ -11,15 +11,14 @@
           <w:highlight w:val="none"/>
         </w:rPr>
       </w:pPr>
-      <w:r/>
       <w:r>
         <w:t xml:space="preserve">1. What is the difference between forEach and for...of? When would you use each? (0.5 Grade)</w:t>
       </w:r>
-      <w:r/>
-      <w:r/>
-      <w:r/>
-      <w:r/>
-      <w:r/>
+      <w:r>
+        <w:rPr>
+          <w:highlight w:val="none"/>
+        </w:rPr>
+      </w:r>
       <w:r>
         <w:rPr>
           <w:highlight w:val="none"/>
@@ -45,6 +44,11 @@
         <w:br/>
         <w:tab/>
         <w:t xml:space="preserve">ex :: </w:t>
+      </w:r>
+      <w:r>
+        <w:rPr>
+          <w:highlight w:val="none"/>
+        </w:rPr>
       </w:r>
       <w:r>
         <w:rPr>
@@ -232,6 +236,16 @@
           <w:highlight w:val="none"/>
         </w:rPr>
       </w:r>
+      <w:r>
+        <w:rPr>
+          <w:rFonts w:ascii="Liberation Sans" w:hAnsi="Liberation Sans" w:eastAsia="Liberation Sans" w:cs="Liberation Sans"/>
+          <w:color w:val="242424"/>
+          <w:spacing w:val="-5"/>
+          <w:sz w:val="21"/>
+          <w:szCs w:val="21"/>
+          <w:highlight w:val="none"/>
+        </w:rPr>
+      </w:r>
     </w:p>
     <w:p>
       <w:pPr>
@@ -263,6 +277,16 @@
           <w:highlight w:val="none"/>
         </w:rPr>
       </w:r>
+      <w:r>
+        <w:rPr>
+          <w:rFonts w:ascii="Liberation Sans" w:hAnsi="Liberation Sans" w:eastAsia="Liberation Sans" w:cs="Liberation Sans"/>
+          <w:color w:val="242424"/>
+          <w:spacing w:val="-5"/>
+          <w:sz w:val="21"/>
+          <w:szCs w:val="21"/>
+          <w:highlight w:val="none"/>
+        </w:rPr>
+      </w:r>
     </w:p>
     <w:p>
       <w:pPr>
@@ -288,6 +312,16 @@
         </w:rPr>
         <w:tab/>
         <w:t xml:space="preserve">Ex:</w:t>
+      </w:r>
+      <w:r>
+        <w:rPr>
+          <w:rFonts w:ascii="Liberation Sans" w:hAnsi="Liberation Sans" w:eastAsia="Liberation Sans" w:cs="Liberation Sans"/>
+          <w:color w:val="242424"/>
+          <w:spacing w:val="-5"/>
+          <w:sz w:val="21"/>
+          <w:szCs w:val="21"/>
+          <w:highlight w:val="none"/>
+        </w:rPr>
       </w:r>
       <w:r>
         <w:rPr>
@@ -534,15 +568,7 @@
           <w:color w:val="242424"/>
           <w:spacing w:val="-5"/>
           <w:sz w:val="21"/>
-          <w:highlight w:val="none"/>
-        </w:rPr>
-      </w:r>
-      <w:r>
-        <w:rPr>
-          <w:rFonts w:ascii="Liberation Sans" w:hAnsi="Liberation Sans" w:eastAsia="Liberation Sans" w:cs="Liberation Sans"/>
-          <w:color w:val="242424"/>
-          <w:spacing w:val="-5"/>
-          <w:sz w:val="21"/>
+          <w:szCs w:val="21"/>
           <w:highlight w:val="none"/>
         </w:rPr>
       </w:r>
@@ -556,6 +582,21 @@
           <w:highlight w:val="none"/>
         </w:rPr>
       </w:r>
+    </w:p>
+    <w:p>
+      <w:pPr>
+        <w:pBdr/>
+        <w:spacing/>
+        <w:ind/>
+        <w:rPr>
+          <w:rFonts w:ascii="Liberation Sans" w:hAnsi="Liberation Sans" w:eastAsia="Liberation Sans" w:cs="Liberation Sans"/>
+          <w:color w:val="242424"/>
+          <w:spacing w:val="-5"/>
+          <w:sz w:val="21"/>
+          <w:szCs w:val="21"/>
+          <w:highlight w:val="none"/>
+        </w:rPr>
+      </w:pPr>
       <w:r>
         <w:rPr>
           <w:rFonts w:ascii="Liberation Sans" w:hAnsi="Liberation Sans" w:eastAsia="Liberation Sans" w:cs="Liberation Sans"/>
@@ -564,6 +605,8 @@
           <w:sz w:val="21"/>
           <w:highlight w:val="none"/>
         </w:rPr>
+        <w:tab/>
+        <w:t xml:space="preserve">Comparison:</w:t>
       </w:r>
       <w:r>
         <w:rPr>
@@ -588,43 +631,7 @@
     </w:p>
     <w:p>
       <w:pPr>
-        <w:pBdr/>
-        <w:spacing/>
-        <w:ind/>
-        <w:rPr>
-          <w:rFonts w:ascii="Liberation Sans" w:hAnsi="Liberation Sans" w:eastAsia="Liberation Sans" w:cs="Liberation Sans"/>
-          <w:color w:val="242424"/>
-          <w:spacing w:val="-5"/>
-          <w:sz w:val="21"/>
-          <w:szCs w:val="21"/>
-          <w:highlight w:val="none"/>
-        </w:rPr>
-      </w:pPr>
-      <w:r>
-        <w:rPr>
-          <w:rFonts w:ascii="Liberation Sans" w:hAnsi="Liberation Sans" w:eastAsia="Liberation Sans" w:cs="Liberation Sans"/>
-          <w:color w:val="242424"/>
-          <w:spacing w:val="-5"/>
-          <w:sz w:val="21"/>
-          <w:highlight w:val="none"/>
-        </w:rPr>
-        <w:tab/>
-        <w:t xml:space="preserve">Comparison:</w:t>
-      </w:r>
-      <w:r>
-        <w:rPr>
-          <w:rFonts w:ascii="Liberation Sans" w:hAnsi="Liberation Sans" w:eastAsia="Liberation Sans" w:cs="Liberation Sans"/>
-          <w:color w:val="242424"/>
-          <w:spacing w:val="-5"/>
-          <w:sz w:val="21"/>
-          <w:szCs w:val="21"/>
-          <w:highlight w:val="none"/>
-        </w:rPr>
-      </w:r>
-    </w:p>
-    <w:p>
-      <w:pPr>
-        <w:pStyle w:val="668"/>
+        <w:pStyle w:val="906"/>
         <w:numPr>
           <w:ilvl w:val="0"/>
           <w:numId w:val="1"/>
@@ -667,6 +674,18 @@
           <w:highlight w:val="none"/>
         </w:rPr>
       </w:r>
+      <w:r>
+        <w:rPr>
+          <w:rFonts w:ascii="Liberation Sans" w:hAnsi="Liberation Sans" w:eastAsia="Liberation Sans" w:cs="Liberation Sans"/>
+          <w:b/>
+          <w:bCs/>
+          <w:color w:val="242424"/>
+          <w:spacing w:val="-5"/>
+          <w:sz w:val="21"/>
+          <w:szCs w:val="21"/>
+          <w:highlight w:val="none"/>
+        </w:rPr>
+      </w:r>
     </w:p>
     <w:p>
       <w:pPr>
@@ -691,6 +710,16 @@
           <w:highlight w:val="none"/>
         </w:rPr>
         <w:t xml:space="preserve">Pros:</w:t>
+      </w:r>
+      <w:r>
+        <w:rPr>
+          <w:rFonts w:ascii="Liberation Sans" w:hAnsi="Liberation Sans" w:eastAsia="Liberation Sans" w:cs="Liberation Sans"/>
+          <w:color w:val="242424"/>
+          <w:spacing w:val="-5"/>
+          <w:sz w:val="21"/>
+          <w:szCs w:val="21"/>
+          <w:highlight w:val="none"/>
+        </w:rPr>
       </w:r>
       <w:r>
         <w:rPr>
@@ -743,24 +772,6 @@
           <w:color w:val="242424"/>
           <w:spacing w:val="-5"/>
           <w:sz w:val="21"/>
-          <w:highlight w:val="none"/>
-        </w:rPr>
-      </w:r>
-      <w:r>
-        <w:rPr>
-          <w:rFonts w:ascii="Liberation Sans" w:hAnsi="Liberation Sans" w:eastAsia="Liberation Sans" w:cs="Liberation Sans"/>
-          <w:color w:val="242424"/>
-          <w:spacing w:val="-5"/>
-          <w:sz w:val="21"/>
-          <w:highlight w:val="none"/>
-        </w:rPr>
-      </w:r>
-      <w:r>
-        <w:rPr>
-          <w:rFonts w:ascii="Liberation Sans" w:hAnsi="Liberation Sans" w:eastAsia="Liberation Sans" w:cs="Liberation Sans"/>
-          <w:color w:val="242424"/>
-          <w:spacing w:val="-5"/>
-          <w:sz w:val="21"/>
           <w:szCs w:val="21"/>
           <w:highlight w:val="none"/>
         </w:rPr>
@@ -799,6 +810,16 @@
           <w:color w:val="242424"/>
           <w:spacing w:val="-5"/>
           <w:sz w:val="21"/>
+          <w:highlight w:val="none"/>
+        </w:rPr>
+      </w:r>
+      <w:r>
+        <w:rPr>
+          <w:rFonts w:ascii="Liberation Sans" w:hAnsi="Liberation Sans" w:eastAsia="Liberation Sans" w:cs="Liberation Sans"/>
+          <w:color w:val="242424"/>
+          <w:spacing w:val="-5"/>
+          <w:sz w:val="21"/>
+          <w:szCs w:val="21"/>
           <w:highlight w:val="none"/>
         </w:rPr>
       </w:r>
@@ -893,6 +914,16 @@
           <w:highlight w:val="none"/>
         </w:rPr>
       </w:r>
+      <w:r>
+        <w:rPr>
+          <w:rFonts w:ascii="Liberation Sans" w:hAnsi="Liberation Sans" w:eastAsia="Liberation Sans" w:cs="Liberation Sans"/>
+          <w:color w:val="242424"/>
+          <w:spacing w:val="-5"/>
+          <w:sz w:val="21"/>
+          <w:szCs w:val="21"/>
+          <w:highlight w:val="none"/>
+        </w:rPr>
+      </w:r>
     </w:p>
     <w:p>
       <w:pPr>
@@ -939,50 +970,10 @@
           <w:highlight w:val="none"/>
         </w:rPr>
       </w:r>
-      <w:r>
-        <w:rPr>
-          <w:rFonts w:ascii="Liberation Sans" w:hAnsi="Liberation Sans" w:eastAsia="Liberation Sans" w:cs="Liberation Sans"/>
-          <w:color w:val="242424"/>
-          <w:spacing w:val="-5"/>
-          <w:sz w:val="21"/>
-          <w:szCs w:val="21"/>
-          <w:highlight w:val="none"/>
-        </w:rPr>
-      </w:r>
-      <w:r>
-        <w:rPr>
-          <w:rFonts w:ascii="Liberation Sans" w:hAnsi="Liberation Sans" w:eastAsia="Liberation Sans" w:cs="Liberation Sans"/>
-          <w:color w:val="242424"/>
-          <w:spacing w:val="-5"/>
-          <w:sz w:val="21"/>
-          <w:szCs w:val="21"/>
-          <w:highlight w:val="none"/>
-        </w:rPr>
-      </w:r>
-      <w:r>
-        <w:rPr>
-          <w:rFonts w:ascii="Liberation Sans" w:hAnsi="Liberation Sans" w:eastAsia="Liberation Sans" w:cs="Liberation Sans"/>
-          <w:color w:val="242424"/>
-          <w:spacing w:val="-5"/>
-          <w:sz w:val="21"/>
-          <w:szCs w:val="21"/>
-          <w:highlight w:val="none"/>
-        </w:rPr>
-      </w:r>
-      <w:r>
-        <w:rPr>
-          <w:rFonts w:ascii="Liberation Sans" w:hAnsi="Liberation Sans" w:eastAsia="Liberation Sans" w:cs="Liberation Sans"/>
-          <w:color w:val="242424"/>
-          <w:spacing w:val="-5"/>
-          <w:sz w:val="21"/>
-          <w:szCs w:val="21"/>
-          <w:highlight w:val="none"/>
-        </w:rPr>
-      </w:r>
     </w:p>
     <w:p>
       <w:pPr>
-        <w:pStyle w:val="668"/>
+        <w:pStyle w:val="906"/>
         <w:numPr>
           <w:ilvl w:val="0"/>
           <w:numId w:val="4"/>
@@ -1025,6 +1016,18 @@
           <w:highlight w:val="none"/>
         </w:rPr>
       </w:r>
+      <w:r>
+        <w:rPr>
+          <w:rFonts w:ascii="Liberation Sans" w:hAnsi="Liberation Sans" w:eastAsia="Liberation Sans" w:cs="Liberation Sans"/>
+          <w:b/>
+          <w:bCs/>
+          <w:color w:val="242424"/>
+          <w:spacing w:val="-5"/>
+          <w:sz w:val="21"/>
+          <w:szCs w:val="21"/>
+          <w:highlight w:val="none"/>
+        </w:rPr>
+      </w:r>
     </w:p>
     <w:p>
       <w:pPr>
@@ -1049,6 +1052,16 @@
           <w:highlight w:val="none"/>
         </w:rPr>
         <w:t xml:space="preserve">Pros:</w:t>
+      </w:r>
+      <w:r>
+        <w:rPr>
+          <w:rFonts w:ascii="Liberation Sans" w:hAnsi="Liberation Sans" w:eastAsia="Liberation Sans" w:cs="Liberation Sans"/>
+          <w:color w:val="242424"/>
+          <w:spacing w:val="-5"/>
+          <w:sz w:val="21"/>
+          <w:szCs w:val="21"/>
+          <w:highlight w:val="none"/>
+        </w:rPr>
       </w:r>
       <w:r>
         <w:rPr>
@@ -1096,6 +1109,16 @@
           <w:highlight w:val="none"/>
         </w:rPr>
       </w:r>
+      <w:r>
+        <w:rPr>
+          <w:rFonts w:ascii="Liberation Sans" w:hAnsi="Liberation Sans" w:eastAsia="Liberation Sans" w:cs="Liberation Sans"/>
+          <w:color w:val="242424"/>
+          <w:spacing w:val="-5"/>
+          <w:sz w:val="21"/>
+          <w:szCs w:val="21"/>
+          <w:highlight w:val="none"/>
+        </w:rPr>
+      </w:r>
     </w:p>
     <w:p>
       <w:pPr>
@@ -1121,6 +1144,16 @@
         </w:rPr>
         <w:tab/>
         <w:t xml:space="preserve">Respects async</w:t>
+      </w:r>
+      <w:r>
+        <w:rPr>
+          <w:rFonts w:ascii="Liberation Sans" w:hAnsi="Liberation Sans" w:eastAsia="Liberation Sans" w:cs="Liberation Sans"/>
+          <w:color w:val="242424"/>
+          <w:spacing w:val="-5"/>
+          <w:sz w:val="21"/>
+          <w:szCs w:val="21"/>
+          <w:highlight w:val="none"/>
+        </w:rPr>
       </w:r>
       <w:r>
         <w:rPr>
@@ -1178,6 +1211,16 @@
           <w:highlight w:val="none"/>
         </w:rPr>
       </w:r>
+      <w:r>
+        <w:rPr>
+          <w:rFonts w:ascii="Liberation Sans" w:hAnsi="Liberation Sans" w:eastAsia="Liberation Sans" w:cs="Liberation Sans"/>
+          <w:color w:val="242424"/>
+          <w:spacing w:val="-5"/>
+          <w:sz w:val="21"/>
+          <w:szCs w:val="21"/>
+          <w:highlight w:val="none"/>
+        </w:rPr>
+      </w:r>
     </w:p>
     <w:p>
       <w:pPr>
@@ -1222,6 +1265,16 @@
           <w:highlight w:val="none"/>
         </w:rPr>
       </w:r>
+      <w:r>
+        <w:rPr>
+          <w:rFonts w:ascii="Liberation Sans" w:hAnsi="Liberation Sans" w:eastAsia="Liberation Sans" w:cs="Liberation Sans"/>
+          <w:color w:val="242424"/>
+          <w:spacing w:val="-5"/>
+          <w:sz w:val="21"/>
+          <w:szCs w:val="21"/>
+          <w:highlight w:val="none"/>
+        </w:rPr>
+      </w:r>
     </w:p>
     <w:p>
       <w:pPr>
@@ -1263,6 +1316,7 @@
           <w:color w:val="242424"/>
           <w:spacing w:val="-5"/>
           <w:sz w:val="21"/>
+          <w:szCs w:val="21"/>
           <w:highlight w:val="none"/>
         </w:rPr>
       </w:r>
@@ -1307,6 +1361,7 @@
           <w:color w:val="242424"/>
           <w:spacing w:val="-5"/>
           <w:sz w:val="21"/>
+          <w:szCs w:val="21"/>
           <w:highlight w:val="none"/>
         </w:rPr>
       </w:r>
@@ -1430,6 +1485,19 @@
           <w:u w:val="single"/>
         </w:rPr>
       </w:r>
+      <w:r>
+        <w:rPr>
+          <w:rFonts w:ascii="Liberation Sans" w:hAnsi="Liberation Sans" w:eastAsia="Liberation Sans" w:cs="Liberation Sans"/>
+          <w:b/>
+          <w:bCs/>
+          <w:color w:val="242424"/>
+          <w:spacing w:val="-5"/>
+          <w:sz w:val="21"/>
+          <w:szCs w:val="21"/>
+          <w:highlight w:val="none"/>
+          <w:u w:val="single"/>
+        </w:rPr>
+      </w:r>
     </w:p>
     <w:p>
       <w:pPr>
@@ -1457,7 +1525,19 @@
           <w:sz w:val="21"/>
           <w:highlight w:val="none"/>
         </w:rPr>
-        <w:t xml:space="preserve">Is a JavaScript feature that pushes all declarations to the top of the scope      before execution, it is to be noted that the only the declaration is hoisted, and not the initialization, it leads to the variable showing up as undefined without causing an error which leads to errors in </w:t>
+        <w:t xml:space="preserve">Is a JavaScript feature that pu</w:t>
+      </w:r>
+      <w:r>
+        <w:rPr>
+          <w:rFonts w:ascii="Liberation Sans" w:hAnsi="Liberation Sans" w:eastAsia="Liberation Sans" w:cs="Liberation Sans"/>
+          <w:b w:val="0"/>
+          <w:bCs w:val="0"/>
+          <w:color w:val="242424"/>
+          <w:spacing w:val="-5"/>
+          <w:sz w:val="21"/>
+          <w:highlight w:val="none"/>
+        </w:rPr>
+        <w:t xml:space="preserve">shes all declarations to the top of the scope      before execution, it is to be noted that the only the declaration is hoisted, and not the initialization, it leads to the variable showing up as undefined without causing an error which leads to errors in </w:t>
       </w:r>
       <w:r>
         <w:rPr>
@@ -1496,6 +1576,18 @@
           <w:highlight w:val="none"/>
         </w:rPr>
       </w:r>
+      <w:r>
+        <w:rPr>
+          <w:rFonts w:ascii="Liberation Sans" w:hAnsi="Liberation Sans" w:eastAsia="Liberation Sans" w:cs="Liberation Sans"/>
+          <w:b w:val="0"/>
+          <w:bCs w:val="0"/>
+          <w:color w:val="242424"/>
+          <w:spacing w:val="-5"/>
+          <w:sz w:val="21"/>
+          <w:szCs w:val="21"/>
+          <w:highlight w:val="none"/>
+        </w:rPr>
+      </w:r>
     </w:p>
     <w:p>
       <w:pPr>
@@ -1525,6 +1617,12 @@
         <w:rPr>
           <w:i/>
           <w:iCs/>
+        </w:rPr>
+      </w:r>
+      <w:r>
+        <w:rPr>
+          <w:bCs/>
+          <w:i/>
         </w:rPr>
       </w:r>
     </w:p>
@@ -1626,6 +1724,19 @@
           <w:u w:val="none"/>
         </w:rPr>
       </w:r>
+      <w:r>
+        <w:rPr>
+          <w:rFonts w:ascii="Liberation Sans" w:hAnsi="Liberation Sans" w:eastAsia="Liberation Sans" w:cs="Liberation Sans"/>
+          <w:b/>
+          <w:bCs/>
+          <w:color w:val="ff0000"/>
+          <w:spacing w:val="-5"/>
+          <w:sz w:val="21"/>
+          <w:szCs w:val="21"/>
+          <w:highlight w:val="none"/>
+          <w:u w:val="none"/>
+        </w:rPr>
+      </w:r>
     </w:p>
     <w:p>
       <w:pPr>
@@ -1679,8 +1790,15 @@
       </w:r>
       <w:r>
         <w:rPr>
+          <w:rFonts w:ascii="Liberation Sans" w:hAnsi="Liberation Sans" w:eastAsia="Liberation Sans" w:cs="Liberation Sans"/>
+          <w:b/>
+          <w:bCs/>
           <w:i/>
-          <w:iCs/>
+          <w:color w:val="242424"/>
+          <w:spacing w:val="-5"/>
+          <w:sz w:val="21"/>
+          <w:szCs w:val="21"/>
+          <w:highlight w:val="none"/>
         </w:rPr>
       </w:r>
     </w:p>
@@ -1724,15 +1842,9 @@
       </w:r>
       <w:r>
         <w:rPr>
-          <w:rFonts w:ascii="Liberation Sans" w:hAnsi="Liberation Sans" w:eastAsia="Liberation Sans" w:cs="Liberation Sans"/>
           <w:b w:val="0"/>
-          <w:bCs w:val="0"/>
+          <w:bCs/>
           <w:i/>
-          <w:iCs/>
-          <w:color w:val="242424"/>
-          <w:spacing w:val="-5"/>
-          <w:sz w:val="21"/>
-          <w:highlight w:val="none"/>
         </w:rPr>
       </w:r>
     </w:p>
@@ -1773,49 +1885,6 @@
           <w:b/>
           <w:bCs/>
           <w:i/>
-          <w:iCs/>
-          <w:color w:val="242424"/>
-          <w:spacing w:val="-5"/>
-          <w:sz w:val="21"/>
-          <w:szCs w:val="21"/>
-          <w:highlight w:val="none"/>
-        </w:rPr>
-      </w:r>
-      <w:r>
-        <w:rPr>
-          <w:i/>
-          <w:iCs/>
-        </w:rPr>
-      </w:r>
-      <w:r>
-        <w:rPr>
-          <w:rFonts w:ascii="Liberation Sans" w:hAnsi="Liberation Sans" w:eastAsia="Liberation Sans" w:cs="Liberation Sans"/>
-          <w:b/>
-          <w:bCs/>
-          <w:color w:val="242424"/>
-          <w:spacing w:val="-5"/>
-          <w:sz w:val="21"/>
-          <w:szCs w:val="21"/>
-          <w:highlight w:val="none"/>
-        </w:rPr>
-      </w:r>
-      <w:r>
-        <w:rPr>
-          <w:rFonts w:ascii="Liberation Sans" w:hAnsi="Liberation Sans" w:eastAsia="Liberation Sans" w:cs="Liberation Sans"/>
-          <w:b/>
-          <w:bCs/>
-          <w:color w:val="242424"/>
-          <w:spacing w:val="-5"/>
-          <w:sz w:val="21"/>
-          <w:szCs w:val="21"/>
-          <w:highlight w:val="none"/>
-        </w:rPr>
-      </w:r>
-      <w:r>
-        <w:rPr>
-          <w:rFonts w:ascii="Liberation Sans" w:hAnsi="Liberation Sans" w:eastAsia="Liberation Sans" w:cs="Liberation Sans"/>
-          <w:b/>
-          <w:bCs/>
           <w:color w:val="242424"/>
           <w:spacing w:val="-5"/>
           <w:sz w:val="21"/>
@@ -2032,46 +2101,6 @@
           <w:color w:val="242424"/>
           <w:spacing w:val="-5"/>
           <w:sz w:val="21"/>
-          <w:highlight w:val="none"/>
-        </w:rPr>
-      </w:r>
-      <w:r>
-        <w:rPr>
-          <w:rFonts w:ascii="Liberation Sans" w:hAnsi="Liberation Sans" w:eastAsia="Liberation Sans" w:cs="Liberation Sans"/>
-          <w:b/>
-          <w:bCs/>
-          <w:color w:val="242424"/>
-          <w:spacing w:val="-5"/>
-          <w:sz w:val="21"/>
-          <w:highlight w:val="none"/>
-        </w:rPr>
-      </w:r>
-      <w:r>
-        <w:rPr>
-          <w:rFonts w:ascii="Liberation Sans" w:hAnsi="Liberation Sans" w:eastAsia="Liberation Sans" w:cs="Liberation Sans"/>
-          <w:color w:val="242424"/>
-          <w:spacing w:val="-5"/>
-          <w:sz w:val="21"/>
-          <w:szCs w:val="21"/>
-          <w:highlight w:val="none"/>
-        </w:rPr>
-      </w:r>
-      <w:r>
-        <w:rPr>
-          <w:rFonts w:ascii="Liberation Sans" w:hAnsi="Liberation Sans" w:eastAsia="Liberation Sans" w:cs="Liberation Sans"/>
-          <w:color w:val="242424"/>
-          <w:spacing w:val="-5"/>
-          <w:sz w:val="21"/>
-          <w:szCs w:val="21"/>
-          <w:highlight w:val="none"/>
-        </w:rPr>
-      </w:r>
-      <w:r>
-        <w:rPr>
-          <w:rFonts w:ascii="Liberation Sans" w:hAnsi="Liberation Sans" w:eastAsia="Liberation Sans" w:cs="Liberation Sans"/>
-          <w:color w:val="242424"/>
-          <w:spacing w:val="-5"/>
-          <w:sz w:val="21"/>
           <w:szCs w:val="21"/>
           <w:highlight w:val="none"/>
         </w:rPr>
@@ -2128,45 +2157,6 @@
           <w:color w:val="242424"/>
           <w:spacing w:val="-5"/>
           <w:sz w:val="21"/>
-          <w:highlight w:val="none"/>
-        </w:rPr>
-      </w:r>
-      <w:r>
-        <w:rPr>
-          <w:rFonts w:ascii="Liberation Sans" w:hAnsi="Liberation Sans" w:eastAsia="Liberation Sans" w:cs="Liberation Sans"/>
-          <w:color w:val="242424"/>
-          <w:spacing w:val="-5"/>
-          <w:sz w:val="21"/>
-          <w:szCs w:val="21"/>
-          <w:highlight w:val="none"/>
-        </w:rPr>
-      </w:r>
-      <w:r>
-        <w:rPr>
-          <w:rFonts w:ascii="Liberation Sans" w:hAnsi="Liberation Sans" w:eastAsia="Liberation Sans" w:cs="Liberation Sans"/>
-          <w:color w:val="242424"/>
-          <w:spacing w:val="-5"/>
-          <w:sz w:val="21"/>
-          <w:szCs w:val="21"/>
-          <w:highlight w:val="none"/>
-        </w:rPr>
-      </w:r>
-      <w:r>
-        <w:rPr>
-          <w:rFonts w:ascii="Liberation Sans" w:hAnsi="Liberation Sans" w:eastAsia="Liberation Sans" w:cs="Liberation Sans"/>
-          <w:color w:val="242424"/>
-          <w:spacing w:val="-5"/>
-          <w:sz w:val="21"/>
-          <w:szCs w:val="21"/>
-          <w:highlight w:val="none"/>
-        </w:rPr>
-      </w:r>
-      <w:r>
-        <w:rPr>
-          <w:rFonts w:ascii="Liberation Sans" w:hAnsi="Liberation Sans" w:eastAsia="Liberation Sans" w:cs="Liberation Sans"/>
-          <w:color w:val="242424"/>
-          <w:spacing w:val="-5"/>
-          <w:sz w:val="21"/>
           <w:szCs w:val="21"/>
           <w:highlight w:val="none"/>
         </w:rPr>
@@ -2184,7 +2174,7 @@
     </w:p>
     <w:p>
       <w:pPr>
-        <w:pStyle w:val="668"/>
+        <w:pStyle w:val="906"/>
         <w:numPr>
           <w:ilvl w:val="0"/>
           <w:numId w:val="6"/>
@@ -2251,6 +2241,18 @@
           <w:highlight w:val="none"/>
         </w:rPr>
       </w:r>
+      <w:r>
+        <w:rPr>
+          <w:rFonts w:ascii="Liberation Sans" w:hAnsi="Liberation Sans" w:eastAsia="Liberation Sans" w:cs="Liberation Sans"/>
+          <w:b w:val="0"/>
+          <w:bCs w:val="0"/>
+          <w:color w:val="000000" w:themeColor="text1"/>
+          <w:spacing w:val="-5"/>
+          <w:sz w:val="21"/>
+          <w:szCs w:val="21"/>
+          <w:highlight w:val="none"/>
+        </w:rPr>
+      </w:r>
     </w:p>
     <w:p>
       <w:pPr>
@@ -2293,6 +2295,18 @@
           <w:highlight w:val="none"/>
         </w:rPr>
       </w:r>
+      <w:r>
+        <w:rPr>
+          <w:rFonts w:ascii="Liberation Sans" w:hAnsi="Liberation Sans" w:eastAsia="Liberation Sans" w:cs="Liberation Sans"/>
+          <w:b w:val="0"/>
+          <w:bCs w:val="0"/>
+          <w:color w:val="000000" w:themeColor="text1"/>
+          <w:spacing w:val="-5"/>
+          <w:sz w:val="21"/>
+          <w:szCs w:val="21"/>
+          <w:highlight w:val="none"/>
+        </w:rPr>
+      </w:r>
     </w:p>
     <w:p>
       <w:pPr>
@@ -2335,6 +2349,18 @@
           <w:highlight w:val="none"/>
         </w:rPr>
       </w:r>
+      <w:r>
+        <w:rPr>
+          <w:rFonts w:ascii="Liberation Sans" w:hAnsi="Liberation Sans" w:eastAsia="Liberation Sans" w:cs="Liberation Sans"/>
+          <w:b w:val="0"/>
+          <w:bCs w:val="0"/>
+          <w:color w:val="000000" w:themeColor="text1"/>
+          <w:spacing w:val="-5"/>
+          <w:sz w:val="21"/>
+          <w:szCs w:val="21"/>
+          <w:highlight w:val="none"/>
+        </w:rPr>
+      </w:r>
     </w:p>
     <w:p>
       <w:pPr>
@@ -2377,10 +2403,22 @@
           <w:highlight w:val="none"/>
         </w:rPr>
       </w:r>
+      <w:r>
+        <w:rPr>
+          <w:rFonts w:ascii="Liberation Sans" w:hAnsi="Liberation Sans" w:eastAsia="Liberation Sans" w:cs="Liberation Sans"/>
+          <w:b w:val="0"/>
+          <w:bCs w:val="0"/>
+          <w:color w:val="000000" w:themeColor="text1"/>
+          <w:spacing w:val="-5"/>
+          <w:sz w:val="21"/>
+          <w:szCs w:val="21"/>
+          <w:highlight w:val="none"/>
+        </w:rPr>
+      </w:r>
     </w:p>
     <w:p>
       <w:pPr>
-        <w:pStyle w:val="668"/>
+        <w:pStyle w:val="906"/>
         <w:numPr>
           <w:ilvl w:val="0"/>
           <w:numId w:val="8"/>
@@ -2429,6 +2467,18 @@
           <w:highlight w:val="none"/>
         </w:rPr>
       </w:r>
+      <w:r>
+        <w:rPr>
+          <w:rFonts w:ascii="Liberation Sans" w:hAnsi="Liberation Sans" w:eastAsia="Liberation Sans" w:cs="Liberation Sans"/>
+          <w:b w:val="0"/>
+          <w:bCs w:val="0"/>
+          <w:color w:val="000000" w:themeColor="text1"/>
+          <w:spacing w:val="-5"/>
+          <w:sz w:val="21"/>
+          <w:szCs w:val="21"/>
+          <w:highlight w:val="none"/>
+        </w:rPr>
+      </w:r>
     </w:p>
     <w:p>
       <w:pPr>
@@ -2471,6 +2521,18 @@
           <w:highlight w:val="none"/>
         </w:rPr>
       </w:r>
+      <w:r>
+        <w:rPr>
+          <w:rFonts w:ascii="Liberation Sans" w:hAnsi="Liberation Sans" w:eastAsia="Liberation Sans" w:cs="Liberation Sans"/>
+          <w:b w:val="0"/>
+          <w:bCs w:val="0"/>
+          <w:color w:val="000000" w:themeColor="text1"/>
+          <w:spacing w:val="-5"/>
+          <w:sz w:val="21"/>
+          <w:szCs w:val="21"/>
+          <w:highlight w:val="none"/>
+        </w:rPr>
+      </w:r>
     </w:p>
     <w:p>
       <w:pPr>
@@ -2509,6 +2571,7 @@
           <w:color w:val="000000" w:themeColor="text1"/>
           <w:spacing w:val="-5"/>
           <w:sz w:val="21"/>
+          <w:szCs w:val="21"/>
           <w:highlight w:val="none"/>
         </w:rPr>
       </w:r>
@@ -2573,6 +2636,7 @@
           <w:color w:val="000000" w:themeColor="text1"/>
           <w:spacing w:val="-5"/>
           <w:sz w:val="21"/>
+          <w:szCs w:val="21"/>
           <w:highlight w:val="none"/>
         </w:rPr>
       </w:r>
@@ -2643,6 +2707,18 @@
           <w:highlight w:val="none"/>
         </w:rPr>
       </w:r>
+      <w:r>
+        <w:rPr>
+          <w:rFonts w:ascii="Liberation Sans" w:hAnsi="Liberation Sans" w:eastAsia="Liberation Sans" w:cs="Liberation Sans"/>
+          <w:b w:val="0"/>
+          <w:bCs w:val="0"/>
+          <w:color w:val="000000" w:themeColor="text1"/>
+          <w:spacing w:val="-5"/>
+          <w:sz w:val="21"/>
+          <w:szCs w:val="21"/>
+          <w:highlight w:val="none"/>
+        </w:rPr>
+      </w:r>
     </w:p>
     <w:p>
       <w:pPr>
@@ -2684,18 +2760,6 @@
           <w:color w:val="000000" w:themeColor="text1"/>
           <w:spacing w:val="-5"/>
           <w:sz w:val="21"/>
-          <w:szCs w:val="21"/>
-          <w:highlight w:val="none"/>
-        </w:rPr>
-      </w:r>
-      <w:r>
-        <w:rPr>
-          <w:rFonts w:ascii="Liberation Sans" w:hAnsi="Liberation Sans" w:eastAsia="Liberation Sans" w:cs="Liberation Sans"/>
-          <w:b w:val="0"/>
-          <w:bCs w:val="0"/>
-          <w:color w:val="000000" w:themeColor="text1"/>
-          <w:spacing w:val="-5"/>
-          <w:sz w:val="21"/>
           <w:highlight w:val="none"/>
         </w:rPr>
         <w:t xml:space="preserve">try {</w:t>
@@ -2711,6 +2775,7 @@
           <w:highlight w:val="none"/>
         </w:rPr>
       </w:r>
+      <w:r/>
     </w:p>
     <w:p>
       <w:pPr>
@@ -2746,6 +2811,7 @@
           <w:highlight w:val="none"/>
         </w:rPr>
       </w:r>
+      <w:r/>
     </w:p>
     <w:p>
       <w:pPr>
@@ -2778,6 +2844,7 @@
           <w:highlight w:val="none"/>
         </w:rPr>
       </w:r>
+      <w:r/>
     </w:p>
     <w:p>
       <w:pPr>
@@ -2810,6 +2877,7 @@
           <w:highlight w:val="none"/>
         </w:rPr>
       </w:r>
+      <w:r/>
     </w:p>
     <w:p>
       <w:pPr>
@@ -2848,28 +2916,7 @@
           <w:color w:val="000000" w:themeColor="text1"/>
           <w:spacing w:val="-5"/>
           <w:sz w:val="21"/>
-          <w:highlight w:val="none"/>
-        </w:rPr>
-      </w:r>
-      <w:r>
-        <w:rPr>
-          <w:rFonts w:ascii="Liberation Sans" w:hAnsi="Liberation Sans" w:eastAsia="Liberation Sans" w:cs="Liberation Sans"/>
-          <w:b w:val="0"/>
-          <w:bCs w:val="0"/>
-          <w:color w:val="000000" w:themeColor="text1"/>
-          <w:spacing w:val="-5"/>
-          <w:sz w:val="21"/>
-          <w:highlight w:val="none"/>
-        </w:rPr>
-      </w:r>
-      <w:r>
-        <w:rPr>
-          <w:rFonts w:ascii="Liberation Sans" w:hAnsi="Liberation Sans" w:eastAsia="Liberation Sans" w:cs="Liberation Sans"/>
-          <w:b w:val="0"/>
-          <w:bCs w:val="0"/>
-          <w:color w:val="000000" w:themeColor="text1"/>
-          <w:spacing w:val="-5"/>
-          <w:sz w:val="21"/>
+          <w:szCs w:val="21"/>
           <w:highlight w:val="none"/>
         </w:rPr>
       </w:r>
@@ -2914,6 +2961,18 @@
           <w:highlight w:val="none"/>
         </w:rPr>
         <w:t xml:space="preserve">It is important in async operations because they can fail during the runtime due to reasons that aren’t bugs, such as server issues, internet issues etc. </w:t>
+      </w:r>
+      <w:r>
+        <w:rPr>
+          <w:rFonts w:ascii="Liberation Sans" w:hAnsi="Liberation Sans" w:eastAsia="Liberation Sans" w:cs="Liberation Sans"/>
+          <w:b w:val="0"/>
+          <w:bCs w:val="0"/>
+          <w:color w:val="000000" w:themeColor="text1"/>
+          <w:spacing w:val="-5"/>
+          <w:sz w:val="21"/>
+          <w:szCs w:val="21"/>
+          <w:highlight w:val="none"/>
+        </w:rPr>
       </w:r>
       <w:r>
         <w:rPr>
@@ -3041,6 +3100,7 @@
           <w:color w:val="000000" w:themeColor="text1"/>
           <w:spacing w:val="-5"/>
           <w:sz w:val="21"/>
+          <w:szCs w:val="21"/>
           <w:highlight w:val="none"/>
         </w:rPr>
       </w:r>
@@ -3052,6 +3112,432 @@
           <w:color w:val="000000" w:themeColor="text1"/>
           <w:spacing w:val="-5"/>
           <w:sz w:val="21"/>
+          <w:szCs w:val="21"/>
+          <w:highlight w:val="none"/>
+        </w:rPr>
+      </w:r>
+    </w:p>
+    <w:p>
+      <w:pPr>
+        <w:pBdr/>
+        <w:spacing/>
+        <w:ind w:firstLine="0" w:left="0"/>
+        <w:jc w:val="left"/>
+        <w:rPr>
+          <w:rFonts w:ascii="Liberation Sans" w:hAnsi="Liberation Sans" w:eastAsia="Liberation Sans" w:cs="Liberation Sans"/>
+          <w:b w:val="0"/>
+          <w:bCs w:val="0"/>
+          <w:color w:val="000000" w:themeColor="text1"/>
+          <w:spacing w:val="-5"/>
+          <w:sz w:val="21"/>
+          <w:szCs w:val="21"/>
+          <w:highlight w:val="none"/>
+        </w:rPr>
+      </w:pPr>
+      <w:r>
+        <w:rPr>
+          <w:rFonts w:ascii="Liberation Sans" w:hAnsi="Liberation Sans" w:eastAsia="Liberation Sans" w:cs="Liberation Sans"/>
+          <w:b w:val="0"/>
+          <w:bCs w:val="0"/>
+          <w:color w:val="000000" w:themeColor="text1"/>
+          <w:spacing w:val="-5"/>
+          <w:sz w:val="21"/>
+          <w:szCs w:val="21"/>
+          <w:highlight w:val="none"/>
+        </w:rPr>
+        <w:tab/>
+        <w:t xml:space="preserve">Type conversion in JavaScript is manual and explicit conversion from one data type to another </w:t>
+        <w:br/>
+        <w:tab/>
+        <w:tab/>
+        <w:t xml:space="preserve">Ex:</w:t>
+        <w:br/>
+        <w:tab/>
+        <w:tab/>
+        <w:t xml:space="preserve">let omar =</w:t>
+      </w:r>
+      <w:r>
+        <w:rPr>
+          <w:rFonts w:ascii="Liberation Sans" w:hAnsi="Liberation Sans" w:eastAsia="Liberation Sans" w:cs="Liberation Sans"/>
+          <w:b w:val="0"/>
+          <w:bCs w:val="0"/>
+          <w:color w:val="000000" w:themeColor="text1"/>
+          <w:spacing w:val="-5"/>
+          <w:sz w:val="21"/>
+          <w:szCs w:val="21"/>
+          <w:highlight w:val="none"/>
+        </w:rPr>
+        <w:t xml:space="preserve"> "12";</w:t>
+      </w:r>
+      <w:r>
+        <w:rPr>
+          <w:rFonts w:ascii="Liberation Sans" w:hAnsi="Liberation Sans" w:eastAsia="Liberation Sans" w:cs="Liberation Sans"/>
+          <w:b w:val="0"/>
+          <w:bCs w:val="0"/>
+          <w:color w:val="000000" w:themeColor="text1"/>
+          <w:spacing w:val="-5"/>
+          <w:sz w:val="21"/>
+          <w:szCs w:val="21"/>
+          <w:highlight w:val="none"/>
+        </w:rPr>
+      </w:r>
+      <w:r>
+        <w:rPr>
+          <w:rFonts w:ascii="Liberation Sans" w:hAnsi="Liberation Sans" w:eastAsia="Liberation Sans" w:cs="Liberation Sans"/>
+          <w:b w:val="0"/>
+          <w:bCs w:val="0"/>
+          <w:color w:val="000000" w:themeColor="text1"/>
+          <w:spacing w:val="-5"/>
+          <w:sz w:val="21"/>
+          <w:szCs w:val="21"/>
+          <w:highlight w:val="none"/>
+        </w:rPr>
+      </w:r>
+    </w:p>
+    <w:p>
+      <w:pPr>
+        <w:pBdr/>
+        <w:spacing/>
+        <w:ind w:firstLine="0" w:left="0"/>
+        <w:jc w:val="left"/>
+        <w:rPr>
+          <w:rFonts w:ascii="Liberation Sans" w:hAnsi="Liberation Sans" w:eastAsia="Liberation Sans" w:cs="Liberation Sans"/>
+          <w:b w:val="0"/>
+          <w:bCs w:val="0"/>
+          <w:color w:val="000000" w:themeColor="text1"/>
+          <w:spacing w:val="-5"/>
+          <w:sz w:val="21"/>
+          <w:szCs w:val="21"/>
+          <w:highlight w:val="none"/>
+        </w:rPr>
+      </w:pPr>
+      <w:r>
+        <w:rPr>
+          <w:rFonts w:ascii="Liberation Sans" w:hAnsi="Liberation Sans" w:eastAsia="Liberation Sans" w:cs="Liberation Sans"/>
+          <w:b w:val="0"/>
+          <w:bCs w:val="0"/>
+          <w:color w:val="000000" w:themeColor="text1"/>
+          <w:spacing w:val="-5"/>
+          <w:sz w:val="21"/>
+          <w:szCs w:val="21"/>
+          <w:highlight w:val="none"/>
+        </w:rPr>
+        <w:tab/>
+        <w:tab/>
+        <w:t xml:space="preserve">let num = Number(omar);</w:t>
+      </w:r>
+      <w:r>
+        <w:rPr>
+          <w:rFonts w:ascii="Liberation Sans" w:hAnsi="Liberation Sans" w:eastAsia="Liberation Sans" w:cs="Liberation Sans"/>
+          <w:b w:val="0"/>
+          <w:bCs w:val="0"/>
+          <w:color w:val="000000" w:themeColor="text1"/>
+          <w:spacing w:val="-5"/>
+          <w:sz w:val="21"/>
+          <w:szCs w:val="21"/>
+          <w:highlight w:val="none"/>
+        </w:rPr>
+      </w:r>
+    </w:p>
+    <w:p>
+      <w:pPr>
+        <w:pBdr/>
+        <w:spacing/>
+        <w:ind w:firstLine="0" w:left="0"/>
+        <w:jc w:val="left"/>
+        <w:rPr>
+          <w:rFonts w:ascii="Liberation Sans" w:hAnsi="Liberation Sans" w:eastAsia="Liberation Sans" w:cs="Liberation Sans"/>
+          <w:b w:val="0"/>
+          <w:bCs w:val="0"/>
+          <w:color w:val="000000" w:themeColor="text1"/>
+          <w:spacing w:val="-5"/>
+          <w:sz w:val="21"/>
+          <w:szCs w:val="21"/>
+          <w:highlight w:val="none"/>
+        </w:rPr>
+      </w:pPr>
+      <w:r>
+        <w:rPr>
+          <w:rFonts w:ascii="Liberation Sans" w:hAnsi="Liberation Sans" w:eastAsia="Liberation Sans" w:cs="Liberation Sans"/>
+          <w:b w:val="0"/>
+          <w:bCs w:val="0"/>
+          <w:color w:val="000000" w:themeColor="text1"/>
+          <w:spacing w:val="-5"/>
+          <w:sz w:val="21"/>
+          <w:szCs w:val="21"/>
+          <w:highlight w:val="none"/>
+        </w:rPr>
+      </w:r>
+      <w:r>
+        <w:rPr>
+          <w:rFonts w:ascii="Liberation Sans" w:hAnsi="Liberation Sans" w:eastAsia="Liberation Sans" w:cs="Liberation Sans"/>
+          <w:b w:val="0"/>
+          <w:bCs w:val="0"/>
+          <w:color w:val="000000" w:themeColor="text1"/>
+          <w:spacing w:val="-5"/>
+          <w:sz w:val="21"/>
+          <w:szCs w:val="21"/>
+          <w:highlight w:val="none"/>
+        </w:rPr>
+        <w:tab/>
+        <w:t xml:space="preserve">Type conversion in JavaScript is the implicit and automatic conversion of one data type to another</w:t>
+      </w:r>
+      <w:r>
+        <w:rPr>
+          <w:rFonts w:ascii="Liberation Sans" w:hAnsi="Liberation Sans" w:eastAsia="Liberation Sans" w:cs="Liberation Sans"/>
+          <w:b w:val="0"/>
+          <w:bCs w:val="0"/>
+          <w:color w:val="000000" w:themeColor="text1"/>
+          <w:spacing w:val="-5"/>
+          <w:sz w:val="21"/>
+          <w:szCs w:val="21"/>
+          <w:highlight w:val="none"/>
+        </w:rPr>
+      </w:r>
+    </w:p>
+    <w:p>
+      <w:pPr>
+        <w:pBdr/>
+        <w:spacing/>
+        <w:ind w:firstLine="0" w:left="0"/>
+        <w:jc w:val="left"/>
+        <w:rPr>
+          <w:rFonts w:ascii="Liberation Sans" w:hAnsi="Liberation Sans" w:eastAsia="Liberation Sans" w:cs="Liberation Sans"/>
+          <w:b w:val="0"/>
+          <w:bCs w:val="0"/>
+          <w:color w:val="000000" w:themeColor="text1"/>
+          <w:spacing w:val="-5"/>
+          <w:sz w:val="21"/>
+          <w:szCs w:val="21"/>
+          <w:highlight w:val="none"/>
+        </w:rPr>
+      </w:pPr>
+      <w:r>
+        <w:rPr>
+          <w:rFonts w:ascii="Liberation Sans" w:hAnsi="Liberation Sans" w:eastAsia="Liberation Sans" w:cs="Liberation Sans"/>
+          <w:b w:val="0"/>
+          <w:bCs w:val="0"/>
+          <w:color w:val="000000" w:themeColor="text1"/>
+          <w:spacing w:val="-5"/>
+          <w:sz w:val="21"/>
+          <w:szCs w:val="21"/>
+          <w:highlight w:val="none"/>
+        </w:rPr>
+        <w:tab/>
+        <w:tab/>
+        <w:t xml:space="preserve">Ex:</w:t>
+      </w:r>
+      <w:r>
+        <w:rPr>
+          <w:rFonts w:ascii="Liberation Sans" w:hAnsi="Liberation Sans" w:eastAsia="Liberation Sans" w:cs="Liberation Sans"/>
+          <w:b w:val="0"/>
+          <w:bCs w:val="0"/>
+          <w:color w:val="000000" w:themeColor="text1"/>
+          <w:spacing w:val="-5"/>
+          <w:sz w:val="21"/>
+          <w:szCs w:val="21"/>
+          <w:highlight w:val="none"/>
+        </w:rPr>
+      </w:r>
+    </w:p>
+    <w:p>
+      <w:pPr>
+        <w:pBdr/>
+        <w:spacing/>
+        <w:ind w:firstLine="0" w:left="0"/>
+        <w:jc w:val="left"/>
+        <w:rPr>
+          <w:rFonts w:ascii="Liberation Sans" w:hAnsi="Liberation Sans" w:eastAsia="Liberation Sans" w:cs="Liberation Sans"/>
+          <w:b w:val="0"/>
+          <w:bCs w:val="0"/>
+          <w:color w:val="000000" w:themeColor="text1"/>
+          <w:spacing w:val="-5"/>
+          <w:sz w:val="21"/>
+          <w:szCs w:val="21"/>
+          <w:highlight w:val="none"/>
+        </w:rPr>
+      </w:pPr>
+      <w:r>
+        <w:rPr>
+          <w:rFonts w:ascii="Liberation Sans" w:hAnsi="Liberation Sans" w:eastAsia="Liberation Sans" w:cs="Liberation Sans"/>
+          <w:b w:val="0"/>
+          <w:bCs w:val="0"/>
+          <w:color w:val="000000" w:themeColor="text1"/>
+          <w:spacing w:val="-5"/>
+          <w:sz w:val="21"/>
+          <w:szCs w:val="21"/>
+          <w:highlight w:val="none"/>
+        </w:rPr>
+        <w:tab/>
+        <w:tab/>
+        <w:t xml:space="preserve">let</w:t>
+      </w:r>
+      <w:r>
+        <w:rPr>
+          <w:rFonts w:ascii="Liberation Sans" w:hAnsi="Liberation Sans" w:eastAsia="Liberation Sans" w:cs="Liberation Sans"/>
+          <w:b w:val="0"/>
+          <w:bCs w:val="0"/>
+          <w:color w:val="000000" w:themeColor="text1"/>
+          <w:spacing w:val="-5"/>
+          <w:sz w:val="21"/>
+          <w:szCs w:val="21"/>
+          <w:highlight w:val="none"/>
+        </w:rPr>
+        <w:t xml:space="preserve"> omar = 12</w:t>
+      </w:r>
+      <w:r>
+        <w:rPr>
+          <w:rFonts w:ascii="Liberation Sans" w:hAnsi="Liberation Sans" w:eastAsia="Liberation Sans" w:cs="Liberation Sans"/>
+          <w:b w:val="0"/>
+          <w:bCs w:val="0"/>
+          <w:color w:val="000000" w:themeColor="text1"/>
+          <w:spacing w:val="-5"/>
+          <w:sz w:val="21"/>
+          <w:szCs w:val="21"/>
+          <w:highlight w:val="none"/>
+        </w:rPr>
+      </w:r>
+    </w:p>
+    <w:p>
+      <w:pPr>
+        <w:pBdr/>
+        <w:spacing/>
+        <w:ind w:firstLine="0" w:left="0"/>
+        <w:jc w:val="left"/>
+        <w:rPr>
+          <w:rFonts w:ascii="Liberation Sans" w:hAnsi="Liberation Sans" w:eastAsia="Liberation Sans" w:cs="Liberation Sans"/>
+          <w:b w:val="0"/>
+          <w:bCs w:val="0"/>
+          <w:color w:val="000000" w:themeColor="text1"/>
+          <w:spacing w:val="-5"/>
+          <w:sz w:val="21"/>
+          <w:szCs w:val="21"/>
+          <w:highlight w:val="none"/>
+        </w:rPr>
+      </w:pPr>
+      <w:r>
+        <w:rPr>
+          <w:rFonts w:ascii="Liberation Sans" w:hAnsi="Liberation Sans" w:eastAsia="Liberation Sans" w:cs="Liberation Sans"/>
+          <w:b w:val="0"/>
+          <w:bCs w:val="0"/>
+          <w:color w:val="000000" w:themeColor="text1"/>
+          <w:spacing w:val="-5"/>
+          <w:sz w:val="21"/>
+          <w:szCs w:val="21"/>
+          <w:highlight w:val="none"/>
+        </w:rPr>
+        <w:tab/>
+        <w:tab/>
+        <w:t xml:space="preserve">let str = “8”</w:t>
+      </w:r>
+      <w:r>
+        <w:rPr>
+          <w:rFonts w:ascii="Liberation Sans" w:hAnsi="Liberation Sans" w:eastAsia="Liberation Sans" w:cs="Liberation Sans"/>
+          <w:b w:val="0"/>
+          <w:bCs w:val="0"/>
+          <w:color w:val="000000" w:themeColor="text1"/>
+          <w:spacing w:val="-5"/>
+          <w:sz w:val="21"/>
+          <w:szCs w:val="21"/>
+          <w:highlight w:val="none"/>
+        </w:rPr>
+      </w:r>
+    </w:p>
+    <w:p>
+      <w:pPr>
+        <w:pBdr/>
+        <w:spacing/>
+        <w:ind w:firstLine="0" w:left="0"/>
+        <w:jc w:val="left"/>
+        <w:rPr>
+          <w:rFonts w:ascii="Liberation Sans" w:hAnsi="Liberation Sans" w:eastAsia="Liberation Sans" w:cs="Liberation Sans"/>
+          <w:b w:val="0"/>
+          <w:bCs w:val="0"/>
+          <w:color w:val="000000" w:themeColor="text1"/>
+          <w:spacing w:val="-5"/>
+          <w:sz w:val="21"/>
+          <w:szCs w:val="21"/>
+          <w:highlight w:val="none"/>
+        </w:rPr>
+      </w:pPr>
+      <w:r>
+        <w:rPr>
+          <w:rFonts w:ascii="Liberation Sans" w:hAnsi="Liberation Sans" w:eastAsia="Liberation Sans" w:cs="Liberation Sans"/>
+          <w:b w:val="0"/>
+          <w:bCs w:val="0"/>
+          <w:color w:val="000000" w:themeColor="text1"/>
+          <w:spacing w:val="-5"/>
+          <w:sz w:val="21"/>
+          <w:szCs w:val="21"/>
+          <w:highlight w:val="none"/>
+        </w:rPr>
+        <w:tab/>
+        <w:tab/>
+        <w:t xml:space="preserve">Console.log(omar+str); // outputs 128</w:t>
+      </w:r>
+      <w:r>
+        <w:rPr>
+          <w:rFonts w:ascii="Liberation Sans" w:hAnsi="Liberation Sans" w:eastAsia="Liberation Sans" w:cs="Liberation Sans"/>
+          <w:b w:val="0"/>
+          <w:bCs w:val="0"/>
+          <w:color w:val="000000" w:themeColor="text1"/>
+          <w:spacing w:val="-5"/>
+          <w:sz w:val="21"/>
+          <w:szCs w:val="21"/>
+          <w:highlight w:val="none"/>
+        </w:rPr>
+      </w:r>
+    </w:p>
+    <w:p>
+      <w:pPr>
+        <w:pBdr/>
+        <w:spacing/>
+        <w:ind w:firstLine="0" w:left="0"/>
+        <w:jc w:val="left"/>
+        <w:rPr>
+          <w:rFonts w:ascii="Liberation Sans" w:hAnsi="Liberation Sans" w:eastAsia="Liberation Sans" w:cs="Liberation Sans"/>
+          <w:b w:val="0"/>
+          <w:bCs w:val="0"/>
+          <w:color w:val="000000" w:themeColor="text1"/>
+          <w:spacing w:val="-5"/>
+          <w:sz w:val="21"/>
+          <w:szCs w:val="21"/>
+          <w:highlight w:val="none"/>
+        </w:rPr>
+      </w:pPr>
+      <w:r>
+        <w:rPr>
+          <w:rFonts w:ascii="Liberation Sans" w:hAnsi="Liberation Sans" w:eastAsia="Liberation Sans" w:cs="Liberation Sans"/>
+          <w:b w:val="0"/>
+          <w:bCs w:val="0"/>
+          <w:color w:val="000000" w:themeColor="text1"/>
+          <w:spacing w:val="-5"/>
+          <w:sz w:val="21"/>
+          <w:szCs w:val="21"/>
+          <w:highlight w:val="none"/>
+        </w:rPr>
+      </w:r>
+      <w:r>
+        <w:rPr>
+          <w:rFonts w:ascii="Liberation Sans" w:hAnsi="Liberation Sans" w:eastAsia="Liberation Sans" w:cs="Liberation Sans"/>
+          <w:b w:val="0"/>
+          <w:bCs w:val="0"/>
+          <w:color w:val="000000" w:themeColor="text1"/>
+          <w:spacing w:val="-5"/>
+          <w:sz w:val="21"/>
+          <w:szCs w:val="21"/>
+          <w:highlight w:val="none"/>
+        </w:rPr>
+      </w:r>
+      <w:r>
+        <w:rPr>
+          <w:rFonts w:ascii="Liberation Sans" w:hAnsi="Liberation Sans" w:eastAsia="Liberation Sans" w:cs="Liberation Sans"/>
+          <w:b w:val="0"/>
+          <w:bCs w:val="0"/>
+          <w:color w:val="000000" w:themeColor="text1"/>
+          <w:spacing w:val="-5"/>
+          <w:sz w:val="21"/>
+          <w:szCs w:val="21"/>
           <w:highlight w:val="none"/>
         </w:rPr>
       </w:r>
@@ -3078,7 +3564,6 @@
         <w:ind/>
         <w:rPr/>
       </w:pPr>
-      <w:r/>
       <w:r>
         <w:separator/>
       </w:r>
@@ -3093,7 +3578,6 @@
         <w:ind/>
         <w:rPr/>
       </w:pPr>
-      <w:r/>
       <w:r>
         <w:continuationSeparator/>
       </w:r>
@@ -3113,7 +3597,6 @@
         <w:ind/>
         <w:rPr/>
       </w:pPr>
-      <w:r/>
       <w:r>
         <w:separator/>
       </w:r>
@@ -3128,7 +3611,6 @@
         <w:ind/>
         <w:rPr/>
       </w:pPr>
-      <w:r/>
       <w:r>
         <w:continuationSeparator/>
       </w:r>
@@ -4502,9 +4984,9 @@
     <w:lsdException w:name="Bibliography" w:uiPriority="37"/>
     <w:lsdException w:name="TOC Heading" w:uiPriority="39" w:qFormat="1"/>
   </w:latentStyles>
-  <w:style w:type="table" w:styleId="12">
+  <w:style w:type="table" w:styleId="717">
     <w:name w:val="Table Grid"/>
-    <w:basedOn w:val="665"/>
+    <w:basedOn w:val="903"/>
     <w:uiPriority w:val="59"/>
     <w:pPr>
       <w:pBdr/>
@@ -4701,9 +5183,9 @@
       </w:tcPr>
     </w:tblStylePr>
   </w:style>
-  <w:style w:type="table" w:styleId="13">
+  <w:style w:type="table" w:styleId="718">
     <w:name w:val="Table Grid Light"/>
-    <w:basedOn w:val="665"/>
+    <w:basedOn w:val="903"/>
     <w:uiPriority w:val="59"/>
     <w:pPr>
       <w:pBdr/>
@@ -4900,9 +5382,9 @@
       </w:tcPr>
     </w:tblStylePr>
   </w:style>
-  <w:style w:type="table" w:styleId="14">
+  <w:style w:type="table" w:styleId="719">
     <w:name w:val="Plain Table 1"/>
-    <w:basedOn w:val="665"/>
+    <w:basedOn w:val="903"/>
     <w:uiPriority w:val="59"/>
     <w:pPr>
       <w:pBdr/>
@@ -5125,9 +5607,9 @@
       </w:tcPr>
     </w:tblStylePr>
   </w:style>
-  <w:style w:type="table" w:styleId="15">
+  <w:style w:type="table" w:styleId="720">
     <w:name w:val="Plain Table 2"/>
-    <w:basedOn w:val="665"/>
+    <w:basedOn w:val="903"/>
     <w:uiPriority w:val="59"/>
     <w:pPr>
       <w:pBdr/>
@@ -5358,9 +5840,9 @@
       </w:tcPr>
     </w:tblStylePr>
   </w:style>
-  <w:style w:type="table" w:styleId="16">
+  <w:style w:type="table" w:styleId="721">
     <w:name w:val="Plain Table 3"/>
-    <w:basedOn w:val="665"/>
+    <w:basedOn w:val="903"/>
     <w:uiPriority w:val="99"/>
     <w:pPr>
       <w:pBdr/>
@@ -5588,9 +6070,9 @@
       </w:tcPr>
     </w:tblStylePr>
   </w:style>
-  <w:style w:type="table" w:styleId="17">
+  <w:style w:type="table" w:styleId="722">
     <w:name w:val="Plain Table 4"/>
-    <w:basedOn w:val="665"/>
+    <w:basedOn w:val="903"/>
     <w:uiPriority w:val="99"/>
     <w:pPr>
       <w:pBdr/>
@@ -5804,9 +6286,9 @@
       </w:tcPr>
     </w:tblStylePr>
   </w:style>
-  <w:style w:type="table" w:styleId="18">
+  <w:style w:type="table" w:styleId="723">
     <w:name w:val="Plain Table 5"/>
-    <w:basedOn w:val="665"/>
+    <w:basedOn w:val="903"/>
     <w:uiPriority w:val="99"/>
     <w:pPr>
       <w:pBdr/>
@@ -6037,9 +6519,9 @@
       </w:tcPr>
     </w:tblStylePr>
   </w:style>
-  <w:style w:type="table" w:styleId="19">
+  <w:style w:type="table" w:styleId="724">
     <w:name w:val="Grid Table 1 Light"/>
-    <w:basedOn w:val="665"/>
+    <w:basedOn w:val="903"/>
     <w:uiPriority w:val="99"/>
     <w:pPr>
       <w:pBdr/>
@@ -6260,9 +6742,9 @@
       </w:tcPr>
     </w:tblStylePr>
   </w:style>
-  <w:style w:type="table" w:styleId="20">
+  <w:style w:type="table" w:styleId="725">
     <w:name w:val="Grid Table 1 Light - Accent 1"/>
-    <w:basedOn w:val="665"/>
+    <w:basedOn w:val="903"/>
     <w:uiPriority w:val="99"/>
     <w:pPr>
       <w:pBdr/>
@@ -6483,9 +6965,9 @@
       </w:tcPr>
     </w:tblStylePr>
   </w:style>
-  <w:style w:type="table" w:styleId="21">
+  <w:style w:type="table" w:styleId="726">
     <w:name w:val="Grid Table 1 Light - Accent 2"/>
-    <w:basedOn w:val="665"/>
+    <w:basedOn w:val="903"/>
     <w:uiPriority w:val="99"/>
     <w:pPr>
       <w:pBdr/>
@@ -6706,9 +7188,9 @@
       </w:tcPr>
     </w:tblStylePr>
   </w:style>
-  <w:style w:type="table" w:styleId="22">
+  <w:style w:type="table" w:styleId="727">
     <w:name w:val="Grid Table 1 Light - Accent 3"/>
-    <w:basedOn w:val="665"/>
+    <w:basedOn w:val="903"/>
     <w:uiPriority w:val="99"/>
     <w:pPr>
       <w:pBdr/>
@@ -6929,9 +7411,9 @@
       </w:tcPr>
     </w:tblStylePr>
   </w:style>
-  <w:style w:type="table" w:styleId="23">
+  <w:style w:type="table" w:styleId="728">
     <w:name w:val="Grid Table 1 Light - Accent 4"/>
-    <w:basedOn w:val="665"/>
+    <w:basedOn w:val="903"/>
     <w:uiPriority w:val="99"/>
     <w:pPr>
       <w:pBdr/>
@@ -7152,9 +7634,9 @@
       </w:tcPr>
     </w:tblStylePr>
   </w:style>
-  <w:style w:type="table" w:styleId="24">
+  <w:style w:type="table" w:styleId="729">
     <w:name w:val="Grid Table 1 Light - Accent 5"/>
-    <w:basedOn w:val="665"/>
+    <w:basedOn w:val="903"/>
     <w:uiPriority w:val="99"/>
     <w:pPr>
       <w:pBdr/>
@@ -7375,9 +7857,9 @@
       </w:tcPr>
     </w:tblStylePr>
   </w:style>
-  <w:style w:type="table" w:styleId="25">
+  <w:style w:type="table" w:styleId="730">
     <w:name w:val="Grid Table 1 Light - Accent 6"/>
-    <w:basedOn w:val="665"/>
+    <w:basedOn w:val="903"/>
     <w:uiPriority w:val="99"/>
     <w:pPr>
       <w:pBdr/>
@@ -7598,9 +8080,9 @@
       </w:tcPr>
     </w:tblStylePr>
   </w:style>
-  <w:style w:type="table" w:styleId="26">
+  <w:style w:type="table" w:styleId="731">
     <w:name w:val="Grid Table 2"/>
-    <w:basedOn w:val="665"/>
+    <w:basedOn w:val="903"/>
     <w:uiPriority w:val="99"/>
     <w:pPr>
       <w:pBdr/>
@@ -7830,9 +8312,9 @@
       </w:tcPr>
     </w:tblStylePr>
   </w:style>
-  <w:style w:type="table" w:styleId="27">
+  <w:style w:type="table" w:styleId="732">
     <w:name w:val="Grid Table 2 - Accent 1"/>
-    <w:basedOn w:val="665"/>
+    <w:basedOn w:val="903"/>
     <w:uiPriority w:val="99"/>
     <w:pPr>
       <w:pBdr/>
@@ -8062,9 +8544,9 @@
       </w:tcPr>
     </w:tblStylePr>
   </w:style>
-  <w:style w:type="table" w:styleId="28">
+  <w:style w:type="table" w:styleId="733">
     <w:name w:val="Grid Table 2 - Accent 2"/>
-    <w:basedOn w:val="665"/>
+    <w:basedOn w:val="903"/>
     <w:uiPriority w:val="99"/>
     <w:pPr>
       <w:pBdr/>
@@ -8294,9 +8776,9 @@
       </w:tcPr>
     </w:tblStylePr>
   </w:style>
-  <w:style w:type="table" w:styleId="29">
+  <w:style w:type="table" w:styleId="734">
     <w:name w:val="Grid Table 2 - Accent 3"/>
-    <w:basedOn w:val="665"/>
+    <w:basedOn w:val="903"/>
     <w:uiPriority w:val="99"/>
     <w:pPr>
       <w:pBdr/>
@@ -8526,9 +9008,9 @@
       </w:tcPr>
     </w:tblStylePr>
   </w:style>
-  <w:style w:type="table" w:styleId="30">
+  <w:style w:type="table" w:styleId="735">
     <w:name w:val="Grid Table 2 - Accent 4"/>
-    <w:basedOn w:val="665"/>
+    <w:basedOn w:val="903"/>
     <w:uiPriority w:val="99"/>
     <w:pPr>
       <w:pBdr/>
@@ -8758,9 +9240,9 @@
       </w:tcPr>
     </w:tblStylePr>
   </w:style>
-  <w:style w:type="table" w:styleId="31">
+  <w:style w:type="table" w:styleId="736">
     <w:name w:val="Grid Table 2 - Accent 5"/>
-    <w:basedOn w:val="665"/>
+    <w:basedOn w:val="903"/>
     <w:uiPriority w:val="99"/>
     <w:pPr>
       <w:pBdr/>
@@ -8990,9 +9472,9 @@
       </w:tcPr>
     </w:tblStylePr>
   </w:style>
-  <w:style w:type="table" w:styleId="32">
+  <w:style w:type="table" w:styleId="737">
     <w:name w:val="Grid Table 2 - Accent 6"/>
-    <w:basedOn w:val="665"/>
+    <w:basedOn w:val="903"/>
     <w:uiPriority w:val="99"/>
     <w:pPr>
       <w:pBdr/>
@@ -9222,9 +9704,9 @@
       </w:tcPr>
     </w:tblStylePr>
   </w:style>
-  <w:style w:type="table" w:styleId="33">
+  <w:style w:type="table" w:styleId="738">
     <w:name w:val="Grid Table 3"/>
-    <w:basedOn w:val="665"/>
+    <w:basedOn w:val="903"/>
     <w:uiPriority w:val="99"/>
     <w:pPr>
       <w:pBdr/>
@@ -9323,29 +9805,6 @@
         <w:tblBorders/>
       </w:tblPr>
       <w:tcPr>
-        <w:shd w:color="ffffff"/>
-        <w:tcBorders>
-          <w:top w:val="none" w:color="000000" w:sz="4" w:space="0"/>
-          <w:left w:val="none" w:color="000000" w:sz="4" w:space="0"/>
-          <w:bottom w:val="none" w:color="000000" w:sz="4" w:space="0"/>
-          <w:right w:val="none" w:color="000000" w:sz="4" w:space="0"/>
-        </w:tcBorders>
-      </w:tcPr>
-    </w:tblStylePr>
-    <w:tblStylePr w:type="firstRow">
-      <w:rPr>
-        <w:b/>
-        <w:color w:val="404040"/>
-      </w:rPr>
-      <w:pPr>
-        <w:pBdr/>
-        <w:spacing/>
-        <w:ind/>
-      </w:pPr>
-      <w:tblPr>
-        <w:tblBorders/>
-      </w:tblPr>
-      <w:tcPr>
         <w:shd w:val="clear" w:color="ffffff"/>
         <w:tcBorders>
           <w:top w:val="none" w:color="000000" w:sz="4" w:space="0"/>
@@ -9355,30 +9814,7 @@
         </w:tcBorders>
       </w:tcPr>
     </w:tblStylePr>
-    <w:tblStylePr w:type="lastCol">
-      <w:rPr>
-        <w:i/>
-        <w:color w:val="404040"/>
-      </w:rPr>
-      <w:pPr>
-        <w:pBdr/>
-        <w:spacing/>
-        <w:ind/>
-      </w:pPr>
-      <w:tblPr>
-        <w:tblBorders/>
-      </w:tblPr>
-      <w:tcPr>
-        <w:shd w:color="ffffff"/>
-        <w:tcBorders>
-          <w:top w:val="none" w:color="000000" w:sz="4" w:space="0"/>
-          <w:left w:val="none" w:color="000000" w:sz="4" w:space="0"/>
-          <w:bottom w:val="none" w:color="000000" w:sz="4" w:space="0"/>
-          <w:right w:val="none" w:color="000000" w:sz="4" w:space="0"/>
-        </w:tcBorders>
-      </w:tcPr>
-    </w:tblStylePr>
-    <w:tblStylePr w:type="lastRow">
+    <w:tblStylePr w:type="firstRow">
       <w:rPr>
         <w:b/>
         <w:color w:val="404040"/>
@@ -9401,6 +9837,52 @@
         </w:tcBorders>
       </w:tcPr>
     </w:tblStylePr>
+    <w:tblStylePr w:type="lastCol">
+      <w:rPr>
+        <w:i/>
+        <w:color w:val="404040"/>
+      </w:rPr>
+      <w:pPr>
+        <w:pBdr/>
+        <w:spacing/>
+        <w:ind/>
+      </w:pPr>
+      <w:tblPr>
+        <w:tblBorders/>
+      </w:tblPr>
+      <w:tcPr>
+        <w:shd w:val="clear" w:color="ffffff"/>
+        <w:tcBorders>
+          <w:top w:val="none" w:color="000000" w:sz="4" w:space="0"/>
+          <w:left w:val="none" w:color="000000" w:sz="4" w:space="0"/>
+          <w:bottom w:val="none" w:color="000000" w:sz="4" w:space="0"/>
+          <w:right w:val="none" w:color="000000" w:sz="4" w:space="0"/>
+        </w:tcBorders>
+      </w:tcPr>
+    </w:tblStylePr>
+    <w:tblStylePr w:type="lastRow">
+      <w:rPr>
+        <w:b/>
+        <w:color w:val="404040"/>
+      </w:rPr>
+      <w:pPr>
+        <w:pBdr/>
+        <w:spacing/>
+        <w:ind/>
+      </w:pPr>
+      <w:tblPr>
+        <w:tblBorders/>
+      </w:tblPr>
+      <w:tcPr>
+        <w:shd w:val="clear" w:color="ffffff"/>
+        <w:tcBorders>
+          <w:top w:val="none" w:color="000000" w:sz="4" w:space="0"/>
+          <w:left w:val="none" w:color="000000" w:sz="4" w:space="0"/>
+          <w:bottom w:val="none" w:color="000000" w:sz="4" w:space="0"/>
+          <w:right w:val="none" w:color="000000" w:sz="4" w:space="0"/>
+        </w:tcBorders>
+      </w:tcPr>
+    </w:tblStylePr>
     <w:tblStylePr w:type="nwCell">
       <w:pPr>
         <w:pBdr/>
@@ -9467,9 +9949,9 @@
       </w:tcPr>
     </w:tblStylePr>
   </w:style>
-  <w:style w:type="table" w:styleId="34">
+  <w:style w:type="table" w:styleId="739">
     <w:name w:val="Grid Table 3 - Accent 1"/>
-    <w:basedOn w:val="665"/>
+    <w:basedOn w:val="903"/>
     <w:uiPriority w:val="99"/>
     <w:pPr>
       <w:pBdr/>
@@ -9568,29 +10050,6 @@
         <w:tblBorders/>
       </w:tblPr>
       <w:tcPr>
-        <w:shd w:color="ffffff"/>
-        <w:tcBorders>
-          <w:top w:val="none" w:color="000000" w:sz="4" w:space="0"/>
-          <w:left w:val="none" w:color="000000" w:sz="4" w:space="0"/>
-          <w:bottom w:val="none" w:color="000000" w:sz="4" w:space="0"/>
-          <w:right w:val="none" w:color="000000" w:sz="4" w:space="0"/>
-        </w:tcBorders>
-      </w:tcPr>
-    </w:tblStylePr>
-    <w:tblStylePr w:type="firstRow">
-      <w:rPr>
-        <w:b/>
-        <w:color w:val="404040"/>
-      </w:rPr>
-      <w:pPr>
-        <w:pBdr/>
-        <w:spacing/>
-        <w:ind/>
-      </w:pPr>
-      <w:tblPr>
-        <w:tblBorders/>
-      </w:tblPr>
-      <w:tcPr>
         <w:shd w:val="clear" w:color="ffffff"/>
         <w:tcBorders>
           <w:top w:val="none" w:color="000000" w:sz="4" w:space="0"/>
@@ -9600,30 +10059,7 @@
         </w:tcBorders>
       </w:tcPr>
     </w:tblStylePr>
-    <w:tblStylePr w:type="lastCol">
-      <w:rPr>
-        <w:i/>
-        <w:color w:val="404040"/>
-      </w:rPr>
-      <w:pPr>
-        <w:pBdr/>
-        <w:spacing/>
-        <w:ind/>
-      </w:pPr>
-      <w:tblPr>
-        <w:tblBorders/>
-      </w:tblPr>
-      <w:tcPr>
-        <w:shd w:color="ffffff"/>
-        <w:tcBorders>
-          <w:top w:val="none" w:color="000000" w:sz="4" w:space="0"/>
-          <w:left w:val="none" w:color="000000" w:sz="4" w:space="0"/>
-          <w:bottom w:val="none" w:color="000000" w:sz="4" w:space="0"/>
-          <w:right w:val="none" w:color="000000" w:sz="4" w:space="0"/>
-        </w:tcBorders>
-      </w:tcPr>
-    </w:tblStylePr>
-    <w:tblStylePr w:type="lastRow">
+    <w:tblStylePr w:type="firstRow">
       <w:rPr>
         <w:b/>
         <w:color w:val="404040"/>
@@ -9646,6 +10082,52 @@
         </w:tcBorders>
       </w:tcPr>
     </w:tblStylePr>
+    <w:tblStylePr w:type="lastCol">
+      <w:rPr>
+        <w:i/>
+        <w:color w:val="404040"/>
+      </w:rPr>
+      <w:pPr>
+        <w:pBdr/>
+        <w:spacing/>
+        <w:ind/>
+      </w:pPr>
+      <w:tblPr>
+        <w:tblBorders/>
+      </w:tblPr>
+      <w:tcPr>
+        <w:shd w:val="clear" w:color="ffffff"/>
+        <w:tcBorders>
+          <w:top w:val="none" w:color="000000" w:sz="4" w:space="0"/>
+          <w:left w:val="none" w:color="000000" w:sz="4" w:space="0"/>
+          <w:bottom w:val="none" w:color="000000" w:sz="4" w:space="0"/>
+          <w:right w:val="none" w:color="000000" w:sz="4" w:space="0"/>
+        </w:tcBorders>
+      </w:tcPr>
+    </w:tblStylePr>
+    <w:tblStylePr w:type="lastRow">
+      <w:rPr>
+        <w:b/>
+        <w:color w:val="404040"/>
+      </w:rPr>
+      <w:pPr>
+        <w:pBdr/>
+        <w:spacing/>
+        <w:ind/>
+      </w:pPr>
+      <w:tblPr>
+        <w:tblBorders/>
+      </w:tblPr>
+      <w:tcPr>
+        <w:shd w:val="clear" w:color="ffffff"/>
+        <w:tcBorders>
+          <w:top w:val="none" w:color="000000" w:sz="4" w:space="0"/>
+          <w:left w:val="none" w:color="000000" w:sz="4" w:space="0"/>
+          <w:bottom w:val="none" w:color="000000" w:sz="4" w:space="0"/>
+          <w:right w:val="none" w:color="000000" w:sz="4" w:space="0"/>
+        </w:tcBorders>
+      </w:tcPr>
+    </w:tblStylePr>
     <w:tblStylePr w:type="nwCell">
       <w:pPr>
         <w:pBdr/>
@@ -9712,9 +10194,9 @@
       </w:tcPr>
     </w:tblStylePr>
   </w:style>
-  <w:style w:type="table" w:styleId="35">
+  <w:style w:type="table" w:styleId="740">
     <w:name w:val="Grid Table 3 - Accent 2"/>
-    <w:basedOn w:val="665"/>
+    <w:basedOn w:val="903"/>
     <w:uiPriority w:val="99"/>
     <w:pPr>
       <w:pBdr/>
@@ -9813,29 +10295,6 @@
         <w:tblBorders/>
       </w:tblPr>
       <w:tcPr>
-        <w:shd w:color="ffffff"/>
-        <w:tcBorders>
-          <w:top w:val="none" w:color="000000" w:sz="4" w:space="0"/>
-          <w:left w:val="none" w:color="000000" w:sz="4" w:space="0"/>
-          <w:bottom w:val="none" w:color="000000" w:sz="4" w:space="0"/>
-          <w:right w:val="none" w:color="000000" w:sz="4" w:space="0"/>
-        </w:tcBorders>
-      </w:tcPr>
-    </w:tblStylePr>
-    <w:tblStylePr w:type="firstRow">
-      <w:rPr>
-        <w:b/>
-        <w:color w:val="404040"/>
-      </w:rPr>
-      <w:pPr>
-        <w:pBdr/>
-        <w:spacing/>
-        <w:ind/>
-      </w:pPr>
-      <w:tblPr>
-        <w:tblBorders/>
-      </w:tblPr>
-      <w:tcPr>
         <w:shd w:val="clear" w:color="ffffff"/>
         <w:tcBorders>
           <w:top w:val="none" w:color="000000" w:sz="4" w:space="0"/>
@@ -9845,30 +10304,7 @@
         </w:tcBorders>
       </w:tcPr>
     </w:tblStylePr>
-    <w:tblStylePr w:type="lastCol">
-      <w:rPr>
-        <w:i/>
-        <w:color w:val="404040"/>
-      </w:rPr>
-      <w:pPr>
-        <w:pBdr/>
-        <w:spacing/>
-        <w:ind/>
-      </w:pPr>
-      <w:tblPr>
-        <w:tblBorders/>
-      </w:tblPr>
-      <w:tcPr>
-        <w:shd w:color="ffffff"/>
-        <w:tcBorders>
-          <w:top w:val="none" w:color="000000" w:sz="4" w:space="0"/>
-          <w:left w:val="none" w:color="000000" w:sz="4" w:space="0"/>
-          <w:bottom w:val="none" w:color="000000" w:sz="4" w:space="0"/>
-          <w:right w:val="none" w:color="000000" w:sz="4" w:space="0"/>
-        </w:tcBorders>
-      </w:tcPr>
-    </w:tblStylePr>
-    <w:tblStylePr w:type="lastRow">
+    <w:tblStylePr w:type="firstRow">
       <w:rPr>
         <w:b/>
         <w:color w:val="404040"/>
@@ -9891,6 +10327,52 @@
         </w:tcBorders>
       </w:tcPr>
     </w:tblStylePr>
+    <w:tblStylePr w:type="lastCol">
+      <w:rPr>
+        <w:i/>
+        <w:color w:val="404040"/>
+      </w:rPr>
+      <w:pPr>
+        <w:pBdr/>
+        <w:spacing/>
+        <w:ind/>
+      </w:pPr>
+      <w:tblPr>
+        <w:tblBorders/>
+      </w:tblPr>
+      <w:tcPr>
+        <w:shd w:val="clear" w:color="ffffff"/>
+        <w:tcBorders>
+          <w:top w:val="none" w:color="000000" w:sz="4" w:space="0"/>
+          <w:left w:val="none" w:color="000000" w:sz="4" w:space="0"/>
+          <w:bottom w:val="none" w:color="000000" w:sz="4" w:space="0"/>
+          <w:right w:val="none" w:color="000000" w:sz="4" w:space="0"/>
+        </w:tcBorders>
+      </w:tcPr>
+    </w:tblStylePr>
+    <w:tblStylePr w:type="lastRow">
+      <w:rPr>
+        <w:b/>
+        <w:color w:val="404040"/>
+      </w:rPr>
+      <w:pPr>
+        <w:pBdr/>
+        <w:spacing/>
+        <w:ind/>
+      </w:pPr>
+      <w:tblPr>
+        <w:tblBorders/>
+      </w:tblPr>
+      <w:tcPr>
+        <w:shd w:val="clear" w:color="ffffff"/>
+        <w:tcBorders>
+          <w:top w:val="none" w:color="000000" w:sz="4" w:space="0"/>
+          <w:left w:val="none" w:color="000000" w:sz="4" w:space="0"/>
+          <w:bottom w:val="none" w:color="000000" w:sz="4" w:space="0"/>
+          <w:right w:val="none" w:color="000000" w:sz="4" w:space="0"/>
+        </w:tcBorders>
+      </w:tcPr>
+    </w:tblStylePr>
     <w:tblStylePr w:type="nwCell">
       <w:pPr>
         <w:pBdr/>
@@ -9957,9 +10439,9 @@
       </w:tcPr>
     </w:tblStylePr>
   </w:style>
-  <w:style w:type="table" w:styleId="36">
+  <w:style w:type="table" w:styleId="741">
     <w:name w:val="Grid Table 3 - Accent 3"/>
-    <w:basedOn w:val="665"/>
+    <w:basedOn w:val="903"/>
     <w:uiPriority w:val="99"/>
     <w:pPr>
       <w:pBdr/>
@@ -10058,29 +10540,6 @@
         <w:tblBorders/>
       </w:tblPr>
       <w:tcPr>
-        <w:shd w:color="ffffff"/>
-        <w:tcBorders>
-          <w:top w:val="none" w:color="000000" w:sz="4" w:space="0"/>
-          <w:left w:val="none" w:color="000000" w:sz="4" w:space="0"/>
-          <w:bottom w:val="none" w:color="000000" w:sz="4" w:space="0"/>
-          <w:right w:val="none" w:color="000000" w:sz="4" w:space="0"/>
-        </w:tcBorders>
-      </w:tcPr>
-    </w:tblStylePr>
-    <w:tblStylePr w:type="firstRow">
-      <w:rPr>
-        <w:b/>
-        <w:color w:val="404040"/>
-      </w:rPr>
-      <w:pPr>
-        <w:pBdr/>
-        <w:spacing/>
-        <w:ind/>
-      </w:pPr>
-      <w:tblPr>
-        <w:tblBorders/>
-      </w:tblPr>
-      <w:tcPr>
         <w:shd w:val="clear" w:color="ffffff"/>
         <w:tcBorders>
           <w:top w:val="none" w:color="000000" w:sz="4" w:space="0"/>
@@ -10090,30 +10549,7 @@
         </w:tcBorders>
       </w:tcPr>
     </w:tblStylePr>
-    <w:tblStylePr w:type="lastCol">
-      <w:rPr>
-        <w:i/>
-        <w:color w:val="404040"/>
-      </w:rPr>
-      <w:pPr>
-        <w:pBdr/>
-        <w:spacing/>
-        <w:ind/>
-      </w:pPr>
-      <w:tblPr>
-        <w:tblBorders/>
-      </w:tblPr>
-      <w:tcPr>
-        <w:shd w:color="ffffff"/>
-        <w:tcBorders>
-          <w:top w:val="none" w:color="000000" w:sz="4" w:space="0"/>
-          <w:left w:val="none" w:color="000000" w:sz="4" w:space="0"/>
-          <w:bottom w:val="none" w:color="000000" w:sz="4" w:space="0"/>
-          <w:right w:val="none" w:color="000000" w:sz="4" w:space="0"/>
-        </w:tcBorders>
-      </w:tcPr>
-    </w:tblStylePr>
-    <w:tblStylePr w:type="lastRow">
+    <w:tblStylePr w:type="firstRow">
       <w:rPr>
         <w:b/>
         <w:color w:val="404040"/>
@@ -10136,6 +10572,52 @@
         </w:tcBorders>
       </w:tcPr>
     </w:tblStylePr>
+    <w:tblStylePr w:type="lastCol">
+      <w:rPr>
+        <w:i/>
+        <w:color w:val="404040"/>
+      </w:rPr>
+      <w:pPr>
+        <w:pBdr/>
+        <w:spacing/>
+        <w:ind/>
+      </w:pPr>
+      <w:tblPr>
+        <w:tblBorders/>
+      </w:tblPr>
+      <w:tcPr>
+        <w:shd w:val="clear" w:color="ffffff"/>
+        <w:tcBorders>
+          <w:top w:val="none" w:color="000000" w:sz="4" w:space="0"/>
+          <w:left w:val="none" w:color="000000" w:sz="4" w:space="0"/>
+          <w:bottom w:val="none" w:color="000000" w:sz="4" w:space="0"/>
+          <w:right w:val="none" w:color="000000" w:sz="4" w:space="0"/>
+        </w:tcBorders>
+      </w:tcPr>
+    </w:tblStylePr>
+    <w:tblStylePr w:type="lastRow">
+      <w:rPr>
+        <w:b/>
+        <w:color w:val="404040"/>
+      </w:rPr>
+      <w:pPr>
+        <w:pBdr/>
+        <w:spacing/>
+        <w:ind/>
+      </w:pPr>
+      <w:tblPr>
+        <w:tblBorders/>
+      </w:tblPr>
+      <w:tcPr>
+        <w:shd w:val="clear" w:color="ffffff"/>
+        <w:tcBorders>
+          <w:top w:val="none" w:color="000000" w:sz="4" w:space="0"/>
+          <w:left w:val="none" w:color="000000" w:sz="4" w:space="0"/>
+          <w:bottom w:val="none" w:color="000000" w:sz="4" w:space="0"/>
+          <w:right w:val="none" w:color="000000" w:sz="4" w:space="0"/>
+        </w:tcBorders>
+      </w:tcPr>
+    </w:tblStylePr>
     <w:tblStylePr w:type="nwCell">
       <w:pPr>
         <w:pBdr/>
@@ -10202,9 +10684,9 @@
       </w:tcPr>
     </w:tblStylePr>
   </w:style>
-  <w:style w:type="table" w:styleId="37">
+  <w:style w:type="table" w:styleId="742">
     <w:name w:val="Grid Table 3 - Accent 4"/>
-    <w:basedOn w:val="665"/>
+    <w:basedOn w:val="903"/>
     <w:uiPriority w:val="99"/>
     <w:pPr>
       <w:pBdr/>
@@ -10303,29 +10785,6 @@
         <w:tblBorders/>
       </w:tblPr>
       <w:tcPr>
-        <w:shd w:color="ffffff"/>
-        <w:tcBorders>
-          <w:top w:val="none" w:color="000000" w:sz="4" w:space="0"/>
-          <w:left w:val="none" w:color="000000" w:sz="4" w:space="0"/>
-          <w:bottom w:val="none" w:color="000000" w:sz="4" w:space="0"/>
-          <w:right w:val="none" w:color="000000" w:sz="4" w:space="0"/>
-        </w:tcBorders>
-      </w:tcPr>
-    </w:tblStylePr>
-    <w:tblStylePr w:type="firstRow">
-      <w:rPr>
-        <w:b/>
-        <w:color w:val="404040"/>
-      </w:rPr>
-      <w:pPr>
-        <w:pBdr/>
-        <w:spacing/>
-        <w:ind/>
-      </w:pPr>
-      <w:tblPr>
-        <w:tblBorders/>
-      </w:tblPr>
-      <w:tcPr>
         <w:shd w:val="clear" w:color="ffffff"/>
         <w:tcBorders>
           <w:top w:val="none" w:color="000000" w:sz="4" w:space="0"/>
@@ -10335,30 +10794,7 @@
         </w:tcBorders>
       </w:tcPr>
     </w:tblStylePr>
-    <w:tblStylePr w:type="lastCol">
-      <w:rPr>
-        <w:i/>
-        <w:color w:val="404040"/>
-      </w:rPr>
-      <w:pPr>
-        <w:pBdr/>
-        <w:spacing/>
-        <w:ind/>
-      </w:pPr>
-      <w:tblPr>
-        <w:tblBorders/>
-      </w:tblPr>
-      <w:tcPr>
-        <w:shd w:color="ffffff"/>
-        <w:tcBorders>
-          <w:top w:val="none" w:color="000000" w:sz="4" w:space="0"/>
-          <w:left w:val="none" w:color="000000" w:sz="4" w:space="0"/>
-          <w:bottom w:val="none" w:color="000000" w:sz="4" w:space="0"/>
-          <w:right w:val="none" w:color="000000" w:sz="4" w:space="0"/>
-        </w:tcBorders>
-      </w:tcPr>
-    </w:tblStylePr>
-    <w:tblStylePr w:type="lastRow">
+    <w:tblStylePr w:type="firstRow">
       <w:rPr>
         <w:b/>
         <w:color w:val="404040"/>
@@ -10381,6 +10817,52 @@
         </w:tcBorders>
       </w:tcPr>
     </w:tblStylePr>
+    <w:tblStylePr w:type="lastCol">
+      <w:rPr>
+        <w:i/>
+        <w:color w:val="404040"/>
+      </w:rPr>
+      <w:pPr>
+        <w:pBdr/>
+        <w:spacing/>
+        <w:ind/>
+      </w:pPr>
+      <w:tblPr>
+        <w:tblBorders/>
+      </w:tblPr>
+      <w:tcPr>
+        <w:shd w:val="clear" w:color="ffffff"/>
+        <w:tcBorders>
+          <w:top w:val="none" w:color="000000" w:sz="4" w:space="0"/>
+          <w:left w:val="none" w:color="000000" w:sz="4" w:space="0"/>
+          <w:bottom w:val="none" w:color="000000" w:sz="4" w:space="0"/>
+          <w:right w:val="none" w:color="000000" w:sz="4" w:space="0"/>
+        </w:tcBorders>
+      </w:tcPr>
+    </w:tblStylePr>
+    <w:tblStylePr w:type="lastRow">
+      <w:rPr>
+        <w:b/>
+        <w:color w:val="404040"/>
+      </w:rPr>
+      <w:pPr>
+        <w:pBdr/>
+        <w:spacing/>
+        <w:ind/>
+      </w:pPr>
+      <w:tblPr>
+        <w:tblBorders/>
+      </w:tblPr>
+      <w:tcPr>
+        <w:shd w:val="clear" w:color="ffffff"/>
+        <w:tcBorders>
+          <w:top w:val="none" w:color="000000" w:sz="4" w:space="0"/>
+          <w:left w:val="none" w:color="000000" w:sz="4" w:space="0"/>
+          <w:bottom w:val="none" w:color="000000" w:sz="4" w:space="0"/>
+          <w:right w:val="none" w:color="000000" w:sz="4" w:space="0"/>
+        </w:tcBorders>
+      </w:tcPr>
+    </w:tblStylePr>
     <w:tblStylePr w:type="nwCell">
       <w:pPr>
         <w:pBdr/>
@@ -10447,9 +10929,9 @@
       </w:tcPr>
     </w:tblStylePr>
   </w:style>
-  <w:style w:type="table" w:styleId="38">
+  <w:style w:type="table" w:styleId="743">
     <w:name w:val="Grid Table 3 - Accent 5"/>
-    <w:basedOn w:val="665"/>
+    <w:basedOn w:val="903"/>
     <w:uiPriority w:val="99"/>
     <w:pPr>
       <w:pBdr/>
@@ -10548,29 +11030,6 @@
         <w:tblBorders/>
       </w:tblPr>
       <w:tcPr>
-        <w:shd w:color="ffffff"/>
-        <w:tcBorders>
-          <w:top w:val="none" w:color="000000" w:sz="4" w:space="0"/>
-          <w:left w:val="none" w:color="000000" w:sz="4" w:space="0"/>
-          <w:bottom w:val="none" w:color="000000" w:sz="4" w:space="0"/>
-          <w:right w:val="none" w:color="000000" w:sz="4" w:space="0"/>
-        </w:tcBorders>
-      </w:tcPr>
-    </w:tblStylePr>
-    <w:tblStylePr w:type="firstRow">
-      <w:rPr>
-        <w:b/>
-        <w:color w:val="404040"/>
-      </w:rPr>
-      <w:pPr>
-        <w:pBdr/>
-        <w:spacing/>
-        <w:ind/>
-      </w:pPr>
-      <w:tblPr>
-        <w:tblBorders/>
-      </w:tblPr>
-      <w:tcPr>
         <w:shd w:val="clear" w:color="ffffff"/>
         <w:tcBorders>
           <w:top w:val="none" w:color="000000" w:sz="4" w:space="0"/>
@@ -10580,30 +11039,7 @@
         </w:tcBorders>
       </w:tcPr>
     </w:tblStylePr>
-    <w:tblStylePr w:type="lastCol">
-      <w:rPr>
-        <w:i/>
-        <w:color w:val="404040"/>
-      </w:rPr>
-      <w:pPr>
-        <w:pBdr/>
-        <w:spacing/>
-        <w:ind/>
-      </w:pPr>
-      <w:tblPr>
-        <w:tblBorders/>
-      </w:tblPr>
-      <w:tcPr>
-        <w:shd w:color="ffffff"/>
-        <w:tcBorders>
-          <w:top w:val="none" w:color="000000" w:sz="4" w:space="0"/>
-          <w:left w:val="none" w:color="000000" w:sz="4" w:space="0"/>
-          <w:bottom w:val="none" w:color="000000" w:sz="4" w:space="0"/>
-          <w:right w:val="none" w:color="000000" w:sz="4" w:space="0"/>
-        </w:tcBorders>
-      </w:tcPr>
-    </w:tblStylePr>
-    <w:tblStylePr w:type="lastRow">
+    <w:tblStylePr w:type="firstRow">
       <w:rPr>
         <w:b/>
         <w:color w:val="404040"/>
@@ -10626,6 +11062,52 @@
         </w:tcBorders>
       </w:tcPr>
     </w:tblStylePr>
+    <w:tblStylePr w:type="lastCol">
+      <w:rPr>
+        <w:i/>
+        <w:color w:val="404040"/>
+      </w:rPr>
+      <w:pPr>
+        <w:pBdr/>
+        <w:spacing/>
+        <w:ind/>
+      </w:pPr>
+      <w:tblPr>
+        <w:tblBorders/>
+      </w:tblPr>
+      <w:tcPr>
+        <w:shd w:val="clear" w:color="ffffff"/>
+        <w:tcBorders>
+          <w:top w:val="none" w:color="000000" w:sz="4" w:space="0"/>
+          <w:left w:val="none" w:color="000000" w:sz="4" w:space="0"/>
+          <w:bottom w:val="none" w:color="000000" w:sz="4" w:space="0"/>
+          <w:right w:val="none" w:color="000000" w:sz="4" w:space="0"/>
+        </w:tcBorders>
+      </w:tcPr>
+    </w:tblStylePr>
+    <w:tblStylePr w:type="lastRow">
+      <w:rPr>
+        <w:b/>
+        <w:color w:val="404040"/>
+      </w:rPr>
+      <w:pPr>
+        <w:pBdr/>
+        <w:spacing/>
+        <w:ind/>
+      </w:pPr>
+      <w:tblPr>
+        <w:tblBorders/>
+      </w:tblPr>
+      <w:tcPr>
+        <w:shd w:val="clear" w:color="ffffff"/>
+        <w:tcBorders>
+          <w:top w:val="none" w:color="000000" w:sz="4" w:space="0"/>
+          <w:left w:val="none" w:color="000000" w:sz="4" w:space="0"/>
+          <w:bottom w:val="none" w:color="000000" w:sz="4" w:space="0"/>
+          <w:right w:val="none" w:color="000000" w:sz="4" w:space="0"/>
+        </w:tcBorders>
+      </w:tcPr>
+    </w:tblStylePr>
     <w:tblStylePr w:type="nwCell">
       <w:pPr>
         <w:pBdr/>
@@ -10692,9 +11174,9 @@
       </w:tcPr>
     </w:tblStylePr>
   </w:style>
-  <w:style w:type="table" w:styleId="39">
+  <w:style w:type="table" w:styleId="744">
     <w:name w:val="Grid Table 3 - Accent 6"/>
-    <w:basedOn w:val="665"/>
+    <w:basedOn w:val="903"/>
     <w:uiPriority w:val="99"/>
     <w:pPr>
       <w:pBdr/>
@@ -10793,29 +11275,6 @@
         <w:tblBorders/>
       </w:tblPr>
       <w:tcPr>
-        <w:shd w:color="ffffff"/>
-        <w:tcBorders>
-          <w:top w:val="none" w:color="000000" w:sz="4" w:space="0"/>
-          <w:left w:val="none" w:color="000000" w:sz="4" w:space="0"/>
-          <w:bottom w:val="none" w:color="000000" w:sz="4" w:space="0"/>
-          <w:right w:val="none" w:color="000000" w:sz="4" w:space="0"/>
-        </w:tcBorders>
-      </w:tcPr>
-    </w:tblStylePr>
-    <w:tblStylePr w:type="firstRow">
-      <w:rPr>
-        <w:b/>
-        <w:color w:val="404040"/>
-      </w:rPr>
-      <w:pPr>
-        <w:pBdr/>
-        <w:spacing/>
-        <w:ind/>
-      </w:pPr>
-      <w:tblPr>
-        <w:tblBorders/>
-      </w:tblPr>
-      <w:tcPr>
         <w:shd w:val="clear" w:color="ffffff"/>
         <w:tcBorders>
           <w:top w:val="none" w:color="000000" w:sz="4" w:space="0"/>
@@ -10825,30 +11284,7 @@
         </w:tcBorders>
       </w:tcPr>
     </w:tblStylePr>
-    <w:tblStylePr w:type="lastCol">
-      <w:rPr>
-        <w:i/>
-        <w:color w:val="404040"/>
-      </w:rPr>
-      <w:pPr>
-        <w:pBdr/>
-        <w:spacing/>
-        <w:ind/>
-      </w:pPr>
-      <w:tblPr>
-        <w:tblBorders/>
-      </w:tblPr>
-      <w:tcPr>
-        <w:shd w:color="ffffff"/>
-        <w:tcBorders>
-          <w:top w:val="none" w:color="000000" w:sz="4" w:space="0"/>
-          <w:left w:val="none" w:color="000000" w:sz="4" w:space="0"/>
-          <w:bottom w:val="none" w:color="000000" w:sz="4" w:space="0"/>
-          <w:right w:val="none" w:color="000000" w:sz="4" w:space="0"/>
-        </w:tcBorders>
-      </w:tcPr>
-    </w:tblStylePr>
-    <w:tblStylePr w:type="lastRow">
+    <w:tblStylePr w:type="firstRow">
       <w:rPr>
         <w:b/>
         <w:color w:val="404040"/>
@@ -10871,6 +11307,52 @@
         </w:tcBorders>
       </w:tcPr>
     </w:tblStylePr>
+    <w:tblStylePr w:type="lastCol">
+      <w:rPr>
+        <w:i/>
+        <w:color w:val="404040"/>
+      </w:rPr>
+      <w:pPr>
+        <w:pBdr/>
+        <w:spacing/>
+        <w:ind/>
+      </w:pPr>
+      <w:tblPr>
+        <w:tblBorders/>
+      </w:tblPr>
+      <w:tcPr>
+        <w:shd w:val="clear" w:color="ffffff"/>
+        <w:tcBorders>
+          <w:top w:val="none" w:color="000000" w:sz="4" w:space="0"/>
+          <w:left w:val="none" w:color="000000" w:sz="4" w:space="0"/>
+          <w:bottom w:val="none" w:color="000000" w:sz="4" w:space="0"/>
+          <w:right w:val="none" w:color="000000" w:sz="4" w:space="0"/>
+        </w:tcBorders>
+      </w:tcPr>
+    </w:tblStylePr>
+    <w:tblStylePr w:type="lastRow">
+      <w:rPr>
+        <w:b/>
+        <w:color w:val="404040"/>
+      </w:rPr>
+      <w:pPr>
+        <w:pBdr/>
+        <w:spacing/>
+        <w:ind/>
+      </w:pPr>
+      <w:tblPr>
+        <w:tblBorders/>
+      </w:tblPr>
+      <w:tcPr>
+        <w:shd w:val="clear" w:color="ffffff"/>
+        <w:tcBorders>
+          <w:top w:val="none" w:color="000000" w:sz="4" w:space="0"/>
+          <w:left w:val="none" w:color="000000" w:sz="4" w:space="0"/>
+          <w:bottom w:val="none" w:color="000000" w:sz="4" w:space="0"/>
+          <w:right w:val="none" w:color="000000" w:sz="4" w:space="0"/>
+        </w:tcBorders>
+      </w:tcPr>
+    </w:tblStylePr>
     <w:tblStylePr w:type="nwCell">
       <w:pPr>
         <w:pBdr/>
@@ -10937,9 +11419,9 @@
       </w:tcPr>
     </w:tblStylePr>
   </w:style>
-  <w:style w:type="table" w:styleId="40">
+  <w:style w:type="table" w:styleId="745">
     <w:name w:val="Grid Table 4"/>
-    <w:basedOn w:val="665"/>
+    <w:basedOn w:val="903"/>
     <w:uiPriority w:val="59"/>
     <w:pPr>
       <w:pBdr/>
@@ -11170,9 +11652,9 @@
       </w:tcPr>
     </w:tblStylePr>
   </w:style>
-  <w:style w:type="table" w:styleId="41">
+  <w:style w:type="table" w:styleId="746">
     <w:name w:val="Grid Table 4 - Accent 1"/>
-    <w:basedOn w:val="665"/>
+    <w:basedOn w:val="903"/>
     <w:uiPriority w:val="59"/>
     <w:pPr>
       <w:pBdr/>
@@ -11403,9 +11885,9 @@
       </w:tcPr>
     </w:tblStylePr>
   </w:style>
-  <w:style w:type="table" w:styleId="42">
+  <w:style w:type="table" w:styleId="747">
     <w:name w:val="Grid Table 4 - Accent 2"/>
-    <w:basedOn w:val="665"/>
+    <w:basedOn w:val="903"/>
     <w:uiPriority w:val="59"/>
     <w:pPr>
       <w:pBdr/>
@@ -11636,9 +12118,9 @@
       </w:tcPr>
     </w:tblStylePr>
   </w:style>
-  <w:style w:type="table" w:styleId="43">
+  <w:style w:type="table" w:styleId="748">
     <w:name w:val="Grid Table 4 - Accent 3"/>
-    <w:basedOn w:val="665"/>
+    <w:basedOn w:val="903"/>
     <w:uiPriority w:val="59"/>
     <w:pPr>
       <w:pBdr/>
@@ -11869,9 +12351,9 @@
       </w:tcPr>
     </w:tblStylePr>
   </w:style>
-  <w:style w:type="table" w:styleId="44">
+  <w:style w:type="table" w:styleId="749">
     <w:name w:val="Grid Table 4 - Accent 4"/>
-    <w:basedOn w:val="665"/>
+    <w:basedOn w:val="903"/>
     <w:uiPriority w:val="59"/>
     <w:pPr>
       <w:pBdr/>
@@ -12102,9 +12584,9 @@
       </w:tcPr>
     </w:tblStylePr>
   </w:style>
-  <w:style w:type="table" w:styleId="45">
+  <w:style w:type="table" w:styleId="750">
     <w:name w:val="Grid Table 4 - Accent 5"/>
-    <w:basedOn w:val="665"/>
+    <w:basedOn w:val="903"/>
     <w:uiPriority w:val="59"/>
     <w:pPr>
       <w:pBdr/>
@@ -12335,9 +12817,9 @@
       </w:tcPr>
     </w:tblStylePr>
   </w:style>
-  <w:style w:type="table" w:styleId="46">
+  <w:style w:type="table" w:styleId="751">
     <w:name w:val="Grid Table 4 - Accent 6"/>
-    <w:basedOn w:val="665"/>
+    <w:basedOn w:val="903"/>
     <w:uiPriority w:val="59"/>
     <w:pPr>
       <w:pBdr/>
@@ -12568,9 +13050,9 @@
       </w:tcPr>
     </w:tblStylePr>
   </w:style>
-  <w:style w:type="table" w:styleId="47">
+  <w:style w:type="table" w:styleId="752">
     <w:name w:val="Grid Table 5 Dark"/>
-    <w:basedOn w:val="665"/>
+    <w:basedOn w:val="903"/>
     <w:uiPriority w:val="99"/>
     <w:pPr>
       <w:pBdr/>
@@ -12796,9 +13278,9 @@
       </w:tcPr>
     </w:tblStylePr>
   </w:style>
-  <w:style w:type="table" w:styleId="48">
+  <w:style w:type="table" w:styleId="753">
     <w:name w:val="Grid Table 5 Dark- Accent 1"/>
-    <w:basedOn w:val="665"/>
+    <w:basedOn w:val="903"/>
     <w:uiPriority w:val="99"/>
     <w:pPr>
       <w:pBdr/>
@@ -13024,9 +13506,9 @@
       </w:tcPr>
     </w:tblStylePr>
   </w:style>
-  <w:style w:type="table" w:styleId="49">
+  <w:style w:type="table" w:styleId="754">
     <w:name w:val="Grid Table 5 Dark - Accent 2"/>
-    <w:basedOn w:val="665"/>
+    <w:basedOn w:val="903"/>
     <w:uiPriority w:val="99"/>
     <w:pPr>
       <w:pBdr/>
@@ -13252,9 +13734,9 @@
       </w:tcPr>
     </w:tblStylePr>
   </w:style>
-  <w:style w:type="table" w:styleId="50">
+  <w:style w:type="table" w:styleId="755">
     <w:name w:val="Grid Table 5 Dark - Accent 3"/>
-    <w:basedOn w:val="665"/>
+    <w:basedOn w:val="903"/>
     <w:uiPriority w:val="99"/>
     <w:pPr>
       <w:pBdr/>
@@ -13480,9 +13962,9 @@
       </w:tcPr>
     </w:tblStylePr>
   </w:style>
-  <w:style w:type="table" w:styleId="51">
+  <w:style w:type="table" w:styleId="756">
     <w:name w:val="Grid Table 5 Dark- Accent 4"/>
-    <w:basedOn w:val="665"/>
+    <w:basedOn w:val="903"/>
     <w:uiPriority w:val="99"/>
     <w:pPr>
       <w:pBdr/>
@@ -13708,9 +14190,9 @@
       </w:tcPr>
     </w:tblStylePr>
   </w:style>
-  <w:style w:type="table" w:styleId="52">
+  <w:style w:type="table" w:styleId="757">
     <w:name w:val="Grid Table 5 Dark - Accent 5"/>
-    <w:basedOn w:val="665"/>
+    <w:basedOn w:val="903"/>
     <w:uiPriority w:val="99"/>
     <w:pPr>
       <w:pBdr/>
@@ -13936,9 +14418,9 @@
       </w:tcPr>
     </w:tblStylePr>
   </w:style>
-  <w:style w:type="table" w:styleId="53">
+  <w:style w:type="table" w:styleId="758">
     <w:name w:val="Grid Table 5 Dark - Accent 6"/>
-    <w:basedOn w:val="665"/>
+    <w:basedOn w:val="903"/>
     <w:uiPriority w:val="99"/>
     <w:pPr>
       <w:pBdr/>
@@ -14164,9 +14646,9 @@
       </w:tcPr>
     </w:tblStylePr>
   </w:style>
-  <w:style w:type="table" w:styleId="54">
+  <w:style w:type="table" w:styleId="759">
     <w:name w:val="Grid Table 6 Colorful"/>
-    <w:basedOn w:val="665"/>
+    <w:basedOn w:val="903"/>
     <w:uiPriority w:val="99"/>
     <w:pPr>
       <w:pBdr/>
@@ -14394,9 +14876,9 @@
       </w:tcPr>
     </w:tblStylePr>
   </w:style>
-  <w:style w:type="table" w:styleId="55">
+  <w:style w:type="table" w:styleId="760">
     <w:name w:val="Grid Table 6 Colorful - Accent 1"/>
-    <w:basedOn w:val="665"/>
+    <w:basedOn w:val="903"/>
     <w:uiPriority w:val="99"/>
     <w:pPr>
       <w:pBdr/>
@@ -14624,9 +15106,9 @@
       </w:tcPr>
     </w:tblStylePr>
   </w:style>
-  <w:style w:type="table" w:styleId="56">
+  <w:style w:type="table" w:styleId="761">
     <w:name w:val="Grid Table 6 Colorful - Accent 2"/>
-    <w:basedOn w:val="665"/>
+    <w:basedOn w:val="903"/>
     <w:uiPriority w:val="99"/>
     <w:pPr>
       <w:pBdr/>
@@ -14854,9 +15336,9 @@
       </w:tcPr>
     </w:tblStylePr>
   </w:style>
-  <w:style w:type="table" w:styleId="57">
+  <w:style w:type="table" w:styleId="762">
     <w:name w:val="Grid Table 6 Colorful - Accent 3"/>
-    <w:basedOn w:val="665"/>
+    <w:basedOn w:val="903"/>
     <w:uiPriority w:val="99"/>
     <w:pPr>
       <w:pBdr/>
@@ -15084,9 +15566,9 @@
       </w:tcPr>
     </w:tblStylePr>
   </w:style>
-  <w:style w:type="table" w:styleId="58">
+  <w:style w:type="table" w:styleId="763">
     <w:name w:val="Grid Table 6 Colorful - Accent 4"/>
-    <w:basedOn w:val="665"/>
+    <w:basedOn w:val="903"/>
     <w:uiPriority w:val="99"/>
     <w:pPr>
       <w:pBdr/>
@@ -15314,9 +15796,9 @@
       </w:tcPr>
     </w:tblStylePr>
   </w:style>
-  <w:style w:type="table" w:styleId="59">
+  <w:style w:type="table" w:styleId="764">
     <w:name w:val="Grid Table 6 Colorful - Accent 5"/>
-    <w:basedOn w:val="665"/>
+    <w:basedOn w:val="903"/>
     <w:uiPriority w:val="99"/>
     <w:pPr>
       <w:pBdr/>
@@ -15544,9 +16026,9 @@
       </w:tcPr>
     </w:tblStylePr>
   </w:style>
-  <w:style w:type="table" w:styleId="60">
+  <w:style w:type="table" w:styleId="765">
     <w:name w:val="Grid Table 6 Colorful - Accent 6"/>
-    <w:basedOn w:val="665"/>
+    <w:basedOn w:val="903"/>
     <w:uiPriority w:val="99"/>
     <w:pPr>
       <w:pBdr/>
@@ -15774,9 +16256,9 @@
       </w:tcPr>
     </w:tblStylePr>
   </w:style>
-  <w:style w:type="table" w:styleId="61">
+  <w:style w:type="table" w:styleId="766">
     <w:name w:val="Grid Table 7 Colorful"/>
-    <w:basedOn w:val="665"/>
+    <w:basedOn w:val="903"/>
     <w:uiPriority w:val="99"/>
     <w:pPr>
       <w:pBdr/>
@@ -15878,11 +16360,11 @@
         <w:tblBorders/>
       </w:tblPr>
       <w:tcPr>
-        <w:shd w:color="ffffff"/>
+        <w:shd w:val="clear" w:color="ffffff"/>
         <w:tcBorders>
-          <w:top w:val="none"/>
-          <w:left w:val="none"/>
-          <w:bottom w:val="none"/>
+          <w:top w:val="none" w:color="000000" w:sz="4" w:space="0"/>
+          <w:left w:val="none" w:color="000000" w:sz="4" w:space="0"/>
+          <w:bottom w:val="none" w:color="000000" w:sz="4" w:space="0"/>
           <w:right w:val="single" w:color="000000" w:themeColor="text1" w:themeTint="80" w:sz="4" w:space="0"/>
         </w:tcBorders>
       </w:tcPr>
@@ -15905,10 +16387,10 @@
       <w:tcPr>
         <w:shd w:val="clear" w:color="ffffff" w:themeColor="light1" w:fill="ffffff" w:themeFill="light1"/>
         <w:tcBorders>
-          <w:top w:val="none"/>
-          <w:left w:val="none"/>
+          <w:top w:val="none" w:color="000000" w:sz="4" w:space="0"/>
+          <w:left w:val="none" w:color="000000" w:sz="4" w:space="0"/>
           <w:bottom w:val="single" w:color="000000" w:themeColor="text1" w:themeTint="80" w:sz="4" w:space="0"/>
-          <w:right w:val="none"/>
+          <w:right w:val="none" w:color="000000" w:sz="4" w:space="0"/>
         </w:tcBorders>
       </w:tcPr>
     </w:tblStylePr>
@@ -15928,12 +16410,12 @@
         <w:tblBorders/>
       </w:tblPr>
       <w:tcPr>
-        <w:shd w:color="ffffff"/>
+        <w:shd w:val="clear" w:color="ffffff"/>
         <w:tcBorders>
-          <w:top w:val="none"/>
+          <w:top w:val="none" w:color="000000" w:sz="4" w:space="0"/>
           <w:left w:val="single" w:color="000000" w:themeColor="text1" w:themeTint="80" w:sz="4" w:space="0"/>
-          <w:bottom w:val="none"/>
-          <w:right w:val="none"/>
+          <w:bottom w:val="none" w:color="000000" w:sz="4" w:space="0"/>
+          <w:right w:val="none" w:color="000000" w:sz="4" w:space="0"/>
         </w:tcBorders>
       </w:tcPr>
     </w:tblStylePr>
@@ -15956,9 +16438,9 @@
         <w:shd w:val="clear" w:color="ffffff" w:themeColor="light1" w:fill="ffffff" w:themeFill="light1"/>
         <w:tcBorders>
           <w:top w:val="single" w:color="000000" w:themeColor="text1" w:themeTint="80" w:sz="4" w:space="0"/>
-          <w:left w:val="none"/>
-          <w:bottom w:val="none"/>
-          <w:right w:val="none"/>
+          <w:left w:val="none" w:color="000000" w:sz="4" w:space="0"/>
+          <w:bottom w:val="none" w:color="000000" w:sz="4" w:space="0"/>
+          <w:right w:val="none" w:color="000000" w:sz="4" w:space="0"/>
         </w:tcBorders>
       </w:tcPr>
     </w:tblStylePr>
@@ -16028,9 +16510,9 @@
       </w:tcPr>
     </w:tblStylePr>
   </w:style>
-  <w:style w:type="table" w:styleId="62">
+  <w:style w:type="table" w:styleId="767">
     <w:name w:val="Grid Table 7 Colorful - Accent 1"/>
-    <w:basedOn w:val="665"/>
+    <w:basedOn w:val="903"/>
     <w:uiPriority w:val="99"/>
     <w:pPr>
       <w:pBdr/>
@@ -16132,11 +16614,11 @@
         <w:tblBorders/>
       </w:tblPr>
       <w:tcPr>
-        <w:shd w:color="ffffff"/>
+        <w:shd w:val="clear" w:color="ffffff"/>
         <w:tcBorders>
-          <w:top w:val="none"/>
-          <w:left w:val="none"/>
-          <w:bottom w:val="none"/>
+          <w:top w:val="none" w:color="000000" w:sz="4" w:space="0"/>
+          <w:left w:val="none" w:color="000000" w:sz="4" w:space="0"/>
+          <w:bottom w:val="none" w:color="000000" w:sz="4" w:space="0"/>
           <w:right w:val="single" w:color="000000" w:themeColor="accent1" w:themeTint="80" w:sz="4" w:space="0"/>
         </w:tcBorders>
       </w:tcPr>
@@ -16159,10 +16641,10 @@
       <w:tcPr>
         <w:shd w:val="clear" w:color="ffffff" w:themeColor="light1" w:fill="ffffff" w:themeFill="light1"/>
         <w:tcBorders>
-          <w:top w:val="none"/>
-          <w:left w:val="none"/>
+          <w:top w:val="none" w:color="000000" w:sz="4" w:space="0"/>
+          <w:left w:val="none" w:color="000000" w:sz="4" w:space="0"/>
           <w:bottom w:val="single" w:color="000000" w:themeColor="accent1" w:themeTint="80" w:sz="4" w:space="0"/>
-          <w:right w:val="none"/>
+          <w:right w:val="none" w:color="000000" w:sz="4" w:space="0"/>
         </w:tcBorders>
       </w:tcPr>
     </w:tblStylePr>
@@ -16182,12 +16664,12 @@
         <w:tblBorders/>
       </w:tblPr>
       <w:tcPr>
-        <w:shd w:color="ffffff"/>
+        <w:shd w:val="clear" w:color="ffffff"/>
         <w:tcBorders>
-          <w:top w:val="none"/>
+          <w:top w:val="none" w:color="000000" w:sz="4" w:space="0"/>
           <w:left w:val="single" w:color="000000" w:themeColor="accent1" w:themeTint="80" w:sz="4" w:space="0"/>
-          <w:bottom w:val="none"/>
-          <w:right w:val="none"/>
+          <w:bottom w:val="none" w:color="000000" w:sz="4" w:space="0"/>
+          <w:right w:val="none" w:color="000000" w:sz="4" w:space="0"/>
         </w:tcBorders>
       </w:tcPr>
     </w:tblStylePr>
@@ -16210,9 +16692,9 @@
         <w:shd w:val="clear" w:color="ffffff" w:themeColor="light1" w:fill="ffffff" w:themeFill="light1"/>
         <w:tcBorders>
           <w:top w:val="single" w:color="000000" w:themeColor="accent1" w:themeTint="80" w:sz="4" w:space="0"/>
-          <w:left w:val="none"/>
-          <w:bottom w:val="none"/>
-          <w:right w:val="none"/>
+          <w:left w:val="none" w:color="000000" w:sz="4" w:space="0"/>
+          <w:bottom w:val="none" w:color="000000" w:sz="4" w:space="0"/>
+          <w:right w:val="none" w:color="000000" w:sz="4" w:space="0"/>
         </w:tcBorders>
       </w:tcPr>
     </w:tblStylePr>
@@ -16282,9 +16764,9 @@
       </w:tcPr>
     </w:tblStylePr>
   </w:style>
-  <w:style w:type="table" w:styleId="63">
+  <w:style w:type="table" w:styleId="768">
     <w:name w:val="Grid Table 7 Colorful - Accent 2"/>
-    <w:basedOn w:val="665"/>
+    <w:basedOn w:val="903"/>
     <w:uiPriority w:val="99"/>
     <w:pPr>
       <w:pBdr/>
@@ -16386,11 +16868,11 @@
         <w:tblBorders/>
       </w:tblPr>
       <w:tcPr>
-        <w:shd w:color="ffffff"/>
+        <w:shd w:val="clear" w:color="ffffff"/>
         <w:tcBorders>
-          <w:top w:val="none"/>
-          <w:left w:val="none"/>
-          <w:bottom w:val="none"/>
+          <w:top w:val="none" w:color="000000" w:sz="4" w:space="0"/>
+          <w:left w:val="none" w:color="000000" w:sz="4" w:space="0"/>
+          <w:bottom w:val="none" w:color="000000" w:sz="4" w:space="0"/>
           <w:right w:val="single" w:color="000000" w:themeColor="accent2" w:themeTint="97" w:sz="4" w:space="0"/>
         </w:tcBorders>
       </w:tcPr>
@@ -16413,10 +16895,10 @@
       <w:tcPr>
         <w:shd w:val="clear" w:color="ffffff" w:themeColor="light1" w:fill="ffffff" w:themeFill="light1"/>
         <w:tcBorders>
-          <w:top w:val="none"/>
-          <w:left w:val="none"/>
+          <w:top w:val="none" w:color="000000" w:sz="4" w:space="0"/>
+          <w:left w:val="none" w:color="000000" w:sz="4" w:space="0"/>
           <w:bottom w:val="single" w:color="000000" w:themeColor="accent2" w:themeTint="97" w:sz="4" w:space="0"/>
-          <w:right w:val="none"/>
+          <w:right w:val="none" w:color="000000" w:sz="4" w:space="0"/>
         </w:tcBorders>
       </w:tcPr>
     </w:tblStylePr>
@@ -16436,12 +16918,12 @@
         <w:tblBorders/>
       </w:tblPr>
       <w:tcPr>
-        <w:shd w:color="ffffff"/>
+        <w:shd w:val="clear" w:color="ffffff"/>
         <w:tcBorders>
-          <w:top w:val="none"/>
+          <w:top w:val="none" w:color="000000" w:sz="4" w:space="0"/>
           <w:left w:val="single" w:color="000000" w:themeColor="accent2" w:themeTint="97" w:sz="4" w:space="0"/>
-          <w:bottom w:val="none"/>
-          <w:right w:val="none"/>
+          <w:bottom w:val="none" w:color="000000" w:sz="4" w:space="0"/>
+          <w:right w:val="none" w:color="000000" w:sz="4" w:space="0"/>
         </w:tcBorders>
       </w:tcPr>
     </w:tblStylePr>
@@ -16464,9 +16946,9 @@
         <w:shd w:val="clear" w:color="ffffff" w:themeColor="light1" w:fill="ffffff" w:themeFill="light1"/>
         <w:tcBorders>
           <w:top w:val="single" w:color="000000" w:themeColor="accent2" w:themeTint="97" w:sz="4" w:space="0"/>
-          <w:left w:val="none"/>
-          <w:bottom w:val="none"/>
-          <w:right w:val="none"/>
+          <w:left w:val="none" w:color="000000" w:sz="4" w:space="0"/>
+          <w:bottom w:val="none" w:color="000000" w:sz="4" w:space="0"/>
+          <w:right w:val="none" w:color="000000" w:sz="4" w:space="0"/>
         </w:tcBorders>
       </w:tcPr>
     </w:tblStylePr>
@@ -16536,9 +17018,9 @@
       </w:tcPr>
     </w:tblStylePr>
   </w:style>
-  <w:style w:type="table" w:styleId="64">
+  <w:style w:type="table" w:styleId="769">
     <w:name w:val="Grid Table 7 Colorful - Accent 3"/>
-    <w:basedOn w:val="665"/>
+    <w:basedOn w:val="903"/>
     <w:uiPriority w:val="99"/>
     <w:pPr>
       <w:pBdr/>
@@ -16640,11 +17122,11 @@
         <w:tblBorders/>
       </w:tblPr>
       <w:tcPr>
-        <w:shd w:color="ffffff"/>
+        <w:shd w:val="clear" w:color="ffffff"/>
         <w:tcBorders>
-          <w:top w:val="none"/>
-          <w:left w:val="none"/>
-          <w:bottom w:val="none"/>
+          <w:top w:val="none" w:color="000000" w:sz="4" w:space="0"/>
+          <w:left w:val="none" w:color="000000" w:sz="4" w:space="0"/>
+          <w:bottom w:val="none" w:color="000000" w:sz="4" w:space="0"/>
           <w:right w:val="single" w:color="000000" w:themeColor="accent3" w:themeTint="FE" w:sz="4" w:space="0"/>
         </w:tcBorders>
       </w:tcPr>
@@ -16667,10 +17149,10 @@
       <w:tcPr>
         <w:shd w:val="clear" w:color="ffffff" w:themeColor="light1" w:fill="ffffff" w:themeFill="light1"/>
         <w:tcBorders>
-          <w:top w:val="none"/>
-          <w:left w:val="none"/>
+          <w:top w:val="none" w:color="000000" w:sz="4" w:space="0"/>
+          <w:left w:val="none" w:color="000000" w:sz="4" w:space="0"/>
           <w:bottom w:val="single" w:color="000000" w:themeColor="accent3" w:themeTint="FE" w:sz="4" w:space="0"/>
-          <w:right w:val="none"/>
+          <w:right w:val="none" w:color="000000" w:sz="4" w:space="0"/>
         </w:tcBorders>
       </w:tcPr>
     </w:tblStylePr>
@@ -16690,12 +17172,12 @@
         <w:tblBorders/>
       </w:tblPr>
       <w:tcPr>
-        <w:shd w:color="ffffff"/>
+        <w:shd w:val="clear" w:color="ffffff"/>
         <w:tcBorders>
-          <w:top w:val="none"/>
+          <w:top w:val="none" w:color="000000" w:sz="4" w:space="0"/>
           <w:left w:val="single" w:color="000000" w:themeColor="accent3" w:themeTint="FE" w:sz="4" w:space="0"/>
-          <w:bottom w:val="none"/>
-          <w:right w:val="none"/>
+          <w:bottom w:val="none" w:color="000000" w:sz="4" w:space="0"/>
+          <w:right w:val="none" w:color="000000" w:sz="4" w:space="0"/>
         </w:tcBorders>
       </w:tcPr>
     </w:tblStylePr>
@@ -16718,9 +17200,9 @@
         <w:shd w:val="clear" w:color="ffffff" w:themeColor="light1" w:fill="ffffff" w:themeFill="light1"/>
         <w:tcBorders>
           <w:top w:val="single" w:color="000000" w:themeColor="accent3" w:themeTint="FE" w:sz="4" w:space="0"/>
-          <w:left w:val="none"/>
-          <w:bottom w:val="none"/>
-          <w:right w:val="none"/>
+          <w:left w:val="none" w:color="000000" w:sz="4" w:space="0"/>
+          <w:bottom w:val="none" w:color="000000" w:sz="4" w:space="0"/>
+          <w:right w:val="none" w:color="000000" w:sz="4" w:space="0"/>
         </w:tcBorders>
       </w:tcPr>
     </w:tblStylePr>
@@ -16790,9 +17272,9 @@
       </w:tcPr>
     </w:tblStylePr>
   </w:style>
-  <w:style w:type="table" w:styleId="65">
+  <w:style w:type="table" w:styleId="770">
     <w:name w:val="Grid Table 7 Colorful - Accent 4"/>
-    <w:basedOn w:val="665"/>
+    <w:basedOn w:val="903"/>
     <w:uiPriority w:val="99"/>
     <w:pPr>
       <w:pBdr/>
@@ -16894,11 +17376,11 @@
         <w:tblBorders/>
       </w:tblPr>
       <w:tcPr>
-        <w:shd w:color="ffffff"/>
+        <w:shd w:val="clear" w:color="ffffff"/>
         <w:tcBorders>
-          <w:top w:val="none"/>
-          <w:left w:val="none"/>
-          <w:bottom w:val="none"/>
+          <w:top w:val="none" w:color="000000" w:sz="4" w:space="0"/>
+          <w:left w:val="none" w:color="000000" w:sz="4" w:space="0"/>
+          <w:bottom w:val="none" w:color="000000" w:sz="4" w:space="0"/>
           <w:right w:val="single" w:color="000000" w:themeColor="accent4" w:themeTint="9A" w:sz="4" w:space="0"/>
         </w:tcBorders>
       </w:tcPr>
@@ -16921,10 +17403,10 @@
       <w:tcPr>
         <w:shd w:val="clear" w:color="ffffff" w:themeColor="light1" w:fill="ffffff" w:themeFill="light1"/>
         <w:tcBorders>
-          <w:top w:val="none"/>
-          <w:left w:val="none"/>
+          <w:top w:val="none" w:color="000000" w:sz="4" w:space="0"/>
+          <w:left w:val="none" w:color="000000" w:sz="4" w:space="0"/>
           <w:bottom w:val="single" w:color="000000" w:themeColor="accent4" w:themeTint="9A" w:sz="4" w:space="0"/>
-          <w:right w:val="none"/>
+          <w:right w:val="none" w:color="000000" w:sz="4" w:space="0"/>
         </w:tcBorders>
       </w:tcPr>
     </w:tblStylePr>
@@ -16944,12 +17426,12 @@
         <w:tblBorders/>
       </w:tblPr>
       <w:tcPr>
-        <w:shd w:color="ffffff"/>
+        <w:shd w:val="clear" w:color="ffffff"/>
         <w:tcBorders>
-          <w:top w:val="none"/>
+          <w:top w:val="none" w:color="000000" w:sz="4" w:space="0"/>
           <w:left w:val="single" w:color="000000" w:themeColor="accent4" w:themeTint="9A" w:sz="4" w:space="0"/>
-          <w:bottom w:val="none"/>
-          <w:right w:val="none"/>
+          <w:bottom w:val="none" w:color="000000" w:sz="4" w:space="0"/>
+          <w:right w:val="none" w:color="000000" w:sz="4" w:space="0"/>
         </w:tcBorders>
       </w:tcPr>
     </w:tblStylePr>
@@ -16972,9 +17454,9 @@
         <w:shd w:val="clear" w:color="ffffff" w:themeColor="light1" w:fill="ffffff" w:themeFill="light1"/>
         <w:tcBorders>
           <w:top w:val="single" w:color="000000" w:themeColor="accent4" w:themeTint="9A" w:sz="4" w:space="0"/>
-          <w:left w:val="none"/>
-          <w:bottom w:val="none"/>
-          <w:right w:val="none"/>
+          <w:left w:val="none" w:color="000000" w:sz="4" w:space="0"/>
+          <w:bottom w:val="none" w:color="000000" w:sz="4" w:space="0"/>
+          <w:right w:val="none" w:color="000000" w:sz="4" w:space="0"/>
         </w:tcBorders>
       </w:tcPr>
     </w:tblStylePr>
@@ -17044,9 +17526,9 @@
       </w:tcPr>
     </w:tblStylePr>
   </w:style>
-  <w:style w:type="table" w:styleId="66">
+  <w:style w:type="table" w:styleId="771">
     <w:name w:val="Grid Table 7 Colorful - Accent 5"/>
-    <w:basedOn w:val="665"/>
+    <w:basedOn w:val="903"/>
     <w:uiPriority w:val="99"/>
     <w:pPr>
       <w:pBdr/>
@@ -17148,11 +17630,11 @@
         <w:tblBorders/>
       </w:tblPr>
       <w:tcPr>
-        <w:shd w:color="ffffff"/>
+        <w:shd w:val="clear" w:color="ffffff"/>
         <w:tcBorders>
-          <w:top w:val="none"/>
-          <w:left w:val="none"/>
-          <w:bottom w:val="none"/>
+          <w:top w:val="none" w:color="000000" w:sz="4" w:space="0"/>
+          <w:left w:val="none" w:color="000000" w:sz="4" w:space="0"/>
+          <w:bottom w:val="none" w:color="000000" w:sz="4" w:space="0"/>
           <w:right w:val="single" w:color="000000" w:themeColor="accent5" w:themeTint="90" w:sz="4" w:space="0"/>
         </w:tcBorders>
       </w:tcPr>
@@ -17175,10 +17657,10 @@
       <w:tcPr>
         <w:shd w:val="clear" w:color="ffffff" w:themeColor="light1" w:fill="ffffff" w:themeFill="light1"/>
         <w:tcBorders>
-          <w:top w:val="none"/>
-          <w:left w:val="none"/>
+          <w:top w:val="none" w:color="000000" w:sz="4" w:space="0"/>
+          <w:left w:val="none" w:color="000000" w:sz="4" w:space="0"/>
           <w:bottom w:val="single" w:color="000000" w:themeColor="accent5" w:themeTint="90" w:sz="4" w:space="0"/>
-          <w:right w:val="none"/>
+          <w:right w:val="none" w:color="000000" w:sz="4" w:space="0"/>
         </w:tcBorders>
       </w:tcPr>
     </w:tblStylePr>
@@ -17198,12 +17680,12 @@
         <w:tblBorders/>
       </w:tblPr>
       <w:tcPr>
-        <w:shd w:color="ffffff"/>
+        <w:shd w:val="clear" w:color="ffffff"/>
         <w:tcBorders>
-          <w:top w:val="none"/>
+          <w:top w:val="none" w:color="000000" w:sz="4" w:space="0"/>
           <w:left w:val="single" w:color="000000" w:themeColor="accent5" w:themeTint="90" w:sz="4" w:space="0"/>
-          <w:bottom w:val="none"/>
-          <w:right w:val="none"/>
+          <w:bottom w:val="none" w:color="000000" w:sz="4" w:space="0"/>
+          <w:right w:val="none" w:color="000000" w:sz="4" w:space="0"/>
         </w:tcBorders>
       </w:tcPr>
     </w:tblStylePr>
@@ -17226,9 +17708,9 @@
         <w:shd w:val="clear" w:color="ffffff" w:themeColor="light1" w:fill="ffffff" w:themeFill="light1"/>
         <w:tcBorders>
           <w:top w:val="single" w:color="000000" w:themeColor="accent5" w:themeTint="90" w:sz="4" w:space="0"/>
-          <w:left w:val="none"/>
-          <w:bottom w:val="none"/>
-          <w:right w:val="none"/>
+          <w:left w:val="none" w:color="000000" w:sz="4" w:space="0"/>
+          <w:bottom w:val="none" w:color="000000" w:sz="4" w:space="0"/>
+          <w:right w:val="none" w:color="000000" w:sz="4" w:space="0"/>
         </w:tcBorders>
       </w:tcPr>
     </w:tblStylePr>
@@ -17298,9 +17780,9 @@
       </w:tcPr>
     </w:tblStylePr>
   </w:style>
-  <w:style w:type="table" w:styleId="67">
+  <w:style w:type="table" w:styleId="772">
     <w:name w:val="Grid Table 7 Colorful - Accent 6"/>
-    <w:basedOn w:val="665"/>
+    <w:basedOn w:val="903"/>
     <w:uiPriority w:val="99"/>
     <w:pPr>
       <w:pBdr/>
@@ -17402,11 +17884,11 @@
         <w:tblBorders/>
       </w:tblPr>
       <w:tcPr>
-        <w:shd w:color="ffffff"/>
+        <w:shd w:val="clear" w:color="ffffff"/>
         <w:tcBorders>
-          <w:top w:val="none"/>
-          <w:left w:val="none"/>
-          <w:bottom w:val="none"/>
+          <w:top w:val="none" w:color="000000" w:sz="4" w:space="0"/>
+          <w:left w:val="none" w:color="000000" w:sz="4" w:space="0"/>
+          <w:bottom w:val="none" w:color="000000" w:sz="4" w:space="0"/>
           <w:right w:val="single" w:color="000000" w:themeColor="accent6" w:themeTint="90" w:sz="4" w:space="0"/>
         </w:tcBorders>
       </w:tcPr>
@@ -17429,10 +17911,10 @@
       <w:tcPr>
         <w:shd w:val="clear" w:color="ffffff" w:themeColor="light1" w:fill="ffffff" w:themeFill="light1"/>
         <w:tcBorders>
-          <w:top w:val="none"/>
-          <w:left w:val="none"/>
+          <w:top w:val="none" w:color="000000" w:sz="4" w:space="0"/>
+          <w:left w:val="none" w:color="000000" w:sz="4" w:space="0"/>
           <w:bottom w:val="single" w:color="000000" w:themeColor="accent6" w:themeTint="90" w:sz="4" w:space="0"/>
-          <w:right w:val="none"/>
+          <w:right w:val="none" w:color="000000" w:sz="4" w:space="0"/>
         </w:tcBorders>
       </w:tcPr>
     </w:tblStylePr>
@@ -17452,12 +17934,12 @@
         <w:tblBorders/>
       </w:tblPr>
       <w:tcPr>
-        <w:shd w:color="ffffff"/>
+        <w:shd w:val="clear" w:color="ffffff"/>
         <w:tcBorders>
-          <w:top w:val="none"/>
+          <w:top w:val="none" w:color="000000" w:sz="4" w:space="0"/>
           <w:left w:val="single" w:color="000000" w:themeColor="accent6" w:themeTint="90" w:sz="4" w:space="0"/>
-          <w:bottom w:val="none"/>
-          <w:right w:val="none"/>
+          <w:bottom w:val="none" w:color="000000" w:sz="4" w:space="0"/>
+          <w:right w:val="none" w:color="000000" w:sz="4" w:space="0"/>
         </w:tcBorders>
       </w:tcPr>
     </w:tblStylePr>
@@ -17480,9 +17962,9 @@
         <w:shd w:val="clear" w:color="ffffff" w:themeColor="light1" w:fill="ffffff" w:themeFill="light1"/>
         <w:tcBorders>
           <w:top w:val="single" w:color="000000" w:themeColor="accent6" w:themeTint="90" w:sz="4" w:space="0"/>
-          <w:left w:val="none"/>
-          <w:bottom w:val="none"/>
-          <w:right w:val="none"/>
+          <w:left w:val="none" w:color="000000" w:sz="4" w:space="0"/>
+          <w:bottom w:val="none" w:color="000000" w:sz="4" w:space="0"/>
+          <w:right w:val="none" w:color="000000" w:sz="4" w:space="0"/>
         </w:tcBorders>
       </w:tcPr>
     </w:tblStylePr>
@@ -17552,9 +18034,9 @@
       </w:tcPr>
     </w:tblStylePr>
   </w:style>
-  <w:style w:type="table" w:styleId="68">
+  <w:style w:type="table" w:styleId="773">
     <w:name w:val="List Table 1 Light"/>
-    <w:basedOn w:val="665"/>
+    <w:basedOn w:val="903"/>
     <w:uiPriority w:val="99"/>
     <w:pPr>
       <w:pBdr/>
@@ -17768,9 +18250,9 @@
       </w:tcPr>
     </w:tblStylePr>
   </w:style>
-  <w:style w:type="table" w:styleId="69">
+  <w:style w:type="table" w:styleId="774">
     <w:name w:val="List Table 1 Light - Accent 1"/>
-    <w:basedOn w:val="665"/>
+    <w:basedOn w:val="903"/>
     <w:uiPriority w:val="99"/>
     <w:pPr>
       <w:pBdr/>
@@ -17984,9 +18466,9 @@
       </w:tcPr>
     </w:tblStylePr>
   </w:style>
-  <w:style w:type="table" w:styleId="70">
+  <w:style w:type="table" w:styleId="775">
     <w:name w:val="List Table 1 Light - Accent 2"/>
-    <w:basedOn w:val="665"/>
+    <w:basedOn w:val="903"/>
     <w:uiPriority w:val="99"/>
     <w:pPr>
       <w:pBdr/>
@@ -18200,9 +18682,9 @@
       </w:tcPr>
     </w:tblStylePr>
   </w:style>
-  <w:style w:type="table" w:styleId="71">
+  <w:style w:type="table" w:styleId="776">
     <w:name w:val="List Table 1 Light - Accent 3"/>
-    <w:basedOn w:val="665"/>
+    <w:basedOn w:val="903"/>
     <w:uiPriority w:val="99"/>
     <w:pPr>
       <w:pBdr/>
@@ -18416,9 +18898,9 @@
       </w:tcPr>
     </w:tblStylePr>
   </w:style>
-  <w:style w:type="table" w:styleId="72">
+  <w:style w:type="table" w:styleId="777">
     <w:name w:val="List Table 1 Light - Accent 4"/>
-    <w:basedOn w:val="665"/>
+    <w:basedOn w:val="903"/>
     <w:uiPriority w:val="99"/>
     <w:pPr>
       <w:pBdr/>
@@ -18632,9 +19114,9 @@
       </w:tcPr>
     </w:tblStylePr>
   </w:style>
-  <w:style w:type="table" w:styleId="73">
+  <w:style w:type="table" w:styleId="778">
     <w:name w:val="List Table 1 Light - Accent 5"/>
-    <w:basedOn w:val="665"/>
+    <w:basedOn w:val="903"/>
     <w:uiPriority w:val="99"/>
     <w:pPr>
       <w:pBdr/>
@@ -18848,9 +19330,9 @@
       </w:tcPr>
     </w:tblStylePr>
   </w:style>
-  <w:style w:type="table" w:styleId="74">
+  <w:style w:type="table" w:styleId="779">
     <w:name w:val="List Table 1 Light - Accent 6"/>
-    <w:basedOn w:val="665"/>
+    <w:basedOn w:val="903"/>
     <w:uiPriority w:val="99"/>
     <w:pPr>
       <w:pBdr/>
@@ -19064,9 +19546,9 @@
       </w:tcPr>
     </w:tblStylePr>
   </w:style>
-  <w:style w:type="table" w:styleId="75">
+  <w:style w:type="table" w:styleId="780">
     <w:name w:val="List Table 2"/>
-    <w:basedOn w:val="665"/>
+    <w:basedOn w:val="903"/>
     <w:uiPriority w:val="99"/>
     <w:pPr>
       <w:pBdr/>
@@ -19302,9 +19784,9 @@
       </w:tcPr>
     </w:tblStylePr>
   </w:style>
-  <w:style w:type="table" w:styleId="76">
+  <w:style w:type="table" w:styleId="781">
     <w:name w:val="List Table 2 - Accent 1"/>
-    <w:basedOn w:val="665"/>
+    <w:basedOn w:val="903"/>
     <w:uiPriority w:val="99"/>
     <w:pPr>
       <w:pBdr/>
@@ -19540,9 +20022,9 @@
       </w:tcPr>
     </w:tblStylePr>
   </w:style>
-  <w:style w:type="table" w:styleId="77">
+  <w:style w:type="table" w:styleId="782">
     <w:name w:val="List Table 2 - Accent 2"/>
-    <w:basedOn w:val="665"/>
+    <w:basedOn w:val="903"/>
     <w:uiPriority w:val="99"/>
     <w:pPr>
       <w:pBdr/>
@@ -19778,9 +20260,9 @@
       </w:tcPr>
     </w:tblStylePr>
   </w:style>
-  <w:style w:type="table" w:styleId="78">
+  <w:style w:type="table" w:styleId="783">
     <w:name w:val="List Table 2 - Accent 3"/>
-    <w:basedOn w:val="665"/>
+    <w:basedOn w:val="903"/>
     <w:uiPriority w:val="99"/>
     <w:pPr>
       <w:pBdr/>
@@ -20016,9 +20498,9 @@
       </w:tcPr>
     </w:tblStylePr>
   </w:style>
-  <w:style w:type="table" w:styleId="79">
+  <w:style w:type="table" w:styleId="784">
     <w:name w:val="List Table 2 - Accent 4"/>
-    <w:basedOn w:val="665"/>
+    <w:basedOn w:val="903"/>
     <w:uiPriority w:val="99"/>
     <w:pPr>
       <w:pBdr/>
@@ -20254,9 +20736,9 @@
       </w:tcPr>
     </w:tblStylePr>
   </w:style>
-  <w:style w:type="table" w:styleId="80">
+  <w:style w:type="table" w:styleId="785">
     <w:name w:val="List Table 2 - Accent 5"/>
-    <w:basedOn w:val="665"/>
+    <w:basedOn w:val="903"/>
     <w:uiPriority w:val="99"/>
     <w:pPr>
       <w:pBdr/>
@@ -20492,9 +20974,9 @@
       </w:tcPr>
     </w:tblStylePr>
   </w:style>
-  <w:style w:type="table" w:styleId="81">
+  <w:style w:type="table" w:styleId="786">
     <w:name w:val="List Table 2 - Accent 6"/>
-    <w:basedOn w:val="665"/>
+    <w:basedOn w:val="903"/>
     <w:uiPriority w:val="99"/>
     <w:pPr>
       <w:pBdr/>
@@ -20730,9 +21212,9 @@
       </w:tcPr>
     </w:tblStylePr>
   </w:style>
-  <w:style w:type="table" w:styleId="82">
+  <w:style w:type="table" w:styleId="787">
     <w:name w:val="List Table 3"/>
-    <w:basedOn w:val="665"/>
+    <w:basedOn w:val="903"/>
     <w:uiPriority w:val="99"/>
     <w:pPr>
       <w:pBdr/>
@@ -20958,9 +21440,9 @@
       </w:tcPr>
     </w:tblStylePr>
   </w:style>
-  <w:style w:type="table" w:styleId="83">
+  <w:style w:type="table" w:styleId="788">
     <w:name w:val="List Table 3 - Accent 1"/>
-    <w:basedOn w:val="665"/>
+    <w:basedOn w:val="903"/>
     <w:uiPriority w:val="99"/>
     <w:pPr>
       <w:pBdr/>
@@ -21186,9 +21668,9 @@
       </w:tcPr>
     </w:tblStylePr>
   </w:style>
-  <w:style w:type="table" w:styleId="84">
+  <w:style w:type="table" w:styleId="789">
     <w:name w:val="List Table 3 - Accent 2"/>
-    <w:basedOn w:val="665"/>
+    <w:basedOn w:val="903"/>
     <w:uiPriority w:val="99"/>
     <w:pPr>
       <w:pBdr/>
@@ -21414,9 +21896,9 @@
       </w:tcPr>
     </w:tblStylePr>
   </w:style>
-  <w:style w:type="table" w:styleId="85">
+  <w:style w:type="table" w:styleId="790">
     <w:name w:val="List Table 3 - Accent 3"/>
-    <w:basedOn w:val="665"/>
+    <w:basedOn w:val="903"/>
     <w:uiPriority w:val="99"/>
     <w:pPr>
       <w:pBdr/>
@@ -21642,9 +22124,9 @@
       </w:tcPr>
     </w:tblStylePr>
   </w:style>
-  <w:style w:type="table" w:styleId="86">
+  <w:style w:type="table" w:styleId="791">
     <w:name w:val="List Table 3 - Accent 4"/>
-    <w:basedOn w:val="665"/>
+    <w:basedOn w:val="903"/>
     <w:uiPriority w:val="99"/>
     <w:pPr>
       <w:pBdr/>
@@ -21870,9 +22352,9 @@
       </w:tcPr>
     </w:tblStylePr>
   </w:style>
-  <w:style w:type="table" w:styleId="87">
+  <w:style w:type="table" w:styleId="792">
     <w:name w:val="List Table 3 - Accent 5"/>
-    <w:basedOn w:val="665"/>
+    <w:basedOn w:val="903"/>
     <w:uiPriority w:val="99"/>
     <w:pPr>
       <w:pBdr/>
@@ -22098,9 +22580,9 @@
       </w:tcPr>
     </w:tblStylePr>
   </w:style>
-  <w:style w:type="table" w:styleId="88">
+  <w:style w:type="table" w:styleId="793">
     <w:name w:val="List Table 3 - Accent 6"/>
-    <w:basedOn w:val="665"/>
+    <w:basedOn w:val="903"/>
     <w:uiPriority w:val="99"/>
     <w:pPr>
       <w:pBdr/>
@@ -22326,9 +22808,9 @@
       </w:tcPr>
     </w:tblStylePr>
   </w:style>
-  <w:style w:type="table" w:styleId="89">
+  <w:style w:type="table" w:styleId="794">
     <w:name w:val="List Table 4"/>
-    <w:basedOn w:val="665"/>
+    <w:basedOn w:val="903"/>
     <w:uiPriority w:val="99"/>
     <w:pPr>
       <w:pBdr/>
@@ -22551,9 +23033,9 @@
       </w:tcPr>
     </w:tblStylePr>
   </w:style>
-  <w:style w:type="table" w:styleId="90">
+  <w:style w:type="table" w:styleId="795">
     <w:name w:val="List Table 4 - Accent 1"/>
-    <w:basedOn w:val="665"/>
+    <w:basedOn w:val="903"/>
     <w:uiPriority w:val="99"/>
     <w:pPr>
       <w:pBdr/>
@@ -22776,9 +23258,9 @@
       </w:tcPr>
     </w:tblStylePr>
   </w:style>
-  <w:style w:type="table" w:styleId="91">
+  <w:style w:type="table" w:styleId="796">
     <w:name w:val="List Table 4 - Accent 2"/>
-    <w:basedOn w:val="665"/>
+    <w:basedOn w:val="903"/>
     <w:uiPriority w:val="99"/>
     <w:pPr>
       <w:pBdr/>
@@ -23001,9 +23483,9 @@
       </w:tcPr>
     </w:tblStylePr>
   </w:style>
-  <w:style w:type="table" w:styleId="92">
+  <w:style w:type="table" w:styleId="797">
     <w:name w:val="List Table 4 - Accent 3"/>
-    <w:basedOn w:val="665"/>
+    <w:basedOn w:val="903"/>
     <w:uiPriority w:val="99"/>
     <w:pPr>
       <w:pBdr/>
@@ -23226,9 +23708,9 @@
       </w:tcPr>
     </w:tblStylePr>
   </w:style>
-  <w:style w:type="table" w:styleId="93">
+  <w:style w:type="table" w:styleId="798">
     <w:name w:val="List Table 4 - Accent 4"/>
-    <w:basedOn w:val="665"/>
+    <w:basedOn w:val="903"/>
     <w:uiPriority w:val="99"/>
     <w:pPr>
       <w:pBdr/>
@@ -23451,9 +23933,9 @@
       </w:tcPr>
     </w:tblStylePr>
   </w:style>
-  <w:style w:type="table" w:styleId="94">
+  <w:style w:type="table" w:styleId="799">
     <w:name w:val="List Table 4 - Accent 5"/>
-    <w:basedOn w:val="665"/>
+    <w:basedOn w:val="903"/>
     <w:uiPriority w:val="99"/>
     <w:pPr>
       <w:pBdr/>
@@ -23676,9 +24158,9 @@
       </w:tcPr>
     </w:tblStylePr>
   </w:style>
-  <w:style w:type="table" w:styleId="95">
+  <w:style w:type="table" w:styleId="800">
     <w:name w:val="List Table 4 - Accent 6"/>
-    <w:basedOn w:val="665"/>
+    <w:basedOn w:val="903"/>
     <w:uiPriority w:val="99"/>
     <w:pPr>
       <w:pBdr/>
@@ -23901,9 +24383,9 @@
       </w:tcPr>
     </w:tblStylePr>
   </w:style>
-  <w:style w:type="table" w:styleId="96">
+  <w:style w:type="table" w:styleId="801">
     <w:name w:val="List Table 5 Dark"/>
-    <w:basedOn w:val="665"/>
+    <w:basedOn w:val="903"/>
     <w:uiPriority w:val="99"/>
     <w:pPr>
       <w:pBdr/>
@@ -24143,9 +24625,9 @@
       </w:tcPr>
     </w:tblStylePr>
   </w:style>
-  <w:style w:type="table" w:styleId="97">
+  <w:style w:type="table" w:styleId="802">
     <w:name w:val="List Table 5 Dark - Accent 1"/>
-    <w:basedOn w:val="665"/>
+    <w:basedOn w:val="903"/>
     <w:uiPriority w:val="99"/>
     <w:pPr>
       <w:pBdr/>
@@ -24385,9 +24867,9 @@
       </w:tcPr>
     </w:tblStylePr>
   </w:style>
-  <w:style w:type="table" w:styleId="98">
+  <w:style w:type="table" w:styleId="803">
     <w:name w:val="List Table 5 Dark - Accent 2"/>
-    <w:basedOn w:val="665"/>
+    <w:basedOn w:val="903"/>
     <w:uiPriority w:val="99"/>
     <w:pPr>
       <w:pBdr/>
@@ -24627,9 +25109,9 @@
       </w:tcPr>
     </w:tblStylePr>
   </w:style>
-  <w:style w:type="table" w:styleId="99">
+  <w:style w:type="table" w:styleId="804">
     <w:name w:val="List Table 5 Dark - Accent 3"/>
-    <w:basedOn w:val="665"/>
+    <w:basedOn w:val="903"/>
     <w:uiPriority w:val="99"/>
     <w:pPr>
       <w:pBdr/>
@@ -24869,9 +25351,9 @@
       </w:tcPr>
     </w:tblStylePr>
   </w:style>
-  <w:style w:type="table" w:styleId="100">
+  <w:style w:type="table" w:styleId="805">
     <w:name w:val="List Table 5 Dark - Accent 4"/>
-    <w:basedOn w:val="665"/>
+    <w:basedOn w:val="903"/>
     <w:uiPriority w:val="99"/>
     <w:pPr>
       <w:pBdr/>
@@ -25111,9 +25593,9 @@
       </w:tcPr>
     </w:tblStylePr>
   </w:style>
-  <w:style w:type="table" w:styleId="101">
+  <w:style w:type="table" w:styleId="806">
     <w:name w:val="List Table 5 Dark - Accent 5"/>
-    <w:basedOn w:val="665"/>
+    <w:basedOn w:val="903"/>
     <w:uiPriority w:val="99"/>
     <w:pPr>
       <w:pBdr/>
@@ -25353,9 +25835,9 @@
       </w:tcPr>
     </w:tblStylePr>
   </w:style>
-  <w:style w:type="table" w:styleId="102">
+  <w:style w:type="table" w:styleId="807">
     <w:name w:val="List Table 5 Dark - Accent 6"/>
-    <w:basedOn w:val="665"/>
+    <w:basedOn w:val="903"/>
     <w:uiPriority w:val="99"/>
     <w:pPr>
       <w:pBdr/>
@@ -25595,9 +26077,9 @@
       </w:tcPr>
     </w:tblStylePr>
   </w:style>
-  <w:style w:type="table" w:styleId="103">
+  <w:style w:type="table" w:styleId="808">
     <w:name w:val="List Table 6 Colorful"/>
-    <w:basedOn w:val="665"/>
+    <w:basedOn w:val="903"/>
     <w:uiPriority w:val="99"/>
     <w:pPr>
       <w:pBdr/>
@@ -25818,9 +26300,9 @@
       </w:tcPr>
     </w:tblStylePr>
   </w:style>
-  <w:style w:type="table" w:styleId="104">
+  <w:style w:type="table" w:styleId="809">
     <w:name w:val="List Table 6 Colorful - Accent 1"/>
-    <w:basedOn w:val="665"/>
+    <w:basedOn w:val="903"/>
     <w:uiPriority w:val="99"/>
     <w:pPr>
       <w:pBdr/>
@@ -26041,9 +26523,9 @@
       </w:tcPr>
     </w:tblStylePr>
   </w:style>
-  <w:style w:type="table" w:styleId="105">
+  <w:style w:type="table" w:styleId="810">
     <w:name w:val="List Table 6 Colorful - Accent 2"/>
-    <w:basedOn w:val="665"/>
+    <w:basedOn w:val="903"/>
     <w:uiPriority w:val="99"/>
     <w:pPr>
       <w:pBdr/>
@@ -26264,9 +26746,9 @@
       </w:tcPr>
     </w:tblStylePr>
   </w:style>
-  <w:style w:type="table" w:styleId="106">
+  <w:style w:type="table" w:styleId="811">
     <w:name w:val="List Table 6 Colorful - Accent 3"/>
-    <w:basedOn w:val="665"/>
+    <w:basedOn w:val="903"/>
     <w:uiPriority w:val="99"/>
     <w:pPr>
       <w:pBdr/>
@@ -26487,9 +26969,9 @@
       </w:tcPr>
     </w:tblStylePr>
   </w:style>
-  <w:style w:type="table" w:styleId="107">
+  <w:style w:type="table" w:styleId="812">
     <w:name w:val="List Table 6 Colorful - Accent 4"/>
-    <w:basedOn w:val="665"/>
+    <w:basedOn w:val="903"/>
     <w:uiPriority w:val="99"/>
     <w:pPr>
       <w:pBdr/>
@@ -26710,9 +27192,9 @@
       </w:tcPr>
     </w:tblStylePr>
   </w:style>
-  <w:style w:type="table" w:styleId="108">
+  <w:style w:type="table" w:styleId="813">
     <w:name w:val="List Table 6 Colorful - Accent 5"/>
-    <w:basedOn w:val="665"/>
+    <w:basedOn w:val="903"/>
     <w:uiPriority w:val="99"/>
     <w:pPr>
       <w:pBdr/>
@@ -26933,9 +27415,9 @@
       </w:tcPr>
     </w:tblStylePr>
   </w:style>
-  <w:style w:type="table" w:styleId="109">
+  <w:style w:type="table" w:styleId="814">
     <w:name w:val="List Table 6 Colorful - Accent 6"/>
-    <w:basedOn w:val="665"/>
+    <w:basedOn w:val="903"/>
     <w:uiPriority w:val="99"/>
     <w:pPr>
       <w:pBdr/>
@@ -27156,9 +27638,9 @@
       </w:tcPr>
     </w:tblStylePr>
   </w:style>
-  <w:style w:type="table" w:styleId="110">
+  <w:style w:type="table" w:styleId="815">
     <w:name w:val="List Table 7 Colorful"/>
-    <w:basedOn w:val="665"/>
+    <w:basedOn w:val="903"/>
     <w:uiPriority w:val="99"/>
     <w:pPr>
       <w:pBdr/>
@@ -27257,11 +27739,11 @@
         <w:tblBorders/>
       </w:tblPr>
       <w:tcPr>
-        <w:shd w:color="ffffff"/>
+        <w:shd w:val="clear" w:color="ffffff"/>
         <w:tcBorders>
-          <w:top w:val="none"/>
-          <w:left w:val="none"/>
-          <w:bottom w:val="none"/>
+          <w:top w:val="none" w:color="000000" w:sz="4" w:space="0"/>
+          <w:left w:val="none" w:color="000000" w:sz="4" w:space="0"/>
+          <w:bottom w:val="none" w:color="000000" w:sz="4" w:space="0"/>
           <w:right w:val="single" w:color="000000" w:themeColor="text1" w:themeTint="80" w:sz="4" w:space="0"/>
         </w:tcBorders>
       </w:tcPr>
@@ -27284,10 +27766,10 @@
       <w:tcPr>
         <w:shd w:val="clear" w:color="ffffff" w:themeColor="light1" w:fill="ffffff" w:themeFill="light1"/>
         <w:tcBorders>
-          <w:top w:val="none"/>
-          <w:left w:val="none"/>
+          <w:top w:val="none" w:color="000000" w:sz="4" w:space="0"/>
+          <w:left w:val="none" w:color="000000" w:sz="4" w:space="0"/>
           <w:bottom w:val="single" w:color="000000" w:themeColor="text1" w:themeTint="80" w:sz="4" w:space="0"/>
-          <w:right w:val="none"/>
+          <w:right w:val="none" w:color="000000" w:sz="4" w:space="0"/>
         </w:tcBorders>
       </w:tcPr>
     </w:tblStylePr>
@@ -27307,12 +27789,12 @@
         <w:tblBorders/>
       </w:tblPr>
       <w:tcPr>
-        <w:shd w:color="ffffff"/>
+        <w:shd w:val="clear" w:color="ffffff"/>
         <w:tcBorders>
-          <w:top w:val="none"/>
+          <w:top w:val="none" w:color="000000" w:sz="4" w:space="0"/>
           <w:left w:val="single" w:color="000000" w:themeColor="text1" w:themeTint="80" w:sz="4" w:space="0"/>
-          <w:bottom w:val="none"/>
-          <w:right w:val="none"/>
+          <w:bottom w:val="none" w:color="000000" w:sz="4" w:space="0"/>
+          <w:right w:val="none" w:color="000000" w:sz="4" w:space="0"/>
         </w:tcBorders>
       </w:tcPr>
     </w:tblStylePr>
@@ -27335,9 +27817,9 @@
         <w:shd w:val="clear" w:color="ffffff" w:themeColor="light1" w:fill="ffffff" w:themeFill="light1"/>
         <w:tcBorders>
           <w:top w:val="single" w:color="000000" w:themeColor="text1" w:themeTint="80" w:sz="4" w:space="0"/>
-          <w:left w:val="none"/>
-          <w:bottom w:val="none"/>
-          <w:right w:val="none"/>
+          <w:left w:val="none" w:color="000000" w:sz="4" w:space="0"/>
+          <w:bottom w:val="none" w:color="000000" w:sz="4" w:space="0"/>
+          <w:right w:val="none" w:color="000000" w:sz="4" w:space="0"/>
         </w:tcBorders>
       </w:tcPr>
     </w:tblStylePr>
@@ -27412,9 +27894,9 @@
       </w:tcPr>
     </w:tblStylePr>
   </w:style>
-  <w:style w:type="table" w:styleId="111">
+  <w:style w:type="table" w:styleId="816">
     <w:name w:val="List Table 7 Colorful - Accent 1"/>
-    <w:basedOn w:val="665"/>
+    <w:basedOn w:val="903"/>
     <w:uiPriority w:val="99"/>
     <w:pPr>
       <w:pBdr/>
@@ -27513,11 +27995,11 @@
         <w:tblBorders/>
       </w:tblPr>
       <w:tcPr>
-        <w:shd w:color="ffffff"/>
+        <w:shd w:val="clear" w:color="ffffff"/>
         <w:tcBorders>
-          <w:top w:val="none"/>
-          <w:left w:val="none"/>
-          <w:bottom w:val="none"/>
+          <w:top w:val="none" w:color="000000" w:sz="4" w:space="0"/>
+          <w:left w:val="none" w:color="000000" w:sz="4" w:space="0"/>
+          <w:bottom w:val="none" w:color="000000" w:sz="4" w:space="0"/>
           <w:right w:val="single" w:color="000000" w:themeColor="accent1" w:sz="4" w:space="0"/>
         </w:tcBorders>
       </w:tcPr>
@@ -27540,10 +28022,10 @@
       <w:tcPr>
         <w:shd w:val="clear" w:color="ffffff" w:themeColor="light1" w:fill="ffffff" w:themeFill="light1"/>
         <w:tcBorders>
-          <w:top w:val="none"/>
-          <w:left w:val="none"/>
+          <w:top w:val="none" w:color="000000" w:sz="4" w:space="0"/>
+          <w:left w:val="none" w:color="000000" w:sz="4" w:space="0"/>
           <w:bottom w:val="single" w:color="000000" w:themeColor="accent1" w:sz="4" w:space="0"/>
-          <w:right w:val="none"/>
+          <w:right w:val="none" w:color="000000" w:sz="4" w:space="0"/>
         </w:tcBorders>
       </w:tcPr>
     </w:tblStylePr>
@@ -27563,12 +28045,12 @@
         <w:tblBorders/>
       </w:tblPr>
       <w:tcPr>
-        <w:shd w:color="ffffff"/>
+        <w:shd w:val="clear" w:color="ffffff"/>
         <w:tcBorders>
-          <w:top w:val="none"/>
+          <w:top w:val="none" w:color="000000" w:sz="4" w:space="0"/>
           <w:left w:val="single" w:color="000000" w:themeColor="accent1" w:sz="4" w:space="0"/>
-          <w:bottom w:val="none"/>
-          <w:right w:val="none"/>
+          <w:bottom w:val="none" w:color="000000" w:sz="4" w:space="0"/>
+          <w:right w:val="none" w:color="000000" w:sz="4" w:space="0"/>
         </w:tcBorders>
       </w:tcPr>
     </w:tblStylePr>
@@ -27591,9 +28073,9 @@
         <w:shd w:val="clear" w:color="ffffff" w:themeColor="light1" w:fill="ffffff" w:themeFill="light1"/>
         <w:tcBorders>
           <w:top w:val="single" w:color="000000" w:themeColor="accent1" w:sz="4" w:space="0"/>
-          <w:left w:val="none"/>
-          <w:bottom w:val="none"/>
-          <w:right w:val="none"/>
+          <w:left w:val="none" w:color="000000" w:sz="4" w:space="0"/>
+          <w:bottom w:val="none" w:color="000000" w:sz="4" w:space="0"/>
+          <w:right w:val="none" w:color="000000" w:sz="4" w:space="0"/>
         </w:tcBorders>
       </w:tcPr>
     </w:tblStylePr>
@@ -27668,9 +28150,9 @@
       </w:tcPr>
     </w:tblStylePr>
   </w:style>
-  <w:style w:type="table" w:styleId="112">
+  <w:style w:type="table" w:styleId="817">
     <w:name w:val="List Table 7 Colorful - Accent 2"/>
-    <w:basedOn w:val="665"/>
+    <w:basedOn w:val="903"/>
     <w:uiPriority w:val="99"/>
     <w:pPr>
       <w:pBdr/>
@@ -27769,11 +28251,11 @@
         <w:tblBorders/>
       </w:tblPr>
       <w:tcPr>
-        <w:shd w:color="ffffff"/>
+        <w:shd w:val="clear" w:color="ffffff"/>
         <w:tcBorders>
-          <w:top w:val="none"/>
-          <w:left w:val="none"/>
-          <w:bottom w:val="none"/>
+          <w:top w:val="none" w:color="000000" w:sz="4" w:space="0"/>
+          <w:left w:val="none" w:color="000000" w:sz="4" w:space="0"/>
+          <w:bottom w:val="none" w:color="000000" w:sz="4" w:space="0"/>
           <w:right w:val="single" w:color="000000" w:themeColor="accent2" w:themeTint="97" w:sz="4" w:space="0"/>
         </w:tcBorders>
       </w:tcPr>
@@ -27796,10 +28278,10 @@
       <w:tcPr>
         <w:shd w:val="clear" w:color="ffffff" w:themeColor="light1" w:fill="ffffff" w:themeFill="light1"/>
         <w:tcBorders>
-          <w:top w:val="none"/>
-          <w:left w:val="none"/>
+          <w:top w:val="none" w:color="000000" w:sz="4" w:space="0"/>
+          <w:left w:val="none" w:color="000000" w:sz="4" w:space="0"/>
           <w:bottom w:val="single" w:color="000000" w:themeColor="accent2" w:themeTint="97" w:sz="4" w:space="0"/>
-          <w:right w:val="none"/>
+          <w:right w:val="none" w:color="000000" w:sz="4" w:space="0"/>
         </w:tcBorders>
       </w:tcPr>
     </w:tblStylePr>
@@ -27819,12 +28301,12 @@
         <w:tblBorders/>
       </w:tblPr>
       <w:tcPr>
-        <w:shd w:color="ffffff"/>
+        <w:shd w:val="clear" w:color="ffffff"/>
         <w:tcBorders>
-          <w:top w:val="none"/>
+          <w:top w:val="none" w:color="000000" w:sz="4" w:space="0"/>
           <w:left w:val="single" w:color="000000" w:themeColor="accent2" w:themeTint="97" w:sz="4" w:space="0"/>
-          <w:bottom w:val="none"/>
-          <w:right w:val="none"/>
+          <w:bottom w:val="none" w:color="000000" w:sz="4" w:space="0"/>
+          <w:right w:val="none" w:color="000000" w:sz="4" w:space="0"/>
         </w:tcBorders>
       </w:tcPr>
     </w:tblStylePr>
@@ -27847,9 +28329,9 @@
         <w:shd w:val="clear" w:color="ffffff" w:themeColor="light1" w:fill="ffffff" w:themeFill="light1"/>
         <w:tcBorders>
           <w:top w:val="single" w:color="000000" w:themeColor="accent2" w:themeTint="97" w:sz="4" w:space="0"/>
-          <w:left w:val="none"/>
-          <w:bottom w:val="none"/>
-          <w:right w:val="none"/>
+          <w:left w:val="none" w:color="000000" w:sz="4" w:space="0"/>
+          <w:bottom w:val="none" w:color="000000" w:sz="4" w:space="0"/>
+          <w:right w:val="none" w:color="000000" w:sz="4" w:space="0"/>
         </w:tcBorders>
       </w:tcPr>
     </w:tblStylePr>
@@ -27924,9 +28406,9 @@
       </w:tcPr>
     </w:tblStylePr>
   </w:style>
-  <w:style w:type="table" w:styleId="113">
+  <w:style w:type="table" w:styleId="818">
     <w:name w:val="List Table 7 Colorful - Accent 3"/>
-    <w:basedOn w:val="665"/>
+    <w:basedOn w:val="903"/>
     <w:uiPriority w:val="99"/>
     <w:pPr>
       <w:pBdr/>
@@ -28025,11 +28507,11 @@
         <w:tblBorders/>
       </w:tblPr>
       <w:tcPr>
-        <w:shd w:color="ffffff"/>
+        <w:shd w:val="clear" w:color="ffffff"/>
         <w:tcBorders>
-          <w:top w:val="none"/>
-          <w:left w:val="none"/>
-          <w:bottom w:val="none"/>
+          <w:top w:val="none" w:color="000000" w:sz="4" w:space="0"/>
+          <w:left w:val="none" w:color="000000" w:sz="4" w:space="0"/>
+          <w:bottom w:val="none" w:color="000000" w:sz="4" w:space="0"/>
           <w:right w:val="single" w:color="000000" w:themeColor="accent3" w:themeTint="98" w:sz="4" w:space="0"/>
         </w:tcBorders>
       </w:tcPr>
@@ -28052,10 +28534,10 @@
       <w:tcPr>
         <w:shd w:val="clear" w:color="ffffff" w:themeColor="light1" w:fill="ffffff" w:themeFill="light1"/>
         <w:tcBorders>
-          <w:top w:val="none"/>
-          <w:left w:val="none"/>
+          <w:top w:val="none" w:color="000000" w:sz="4" w:space="0"/>
+          <w:left w:val="none" w:color="000000" w:sz="4" w:space="0"/>
           <w:bottom w:val="single" w:color="000000" w:themeColor="accent3" w:themeTint="98" w:sz="4" w:space="0"/>
-          <w:right w:val="none"/>
+          <w:right w:val="none" w:color="000000" w:sz="4" w:space="0"/>
         </w:tcBorders>
       </w:tcPr>
     </w:tblStylePr>
@@ -28075,12 +28557,12 @@
         <w:tblBorders/>
       </w:tblPr>
       <w:tcPr>
-        <w:shd w:color="ffffff"/>
+        <w:shd w:val="clear" w:color="ffffff"/>
         <w:tcBorders>
-          <w:top w:val="none"/>
+          <w:top w:val="none" w:color="000000" w:sz="4" w:space="0"/>
           <w:left w:val="single" w:color="000000" w:themeColor="accent3" w:themeTint="98" w:sz="4" w:space="0"/>
-          <w:bottom w:val="none"/>
-          <w:right w:val="none"/>
+          <w:bottom w:val="none" w:color="000000" w:sz="4" w:space="0"/>
+          <w:right w:val="none" w:color="000000" w:sz="4" w:space="0"/>
         </w:tcBorders>
       </w:tcPr>
     </w:tblStylePr>
@@ -28103,9 +28585,9 @@
         <w:shd w:val="clear" w:color="ffffff" w:themeColor="light1" w:fill="ffffff" w:themeFill="light1"/>
         <w:tcBorders>
           <w:top w:val="single" w:color="000000" w:themeColor="accent3" w:themeTint="98" w:sz="4" w:space="0"/>
-          <w:left w:val="none"/>
-          <w:bottom w:val="none"/>
-          <w:right w:val="none"/>
+          <w:left w:val="none" w:color="000000" w:sz="4" w:space="0"/>
+          <w:bottom w:val="none" w:color="000000" w:sz="4" w:space="0"/>
+          <w:right w:val="none" w:color="000000" w:sz="4" w:space="0"/>
         </w:tcBorders>
       </w:tcPr>
     </w:tblStylePr>
@@ -28180,9 +28662,9 @@
       </w:tcPr>
     </w:tblStylePr>
   </w:style>
-  <w:style w:type="table" w:styleId="114">
+  <w:style w:type="table" w:styleId="819">
     <w:name w:val="List Table 7 Colorful - Accent 4"/>
-    <w:basedOn w:val="665"/>
+    <w:basedOn w:val="903"/>
     <w:uiPriority w:val="99"/>
     <w:pPr>
       <w:pBdr/>
@@ -28281,11 +28763,11 @@
         <w:tblBorders/>
       </w:tblPr>
       <w:tcPr>
-        <w:shd w:color="ffffff"/>
+        <w:shd w:val="clear" w:color="ffffff"/>
         <w:tcBorders>
-          <w:top w:val="none"/>
-          <w:left w:val="none"/>
-          <w:bottom w:val="none"/>
+          <w:top w:val="none" w:color="000000" w:sz="4" w:space="0"/>
+          <w:left w:val="none" w:color="000000" w:sz="4" w:space="0"/>
+          <w:bottom w:val="none" w:color="000000" w:sz="4" w:space="0"/>
           <w:right w:val="single" w:color="000000" w:themeColor="accent4" w:themeTint="9A" w:sz="4" w:space="0"/>
         </w:tcBorders>
       </w:tcPr>
@@ -28308,10 +28790,10 @@
       <w:tcPr>
         <w:shd w:val="clear" w:color="ffffff" w:themeColor="light1" w:fill="ffffff" w:themeFill="light1"/>
         <w:tcBorders>
-          <w:top w:val="none"/>
-          <w:left w:val="none"/>
+          <w:top w:val="none" w:color="000000" w:sz="4" w:space="0"/>
+          <w:left w:val="none" w:color="000000" w:sz="4" w:space="0"/>
           <w:bottom w:val="single" w:color="000000" w:themeColor="accent4" w:themeTint="9A" w:sz="4" w:space="0"/>
-          <w:right w:val="none"/>
+          <w:right w:val="none" w:color="000000" w:sz="4" w:space="0"/>
         </w:tcBorders>
       </w:tcPr>
     </w:tblStylePr>
@@ -28331,12 +28813,12 @@
         <w:tblBorders/>
       </w:tblPr>
       <w:tcPr>
-        <w:shd w:color="ffffff"/>
+        <w:shd w:val="clear" w:color="ffffff"/>
         <w:tcBorders>
-          <w:top w:val="none"/>
+          <w:top w:val="none" w:color="000000" w:sz="4" w:space="0"/>
           <w:left w:val="single" w:color="000000" w:themeColor="accent4" w:themeTint="9A" w:sz="4" w:space="0"/>
-          <w:bottom w:val="none"/>
-          <w:right w:val="none"/>
+          <w:bottom w:val="none" w:color="000000" w:sz="4" w:space="0"/>
+          <w:right w:val="none" w:color="000000" w:sz="4" w:space="0"/>
         </w:tcBorders>
       </w:tcPr>
     </w:tblStylePr>
@@ -28359,9 +28841,9 @@
         <w:shd w:val="clear" w:color="ffffff" w:themeColor="light1" w:fill="ffffff" w:themeFill="light1"/>
         <w:tcBorders>
           <w:top w:val="single" w:color="000000" w:themeColor="accent4" w:themeTint="9A" w:sz="4" w:space="0"/>
-          <w:left w:val="none"/>
-          <w:bottom w:val="none"/>
-          <w:right w:val="none"/>
+          <w:left w:val="none" w:color="000000" w:sz="4" w:space="0"/>
+          <w:bottom w:val="none" w:color="000000" w:sz="4" w:space="0"/>
+          <w:right w:val="none" w:color="000000" w:sz="4" w:space="0"/>
         </w:tcBorders>
       </w:tcPr>
     </w:tblStylePr>
@@ -28436,9 +28918,9 @@
       </w:tcPr>
     </w:tblStylePr>
   </w:style>
-  <w:style w:type="table" w:styleId="115">
+  <w:style w:type="table" w:styleId="820">
     <w:name w:val="List Table 7 Colorful - Accent 5"/>
-    <w:basedOn w:val="665"/>
+    <w:basedOn w:val="903"/>
     <w:uiPriority w:val="99"/>
     <w:pPr>
       <w:pBdr/>
@@ -28537,11 +29019,11 @@
         <w:tblBorders/>
       </w:tblPr>
       <w:tcPr>
-        <w:shd w:color="ffffff"/>
+        <w:shd w:val="clear" w:color="ffffff"/>
         <w:tcBorders>
-          <w:top w:val="none"/>
-          <w:left w:val="none"/>
-          <w:bottom w:val="none"/>
+          <w:top w:val="none" w:color="000000" w:sz="4" w:space="0"/>
+          <w:left w:val="none" w:color="000000" w:sz="4" w:space="0"/>
+          <w:bottom w:val="none" w:color="000000" w:sz="4" w:space="0"/>
           <w:right w:val="single" w:color="000000" w:themeColor="accent5" w:themeTint="9A" w:sz="4" w:space="0"/>
         </w:tcBorders>
       </w:tcPr>
@@ -28564,10 +29046,10 @@
       <w:tcPr>
         <w:shd w:val="clear" w:color="ffffff" w:themeColor="light1" w:fill="ffffff" w:themeFill="light1"/>
         <w:tcBorders>
-          <w:top w:val="none"/>
-          <w:left w:val="none"/>
+          <w:top w:val="none" w:color="000000" w:sz="4" w:space="0"/>
+          <w:left w:val="none" w:color="000000" w:sz="4" w:space="0"/>
           <w:bottom w:val="single" w:color="000000" w:themeColor="accent5" w:themeTint="9A" w:sz="4" w:space="0"/>
-          <w:right w:val="none"/>
+          <w:right w:val="none" w:color="000000" w:sz="4" w:space="0"/>
         </w:tcBorders>
       </w:tcPr>
     </w:tblStylePr>
@@ -28587,12 +29069,12 @@
         <w:tblBorders/>
       </w:tblPr>
       <w:tcPr>
-        <w:shd w:color="ffffff"/>
+        <w:shd w:val="clear" w:color="ffffff"/>
         <w:tcBorders>
-          <w:top w:val="none"/>
+          <w:top w:val="none" w:color="000000" w:sz="4" w:space="0"/>
           <w:left w:val="single" w:color="000000" w:themeColor="accent5" w:themeTint="9A" w:sz="4" w:space="0"/>
-          <w:bottom w:val="none"/>
-          <w:right w:val="none"/>
+          <w:bottom w:val="none" w:color="000000" w:sz="4" w:space="0"/>
+          <w:right w:val="none" w:color="000000" w:sz="4" w:space="0"/>
         </w:tcBorders>
       </w:tcPr>
     </w:tblStylePr>
@@ -28615,9 +29097,9 @@
         <w:shd w:val="clear" w:color="ffffff" w:themeColor="light1" w:fill="ffffff" w:themeFill="light1"/>
         <w:tcBorders>
           <w:top w:val="single" w:color="000000" w:themeColor="accent5" w:themeTint="9A" w:sz="4" w:space="0"/>
-          <w:left w:val="none"/>
-          <w:bottom w:val="none"/>
-          <w:right w:val="none"/>
+          <w:left w:val="none" w:color="000000" w:sz="4" w:space="0"/>
+          <w:bottom w:val="none" w:color="000000" w:sz="4" w:space="0"/>
+          <w:right w:val="none" w:color="000000" w:sz="4" w:space="0"/>
         </w:tcBorders>
       </w:tcPr>
     </w:tblStylePr>
@@ -28692,9 +29174,9 @@
       </w:tcPr>
     </w:tblStylePr>
   </w:style>
-  <w:style w:type="table" w:styleId="116">
+  <w:style w:type="table" w:styleId="821">
     <w:name w:val="List Table 7 Colorful - Accent 6"/>
-    <w:basedOn w:val="665"/>
+    <w:basedOn w:val="903"/>
     <w:uiPriority w:val="99"/>
     <w:pPr>
       <w:pBdr/>
@@ -28793,11 +29275,11 @@
         <w:tblBorders/>
       </w:tblPr>
       <w:tcPr>
-        <w:shd w:color="ffffff"/>
+        <w:shd w:val="clear" w:color="ffffff"/>
         <w:tcBorders>
-          <w:top w:val="none"/>
-          <w:left w:val="none"/>
-          <w:bottom w:val="none"/>
+          <w:top w:val="none" w:color="000000" w:sz="4" w:space="0"/>
+          <w:left w:val="none" w:color="000000" w:sz="4" w:space="0"/>
+          <w:bottom w:val="none" w:color="000000" w:sz="4" w:space="0"/>
           <w:right w:val="single" w:color="000000" w:themeColor="accent6" w:themeTint="98" w:sz="4" w:space="0"/>
         </w:tcBorders>
       </w:tcPr>
@@ -28820,10 +29302,10 @@
       <w:tcPr>
         <w:shd w:val="clear" w:color="ffffff" w:themeColor="light1" w:fill="ffffff" w:themeFill="light1"/>
         <w:tcBorders>
-          <w:top w:val="none"/>
-          <w:left w:val="none"/>
+          <w:top w:val="none" w:color="000000" w:sz="4" w:space="0"/>
+          <w:left w:val="none" w:color="000000" w:sz="4" w:space="0"/>
           <w:bottom w:val="single" w:color="000000" w:themeColor="accent6" w:themeTint="98" w:sz="4" w:space="0"/>
-          <w:right w:val="none"/>
+          <w:right w:val="none" w:color="000000" w:sz="4" w:space="0"/>
         </w:tcBorders>
       </w:tcPr>
     </w:tblStylePr>
@@ -28843,12 +29325,12 @@
         <w:tblBorders/>
       </w:tblPr>
       <w:tcPr>
-        <w:shd w:color="ffffff"/>
+        <w:shd w:val="clear" w:color="ffffff"/>
         <w:tcBorders>
-          <w:top w:val="none"/>
+          <w:top w:val="none" w:color="000000" w:sz="4" w:space="0"/>
           <w:left w:val="single" w:color="000000" w:themeColor="accent6" w:themeTint="98" w:sz="4" w:space="0"/>
-          <w:bottom w:val="none"/>
-          <w:right w:val="none"/>
+          <w:bottom w:val="none" w:color="000000" w:sz="4" w:space="0"/>
+          <w:right w:val="none" w:color="000000" w:sz="4" w:space="0"/>
         </w:tcBorders>
       </w:tcPr>
     </w:tblStylePr>
@@ -28871,9 +29353,9 @@
         <w:shd w:val="clear" w:color="ffffff" w:themeColor="light1" w:fill="ffffff" w:themeFill="light1"/>
         <w:tcBorders>
           <w:top w:val="single" w:color="000000" w:themeColor="accent6" w:themeTint="98" w:sz="4" w:space="0"/>
-          <w:left w:val="none"/>
-          <w:bottom w:val="none"/>
-          <w:right w:val="none"/>
+          <w:left w:val="none" w:color="000000" w:sz="4" w:space="0"/>
+          <w:bottom w:val="none" w:color="000000" w:sz="4" w:space="0"/>
+          <w:right w:val="none" w:color="000000" w:sz="4" w:space="0"/>
         </w:tcBorders>
       </w:tcPr>
     </w:tblStylePr>
@@ -28948,9 +29430,9 @@
       </w:tcPr>
     </w:tblStylePr>
   </w:style>
-  <w:style w:type="table" w:styleId="117">
+  <w:style w:type="table" w:styleId="822">
     <w:name w:val="Lined - Accent"/>
-    <w:basedOn w:val="665"/>
+    <w:basedOn w:val="903"/>
     <w:uiPriority w:val="99"/>
     <w:pPr>
       <w:pBdr/>
@@ -29185,9 +29667,9 @@
       </w:tcPr>
     </w:tblStylePr>
   </w:style>
-  <w:style w:type="table" w:styleId="118">
+  <w:style w:type="table" w:styleId="823">
     <w:name w:val="Lined - Accent 1"/>
-    <w:basedOn w:val="665"/>
+    <w:basedOn w:val="903"/>
     <w:uiPriority w:val="99"/>
     <w:pPr>
       <w:pBdr/>
@@ -29422,9 +29904,9 @@
       </w:tcPr>
     </w:tblStylePr>
   </w:style>
-  <w:style w:type="table" w:styleId="119">
+  <w:style w:type="table" w:styleId="824">
     <w:name w:val="Lined - Accent 2"/>
-    <w:basedOn w:val="665"/>
+    <w:basedOn w:val="903"/>
     <w:uiPriority w:val="99"/>
     <w:pPr>
       <w:pBdr/>
@@ -29659,9 +30141,9 @@
       </w:tcPr>
     </w:tblStylePr>
   </w:style>
-  <w:style w:type="table" w:styleId="120">
+  <w:style w:type="table" w:styleId="825">
     <w:name w:val="Lined - Accent 3"/>
-    <w:basedOn w:val="665"/>
+    <w:basedOn w:val="903"/>
     <w:uiPriority w:val="99"/>
     <w:pPr>
       <w:pBdr/>
@@ -29896,9 +30378,9 @@
       </w:tcPr>
     </w:tblStylePr>
   </w:style>
-  <w:style w:type="table" w:styleId="121">
+  <w:style w:type="table" w:styleId="826">
     <w:name w:val="Lined - Accent 4"/>
-    <w:basedOn w:val="665"/>
+    <w:basedOn w:val="903"/>
     <w:uiPriority w:val="99"/>
     <w:pPr>
       <w:pBdr/>
@@ -30133,9 +30615,9 @@
       </w:tcPr>
     </w:tblStylePr>
   </w:style>
-  <w:style w:type="table" w:styleId="122">
+  <w:style w:type="table" w:styleId="827">
     <w:name w:val="Lined - Accent 5"/>
-    <w:basedOn w:val="665"/>
+    <w:basedOn w:val="903"/>
     <w:uiPriority w:val="99"/>
     <w:pPr>
       <w:pBdr/>
@@ -30370,9 +30852,9 @@
       </w:tcPr>
     </w:tblStylePr>
   </w:style>
-  <w:style w:type="table" w:styleId="123">
+  <w:style w:type="table" w:styleId="828">
     <w:name w:val="Lined - Accent 6"/>
-    <w:basedOn w:val="665"/>
+    <w:basedOn w:val="903"/>
     <w:uiPriority w:val="99"/>
     <w:pPr>
       <w:pBdr/>
@@ -30607,9 +31089,9 @@
       </w:tcPr>
     </w:tblStylePr>
   </w:style>
-  <w:style w:type="table" w:styleId="124">
+  <w:style w:type="table" w:styleId="829">
     <w:name w:val="Bordered &amp; Lined - Accent"/>
-    <w:basedOn w:val="665"/>
+    <w:basedOn w:val="903"/>
     <w:uiPriority w:val="99"/>
     <w:pPr>
       <w:pBdr/>
@@ -30851,9 +31333,9 @@
       </w:tcPr>
     </w:tblStylePr>
   </w:style>
-  <w:style w:type="table" w:styleId="125">
+  <w:style w:type="table" w:styleId="830">
     <w:name w:val="Bordered &amp; Lined - Accent 1"/>
-    <w:basedOn w:val="665"/>
+    <w:basedOn w:val="903"/>
     <w:uiPriority w:val="99"/>
     <w:pPr>
       <w:pBdr/>
@@ -31095,9 +31577,9 @@
       </w:tcPr>
     </w:tblStylePr>
   </w:style>
-  <w:style w:type="table" w:styleId="126">
+  <w:style w:type="table" w:styleId="831">
     <w:name w:val="Bordered &amp; Lined - Accent 2"/>
-    <w:basedOn w:val="665"/>
+    <w:basedOn w:val="903"/>
     <w:uiPriority w:val="99"/>
     <w:pPr>
       <w:pBdr/>
@@ -31339,9 +31821,9 @@
       </w:tcPr>
     </w:tblStylePr>
   </w:style>
-  <w:style w:type="table" w:styleId="127">
+  <w:style w:type="table" w:styleId="832">
     <w:name w:val="Bordered &amp; Lined - Accent 3"/>
-    <w:basedOn w:val="665"/>
+    <w:basedOn w:val="903"/>
     <w:uiPriority w:val="99"/>
     <w:pPr>
       <w:pBdr/>
@@ -31583,9 +32065,9 @@
       </w:tcPr>
     </w:tblStylePr>
   </w:style>
-  <w:style w:type="table" w:styleId="128">
+  <w:style w:type="table" w:styleId="833">
     <w:name w:val="Bordered &amp; Lined - Accent 4"/>
-    <w:basedOn w:val="665"/>
+    <w:basedOn w:val="903"/>
     <w:uiPriority w:val="99"/>
     <w:pPr>
       <w:pBdr/>
@@ -31827,9 +32309,9 @@
       </w:tcPr>
     </w:tblStylePr>
   </w:style>
-  <w:style w:type="table" w:styleId="129">
+  <w:style w:type="table" w:styleId="834">
     <w:name w:val="Bordered &amp; Lined - Accent 5"/>
-    <w:basedOn w:val="665"/>
+    <w:basedOn w:val="903"/>
     <w:uiPriority w:val="99"/>
     <w:pPr>
       <w:pBdr/>
@@ -32071,9 +32553,9 @@
       </w:tcPr>
     </w:tblStylePr>
   </w:style>
-  <w:style w:type="table" w:styleId="130">
+  <w:style w:type="table" w:styleId="835">
     <w:name w:val="Bordered &amp; Lined - Accent 6"/>
-    <w:basedOn w:val="665"/>
+    <w:basedOn w:val="903"/>
     <w:uiPriority w:val="99"/>
     <w:pPr>
       <w:pBdr/>
@@ -32315,9 +32797,9 @@
       </w:tcPr>
     </w:tblStylePr>
   </w:style>
-  <w:style w:type="table" w:styleId="131">
+  <w:style w:type="table" w:styleId="836">
     <w:name w:val="Bordered"/>
-    <w:basedOn w:val="665"/>
+    <w:basedOn w:val="903"/>
     <w:uiPriority w:val="99"/>
     <w:pPr>
       <w:pBdr/>
@@ -32546,9 +33028,9 @@
       </w:tcPr>
     </w:tblStylePr>
   </w:style>
-  <w:style w:type="table" w:styleId="132">
+  <w:style w:type="table" w:styleId="837">
     <w:name w:val="Bordered - Accent 1"/>
-    <w:basedOn w:val="665"/>
+    <w:basedOn w:val="903"/>
     <w:uiPriority w:val="99"/>
     <w:pPr>
       <w:pBdr/>
@@ -32777,9 +33259,9 @@
       </w:tcPr>
     </w:tblStylePr>
   </w:style>
-  <w:style w:type="table" w:styleId="133">
+  <w:style w:type="table" w:styleId="838">
     <w:name w:val="Bordered - Accent 2"/>
-    <w:basedOn w:val="665"/>
+    <w:basedOn w:val="903"/>
     <w:uiPriority w:val="99"/>
     <w:pPr>
       <w:pBdr/>
@@ -33008,9 +33490,9 @@
       </w:tcPr>
     </w:tblStylePr>
   </w:style>
-  <w:style w:type="table" w:styleId="134">
+  <w:style w:type="table" w:styleId="839">
     <w:name w:val="Bordered - Accent 3"/>
-    <w:basedOn w:val="665"/>
+    <w:basedOn w:val="903"/>
     <w:uiPriority w:val="99"/>
     <w:pPr>
       <w:pBdr/>
@@ -33239,9 +33721,9 @@
       </w:tcPr>
     </w:tblStylePr>
   </w:style>
-  <w:style w:type="table" w:styleId="135">
+  <w:style w:type="table" w:styleId="840">
     <w:name w:val="Bordered - Accent 4"/>
-    <w:basedOn w:val="665"/>
+    <w:basedOn w:val="903"/>
     <w:uiPriority w:val="99"/>
     <w:pPr>
       <w:pBdr/>
@@ -33470,9 +33952,9 @@
       </w:tcPr>
     </w:tblStylePr>
   </w:style>
-  <w:style w:type="table" w:styleId="136">
+  <w:style w:type="table" w:styleId="841">
     <w:name w:val="Bordered - Accent 5"/>
-    <w:basedOn w:val="665"/>
+    <w:basedOn w:val="903"/>
     <w:uiPriority w:val="99"/>
     <w:pPr>
       <w:pBdr/>
@@ -33701,9 +34183,9 @@
       </w:tcPr>
     </w:tblStylePr>
   </w:style>
-  <w:style w:type="table" w:styleId="137">
+  <w:style w:type="table" w:styleId="842">
     <w:name w:val="Bordered - Accent 6"/>
-    <w:basedOn w:val="665"/>
+    <w:basedOn w:val="903"/>
     <w:uiPriority w:val="99"/>
     <w:pPr>
       <w:pBdr/>
@@ -33932,11 +34414,11 @@
       </w:tcPr>
     </w:tblStylePr>
   </w:style>
-  <w:style w:type="paragraph" w:styleId="139">
+  <w:style w:type="paragraph" w:styleId="843">
     <w:name w:val="Heading 1"/>
-    <w:basedOn w:val="664"/>
-    <w:next w:val="664"/>
-    <w:link w:val="150"/>
+    <w:basedOn w:val="902"/>
+    <w:next w:val="902"/>
+    <w:link w:val="853"/>
     <w:uiPriority w:val="9"/>
     <w:qFormat/>
     <w:pPr>
@@ -33954,11 +34436,11 @@
       <w:szCs w:val="40"/>
     </w:rPr>
   </w:style>
-  <w:style w:type="paragraph" w:styleId="140">
+  <w:style w:type="paragraph" w:styleId="844">
     <w:name w:val="Heading 2"/>
-    <w:basedOn w:val="664"/>
-    <w:next w:val="664"/>
-    <w:link w:val="151"/>
+    <w:basedOn w:val="902"/>
+    <w:next w:val="902"/>
+    <w:link w:val="854"/>
     <w:uiPriority w:val="9"/>
     <w:unhideWhenUsed/>
     <w:qFormat/>
@@ -33977,11 +34459,11 @@
       <w:szCs w:val="32"/>
     </w:rPr>
   </w:style>
-  <w:style w:type="paragraph" w:styleId="141">
+  <w:style w:type="paragraph" w:styleId="845">
     <w:name w:val="Heading 3"/>
-    <w:basedOn w:val="664"/>
-    <w:next w:val="664"/>
-    <w:link w:val="152"/>
+    <w:basedOn w:val="902"/>
+    <w:next w:val="902"/>
+    <w:link w:val="855"/>
     <w:uiPriority w:val="9"/>
     <w:unhideWhenUsed/>
     <w:qFormat/>
@@ -34000,11 +34482,11 @@
       <w:szCs w:val="28"/>
     </w:rPr>
   </w:style>
-  <w:style w:type="paragraph" w:styleId="142">
+  <w:style w:type="paragraph" w:styleId="846">
     <w:name w:val="Heading 4"/>
-    <w:basedOn w:val="664"/>
-    <w:next w:val="664"/>
-    <w:link w:val="153"/>
+    <w:basedOn w:val="902"/>
+    <w:next w:val="902"/>
+    <w:link w:val="856"/>
     <w:uiPriority w:val="9"/>
     <w:unhideWhenUsed/>
     <w:qFormat/>
@@ -34023,11 +34505,11 @@
       <w:color w:val="0f4761" w:themeColor="accent1" w:themeShade="BF"/>
     </w:rPr>
   </w:style>
-  <w:style w:type="paragraph" w:styleId="143">
+  <w:style w:type="paragraph" w:styleId="847">
     <w:name w:val="Heading 5"/>
-    <w:basedOn w:val="664"/>
-    <w:next w:val="664"/>
-    <w:link w:val="154"/>
+    <w:basedOn w:val="902"/>
+    <w:next w:val="902"/>
+    <w:link w:val="857"/>
     <w:uiPriority w:val="9"/>
     <w:unhideWhenUsed/>
     <w:qFormat/>
@@ -34044,11 +34526,11 @@
       <w:color w:val="0f4761" w:themeColor="accent1" w:themeShade="BF"/>
     </w:rPr>
   </w:style>
-  <w:style w:type="paragraph" w:styleId="144">
+  <w:style w:type="paragraph" w:styleId="848">
     <w:name w:val="Heading 6"/>
-    <w:basedOn w:val="664"/>
-    <w:next w:val="664"/>
-    <w:link w:val="155"/>
+    <w:basedOn w:val="902"/>
+    <w:next w:val="902"/>
+    <w:link w:val="858"/>
     <w:uiPriority w:val="9"/>
     <w:unhideWhenUsed/>
     <w:qFormat/>
@@ -34067,11 +34549,11 @@
       <w:color w:val="595959" w:themeColor="text1" w:themeTint="A6"/>
     </w:rPr>
   </w:style>
-  <w:style w:type="paragraph" w:styleId="145">
+  <w:style w:type="paragraph" w:styleId="849">
     <w:name w:val="Heading 7"/>
-    <w:basedOn w:val="664"/>
-    <w:next w:val="664"/>
-    <w:link w:val="156"/>
+    <w:basedOn w:val="902"/>
+    <w:next w:val="902"/>
+    <w:link w:val="859"/>
     <w:uiPriority w:val="9"/>
     <w:unhideWhenUsed/>
     <w:qFormat/>
@@ -34088,11 +34570,11 @@
       <w:color w:val="595959" w:themeColor="text1" w:themeTint="A6"/>
     </w:rPr>
   </w:style>
-  <w:style w:type="paragraph" w:styleId="146">
+  <w:style w:type="paragraph" w:styleId="850">
     <w:name w:val="Heading 8"/>
-    <w:basedOn w:val="664"/>
-    <w:next w:val="664"/>
-    <w:link w:val="157"/>
+    <w:basedOn w:val="902"/>
+    <w:next w:val="902"/>
+    <w:link w:val="860"/>
     <w:uiPriority w:val="9"/>
     <w:unhideWhenUsed/>
     <w:qFormat/>
@@ -34111,11 +34593,11 @@
       <w:color w:val="272727" w:themeColor="text1" w:themeTint="D8"/>
     </w:rPr>
   </w:style>
-  <w:style w:type="paragraph" w:styleId="147">
+  <w:style w:type="paragraph" w:styleId="851">
     <w:name w:val="Heading 9"/>
-    <w:basedOn w:val="664"/>
-    <w:next w:val="664"/>
-    <w:link w:val="158"/>
+    <w:basedOn w:val="902"/>
+    <w:next w:val="902"/>
+    <w:link w:val="861"/>
     <w:uiPriority w:val="9"/>
     <w:unhideWhenUsed/>
     <w:qFormat/>
@@ -34134,7 +34616,7 @@
       <w:color w:val="272727" w:themeColor="text1" w:themeTint="D8"/>
     </w:rPr>
   </w:style>
-  <w:style w:type="character" w:styleId="148" w:default="1">
+  <w:style w:type="character" w:styleId="852" w:default="1">
     <w:name w:val="Default Paragraph Font"/>
     <w:uiPriority w:val="1"/>
     <w:semiHidden/>
@@ -34145,10 +34627,10 @@
       <w:ind/>
     </w:pPr>
   </w:style>
-  <w:style w:type="character" w:styleId="150">
+  <w:style w:type="character" w:styleId="853">
     <w:name w:val="Heading 1 Char"/>
-    <w:basedOn w:val="148"/>
-    <w:link w:val="139"/>
+    <w:basedOn w:val="852"/>
+    <w:link w:val="843"/>
     <w:uiPriority w:val="9"/>
     <w:pPr>
       <w:pBdr/>
@@ -34162,10 +34644,10 @@
       <w:szCs w:val="40"/>
     </w:rPr>
   </w:style>
-  <w:style w:type="character" w:styleId="151">
+  <w:style w:type="character" w:styleId="854">
     <w:name w:val="Heading 2 Char"/>
-    <w:basedOn w:val="148"/>
-    <w:link w:val="140"/>
+    <w:basedOn w:val="852"/>
+    <w:link w:val="844"/>
     <w:uiPriority w:val="9"/>
     <w:pPr>
       <w:pBdr/>
@@ -34179,10 +34661,10 @@
       <w:szCs w:val="32"/>
     </w:rPr>
   </w:style>
-  <w:style w:type="character" w:styleId="152">
+  <w:style w:type="character" w:styleId="855">
     <w:name w:val="Heading 3 Char"/>
-    <w:basedOn w:val="148"/>
-    <w:link w:val="141"/>
+    <w:basedOn w:val="852"/>
+    <w:link w:val="845"/>
     <w:uiPriority w:val="9"/>
     <w:pPr>
       <w:pBdr/>
@@ -34196,10 +34678,10 @@
       <w:szCs w:val="28"/>
     </w:rPr>
   </w:style>
-  <w:style w:type="character" w:styleId="153">
+  <w:style w:type="character" w:styleId="856">
     <w:name w:val="Heading 4 Char"/>
-    <w:basedOn w:val="148"/>
-    <w:link w:val="142"/>
+    <w:basedOn w:val="852"/>
+    <w:link w:val="846"/>
     <w:uiPriority w:val="9"/>
     <w:pPr>
       <w:pBdr/>
@@ -34213,10 +34695,10 @@
       <w:color w:val="0f4761" w:themeColor="accent1" w:themeShade="BF"/>
     </w:rPr>
   </w:style>
-  <w:style w:type="character" w:styleId="154">
+  <w:style w:type="character" w:styleId="857">
     <w:name w:val="Heading 5 Char"/>
-    <w:basedOn w:val="148"/>
-    <w:link w:val="143"/>
+    <w:basedOn w:val="852"/>
+    <w:link w:val="847"/>
     <w:uiPriority w:val="9"/>
     <w:pPr>
       <w:pBdr/>
@@ -34228,10 +34710,10 @@
       <w:color w:val="0f4761" w:themeColor="accent1" w:themeShade="BF"/>
     </w:rPr>
   </w:style>
-  <w:style w:type="character" w:styleId="155">
+  <w:style w:type="character" w:styleId="858">
     <w:name w:val="Heading 6 Char"/>
-    <w:basedOn w:val="148"/>
-    <w:link w:val="144"/>
+    <w:basedOn w:val="852"/>
+    <w:link w:val="848"/>
     <w:uiPriority w:val="9"/>
     <w:pPr>
       <w:pBdr/>
@@ -34245,10 +34727,10 @@
       <w:color w:val="595959" w:themeColor="text1" w:themeTint="A6"/>
     </w:rPr>
   </w:style>
-  <w:style w:type="character" w:styleId="156">
+  <w:style w:type="character" w:styleId="859">
     <w:name w:val="Heading 7 Char"/>
-    <w:basedOn w:val="148"/>
-    <w:link w:val="145"/>
+    <w:basedOn w:val="852"/>
+    <w:link w:val="849"/>
     <w:uiPriority w:val="9"/>
     <w:pPr>
       <w:pBdr/>
@@ -34260,10 +34742,10 @@
       <w:color w:val="595959" w:themeColor="text1" w:themeTint="A6"/>
     </w:rPr>
   </w:style>
-  <w:style w:type="character" w:styleId="157">
+  <w:style w:type="character" w:styleId="860">
     <w:name w:val="Heading 8 Char"/>
-    <w:basedOn w:val="148"/>
-    <w:link w:val="146"/>
+    <w:basedOn w:val="852"/>
+    <w:link w:val="850"/>
     <w:uiPriority w:val="9"/>
     <w:pPr>
       <w:pBdr/>
@@ -34277,10 +34759,10 @@
       <w:color w:val="272727" w:themeColor="text1" w:themeTint="D8"/>
     </w:rPr>
   </w:style>
-  <w:style w:type="character" w:styleId="158">
+  <w:style w:type="character" w:styleId="861">
     <w:name w:val="Heading 9 Char"/>
-    <w:basedOn w:val="148"/>
-    <w:link w:val="147"/>
+    <w:basedOn w:val="852"/>
+    <w:link w:val="851"/>
     <w:uiPriority w:val="9"/>
     <w:pPr>
       <w:pBdr/>
@@ -34294,11 +34776,11 @@
       <w:color w:val="272727" w:themeColor="text1" w:themeTint="D8"/>
     </w:rPr>
   </w:style>
-  <w:style w:type="paragraph" w:styleId="159">
+  <w:style w:type="paragraph" w:styleId="862">
     <w:name w:val="Title"/>
-    <w:basedOn w:val="664"/>
-    <w:next w:val="664"/>
-    <w:link w:val="160"/>
+    <w:basedOn w:val="902"/>
+    <w:next w:val="902"/>
+    <w:link w:val="863"/>
     <w:uiPriority w:val="10"/>
     <w:qFormat/>
     <w:pPr>
@@ -34314,10 +34796,10 @@
       <w:szCs w:val="56"/>
     </w:rPr>
   </w:style>
-  <w:style w:type="character" w:styleId="160">
+  <w:style w:type="character" w:styleId="863">
     <w:name w:val="Title Char"/>
-    <w:basedOn w:val="148"/>
-    <w:link w:val="159"/>
+    <w:basedOn w:val="852"/>
+    <w:link w:val="862"/>
     <w:uiPriority w:val="10"/>
     <w:pPr>
       <w:pBdr/>
@@ -34331,11 +34813,11 @@
       <w:szCs w:val="56"/>
     </w:rPr>
   </w:style>
-  <w:style w:type="paragraph" w:styleId="161">
+  <w:style w:type="paragraph" w:styleId="864">
     <w:name w:val="Subtitle"/>
-    <w:basedOn w:val="664"/>
-    <w:next w:val="664"/>
-    <w:link w:val="162"/>
+    <w:basedOn w:val="902"/>
+    <w:next w:val="902"/>
+    <w:link w:val="865"/>
     <w:uiPriority w:val="11"/>
     <w:qFormat/>
     <w:pPr>
@@ -34353,10 +34835,10 @@
       <w:szCs w:val="28"/>
     </w:rPr>
   </w:style>
-  <w:style w:type="character" w:styleId="162">
+  <w:style w:type="character" w:styleId="865">
     <w:name w:val="Subtitle Char"/>
-    <w:basedOn w:val="148"/>
-    <w:link w:val="161"/>
+    <w:basedOn w:val="852"/>
+    <w:link w:val="864"/>
     <w:uiPriority w:val="11"/>
     <w:pPr>
       <w:pBdr/>
@@ -34370,11 +34852,11 @@
       <w:szCs w:val="28"/>
     </w:rPr>
   </w:style>
-  <w:style w:type="paragraph" w:styleId="163">
+  <w:style w:type="paragraph" w:styleId="866">
     <w:name w:val="Quote"/>
-    <w:basedOn w:val="664"/>
-    <w:next w:val="664"/>
-    <w:link w:val="164"/>
+    <w:basedOn w:val="902"/>
+    <w:next w:val="902"/>
+    <w:link w:val="867"/>
     <w:uiPriority w:val="29"/>
     <w:qFormat/>
     <w:pPr>
@@ -34389,10 +34871,10 @@
       <w:color w:val="404040" w:themeColor="text1" w:themeTint="BF"/>
     </w:rPr>
   </w:style>
-  <w:style w:type="character" w:styleId="164">
+  <w:style w:type="character" w:styleId="867">
     <w:name w:val="Quote Char"/>
-    <w:basedOn w:val="148"/>
-    <w:link w:val="163"/>
+    <w:basedOn w:val="852"/>
+    <w:link w:val="866"/>
     <w:uiPriority w:val="29"/>
     <w:pPr>
       <w:pBdr/>
@@ -34405,9 +34887,9 @@
       <w:color w:val="404040" w:themeColor="text1" w:themeTint="BF"/>
     </w:rPr>
   </w:style>
-  <w:style w:type="character" w:styleId="166">
+  <w:style w:type="character" w:styleId="868">
     <w:name w:val="Intense Emphasis"/>
-    <w:basedOn w:val="148"/>
+    <w:basedOn w:val="852"/>
     <w:uiPriority w:val="21"/>
     <w:qFormat/>
     <w:pPr>
@@ -34421,11 +34903,11 @@
       <w:color w:val="0f4761" w:themeColor="accent1" w:themeShade="BF"/>
     </w:rPr>
   </w:style>
-  <w:style w:type="paragraph" w:styleId="167">
+  <w:style w:type="paragraph" w:styleId="869">
     <w:name w:val="Intense Quote"/>
-    <w:basedOn w:val="664"/>
-    <w:next w:val="664"/>
-    <w:link w:val="168"/>
+    <w:basedOn w:val="902"/>
+    <w:next w:val="902"/>
+    <w:link w:val="870"/>
     <w:uiPriority w:val="30"/>
     <w:qFormat/>
     <w:pPr>
@@ -34443,10 +34925,10 @@
       <w:color w:val="0f4761" w:themeColor="accent1" w:themeShade="BF"/>
     </w:rPr>
   </w:style>
-  <w:style w:type="character" w:styleId="168">
+  <w:style w:type="character" w:styleId="870">
     <w:name w:val="Intense Quote Char"/>
-    <w:basedOn w:val="148"/>
-    <w:link w:val="167"/>
+    <w:basedOn w:val="852"/>
+    <w:link w:val="869"/>
     <w:uiPriority w:val="30"/>
     <w:pPr>
       <w:pBdr/>
@@ -34459,9 +34941,9 @@
       <w:color w:val="0f4761" w:themeColor="accent1" w:themeShade="BF"/>
     </w:rPr>
   </w:style>
-  <w:style w:type="character" w:styleId="169">
+  <w:style w:type="character" w:styleId="871">
     <w:name w:val="Intense Reference"/>
-    <w:basedOn w:val="148"/>
+    <w:basedOn w:val="852"/>
     <w:uiPriority w:val="32"/>
     <w:qFormat/>
     <w:pPr>
@@ -34477,9 +34959,9 @@
       <w:spacing w:val="5"/>
     </w:rPr>
   </w:style>
-  <w:style w:type="character" w:styleId="171">
+  <w:style w:type="character" w:styleId="872">
     <w:name w:val="Subtle Emphasis"/>
-    <w:basedOn w:val="148"/>
+    <w:basedOn w:val="852"/>
     <w:uiPriority w:val="19"/>
     <w:qFormat/>
     <w:pPr>
@@ -34493,9 +34975,9 @@
       <w:color w:val="404040" w:themeColor="text1" w:themeTint="BF"/>
     </w:rPr>
   </w:style>
-  <w:style w:type="character" w:styleId="172">
+  <w:style w:type="character" w:styleId="873">
     <w:name w:val="Emphasis"/>
-    <w:basedOn w:val="148"/>
+    <w:basedOn w:val="852"/>
     <w:uiPriority w:val="20"/>
     <w:qFormat/>
     <w:pPr>
@@ -34508,9 +34990,9 @@
       <w:iCs/>
     </w:rPr>
   </w:style>
-  <w:style w:type="character" w:styleId="173">
+  <w:style w:type="character" w:styleId="874">
     <w:name w:val="Strong"/>
-    <w:basedOn w:val="148"/>
+    <w:basedOn w:val="852"/>
     <w:uiPriority w:val="22"/>
     <w:qFormat/>
     <w:pPr>
@@ -34523,9 +35005,9 @@
       <w:bCs/>
     </w:rPr>
   </w:style>
-  <w:style w:type="character" w:styleId="174">
+  <w:style w:type="character" w:styleId="875">
     <w:name w:val="Subtle Reference"/>
-    <w:basedOn w:val="148"/>
+    <w:basedOn w:val="852"/>
     <w:uiPriority w:val="31"/>
     <w:qFormat/>
     <w:pPr>
@@ -34538,9 +35020,9 @@
       <w:color w:val="5a5a5a" w:themeColor="text1" w:themeTint="A5"/>
     </w:rPr>
   </w:style>
-  <w:style w:type="character" w:styleId="175">
+  <w:style w:type="character" w:styleId="876">
     <w:name w:val="Book Title"/>
-    <w:basedOn w:val="148"/>
+    <w:basedOn w:val="852"/>
     <w:uiPriority w:val="33"/>
     <w:qFormat/>
     <w:pPr>
@@ -34556,10 +35038,10 @@
       <w:spacing w:val="5"/>
     </w:rPr>
   </w:style>
-  <w:style w:type="paragraph" w:styleId="176">
+  <w:style w:type="paragraph" w:styleId="877">
     <w:name w:val="Header"/>
-    <w:basedOn w:val="664"/>
-    <w:link w:val="177"/>
+    <w:basedOn w:val="902"/>
+    <w:link w:val="878"/>
     <w:uiPriority w:val="99"/>
     <w:unhideWhenUsed/>
     <w:pPr>
@@ -34572,10 +35054,10 @@
       <w:ind/>
     </w:pPr>
   </w:style>
-  <w:style w:type="character" w:styleId="177">
+  <w:style w:type="character" w:styleId="878">
     <w:name w:val="Header Char"/>
-    <w:basedOn w:val="148"/>
-    <w:link w:val="176"/>
+    <w:basedOn w:val="852"/>
+    <w:link w:val="877"/>
     <w:uiPriority w:val="99"/>
     <w:pPr>
       <w:pBdr/>
@@ -34583,10 +35065,10 @@
       <w:ind/>
     </w:pPr>
   </w:style>
-  <w:style w:type="paragraph" w:styleId="178">
+  <w:style w:type="paragraph" w:styleId="879">
     <w:name w:val="Footer"/>
-    <w:basedOn w:val="664"/>
-    <w:link w:val="179"/>
+    <w:basedOn w:val="902"/>
+    <w:link w:val="880"/>
     <w:uiPriority w:val="99"/>
     <w:unhideWhenUsed/>
     <w:pPr>
@@ -34599,10 +35081,10 @@
       <w:ind/>
     </w:pPr>
   </w:style>
-  <w:style w:type="character" w:styleId="179">
+  <w:style w:type="character" w:styleId="880">
     <w:name w:val="Footer Char"/>
-    <w:basedOn w:val="148"/>
-    <w:link w:val="178"/>
+    <w:basedOn w:val="852"/>
+    <w:link w:val="879"/>
     <w:uiPriority w:val="99"/>
     <w:pPr>
       <w:pBdr/>
@@ -34610,10 +35092,10 @@
       <w:ind/>
     </w:pPr>
   </w:style>
-  <w:style w:type="paragraph" w:styleId="180">
+  <w:style w:type="paragraph" w:styleId="881">
     <w:name w:val="Caption"/>
-    <w:basedOn w:val="664"/>
-    <w:next w:val="664"/>
+    <w:basedOn w:val="902"/>
+    <w:next w:val="902"/>
     <w:uiPriority w:val="35"/>
     <w:unhideWhenUsed/>
     <w:qFormat/>
@@ -34630,10 +35112,10 @@
       <w:szCs w:val="18"/>
     </w:rPr>
   </w:style>
-  <w:style w:type="paragraph" w:styleId="181">
+  <w:style w:type="paragraph" w:styleId="882">
     <w:name w:val="footnote text"/>
-    <w:basedOn w:val="664"/>
-    <w:link w:val="182"/>
+    <w:basedOn w:val="902"/>
+    <w:link w:val="883"/>
     <w:uiPriority w:val="99"/>
     <w:semiHidden/>
     <w:unhideWhenUsed/>
@@ -34647,10 +35129,10 @@
       <w:szCs w:val="20"/>
     </w:rPr>
   </w:style>
-  <w:style w:type="character" w:styleId="182">
+  <w:style w:type="character" w:styleId="883">
     <w:name w:val="Footnote Text Char"/>
-    <w:basedOn w:val="148"/>
-    <w:link w:val="181"/>
+    <w:basedOn w:val="852"/>
+    <w:link w:val="882"/>
     <w:uiPriority w:val="99"/>
     <w:semiHidden/>
     <w:pPr>
@@ -34663,9 +35145,9 @@
       <w:szCs w:val="20"/>
     </w:rPr>
   </w:style>
-  <w:style w:type="character" w:styleId="183">
+  <w:style w:type="character" w:styleId="884">
     <w:name w:val="footnote reference"/>
-    <w:basedOn w:val="148"/>
+    <w:basedOn w:val="852"/>
     <w:uiPriority w:val="99"/>
     <w:semiHidden/>
     <w:unhideWhenUsed/>
@@ -34678,10 +35160,10 @@
       <w:vertAlign w:val="superscript"/>
     </w:rPr>
   </w:style>
-  <w:style w:type="paragraph" w:styleId="184">
+  <w:style w:type="paragraph" w:styleId="885">
     <w:name w:val="endnote text"/>
-    <w:basedOn w:val="664"/>
-    <w:link w:val="185"/>
+    <w:basedOn w:val="902"/>
+    <w:link w:val="886"/>
     <w:uiPriority w:val="99"/>
     <w:semiHidden/>
     <w:unhideWhenUsed/>
@@ -34695,10 +35177,10 @@
       <w:szCs w:val="20"/>
     </w:rPr>
   </w:style>
-  <w:style w:type="character" w:styleId="185">
+  <w:style w:type="character" w:styleId="886">
     <w:name w:val="Endnote Text Char"/>
-    <w:basedOn w:val="148"/>
-    <w:link w:val="184"/>
+    <w:basedOn w:val="852"/>
+    <w:link w:val="885"/>
     <w:uiPriority w:val="99"/>
     <w:semiHidden/>
     <w:pPr>
@@ -34711,9 +35193,9 @@
       <w:szCs w:val="20"/>
     </w:rPr>
   </w:style>
-  <w:style w:type="character" w:styleId="186">
+  <w:style w:type="character" w:styleId="887">
     <w:name w:val="endnote reference"/>
-    <w:basedOn w:val="148"/>
+    <w:basedOn w:val="852"/>
     <w:uiPriority w:val="99"/>
     <w:semiHidden/>
     <w:unhideWhenUsed/>
@@ -34726,9 +35208,9 @@
       <w:vertAlign w:val="superscript"/>
     </w:rPr>
   </w:style>
-  <w:style w:type="character" w:styleId="187">
+  <w:style w:type="character" w:styleId="888">
     <w:name w:val="Hyperlink"/>
-    <w:basedOn w:val="148"/>
+    <w:basedOn w:val="852"/>
     <w:uiPriority w:val="99"/>
     <w:unhideWhenUsed/>
     <w:pPr>
@@ -34741,9 +35223,9 @@
       <w:u w:val="single"/>
     </w:rPr>
   </w:style>
-  <w:style w:type="character" w:styleId="188">
+  <w:style w:type="character" w:styleId="889">
     <w:name w:val="FollowedHyperlink"/>
-    <w:basedOn w:val="148"/>
+    <w:basedOn w:val="852"/>
     <w:uiPriority w:val="99"/>
     <w:semiHidden/>
     <w:unhideWhenUsed/>
@@ -34757,10 +35239,10 @@
       <w:u w:val="single"/>
     </w:rPr>
   </w:style>
-  <w:style w:type="paragraph" w:styleId="189">
+  <w:style w:type="paragraph" w:styleId="890">
     <w:name w:val="toc 1"/>
-    <w:basedOn w:val="664"/>
-    <w:next w:val="664"/>
+    <w:basedOn w:val="902"/>
+    <w:next w:val="902"/>
     <w:uiPriority w:val="39"/>
     <w:unhideWhenUsed/>
     <w:pPr>
@@ -34769,10 +35251,10 @@
       <w:ind/>
     </w:pPr>
   </w:style>
-  <w:style w:type="paragraph" w:styleId="190">
+  <w:style w:type="paragraph" w:styleId="891">
     <w:name w:val="toc 2"/>
-    <w:basedOn w:val="664"/>
-    <w:next w:val="664"/>
+    <w:basedOn w:val="902"/>
+    <w:next w:val="902"/>
     <w:uiPriority w:val="39"/>
     <w:unhideWhenUsed/>
     <w:pPr>
@@ -34781,10 +35263,10 @@
       <w:ind w:left="220"/>
     </w:pPr>
   </w:style>
-  <w:style w:type="paragraph" w:styleId="191">
+  <w:style w:type="paragraph" w:styleId="892">
     <w:name w:val="toc 3"/>
-    <w:basedOn w:val="664"/>
-    <w:next w:val="664"/>
+    <w:basedOn w:val="902"/>
+    <w:next w:val="902"/>
     <w:uiPriority w:val="39"/>
     <w:unhideWhenUsed/>
     <w:pPr>
@@ -34793,10 +35275,10 @@
       <w:ind w:left="440"/>
     </w:pPr>
   </w:style>
-  <w:style w:type="paragraph" w:styleId="192">
+  <w:style w:type="paragraph" w:styleId="893">
     <w:name w:val="toc 4"/>
-    <w:basedOn w:val="664"/>
-    <w:next w:val="664"/>
+    <w:basedOn w:val="902"/>
+    <w:next w:val="902"/>
     <w:uiPriority w:val="39"/>
     <w:unhideWhenUsed/>
     <w:pPr>
@@ -34805,10 +35287,10 @@
       <w:ind w:left="660"/>
     </w:pPr>
   </w:style>
-  <w:style w:type="paragraph" w:styleId="193">
+  <w:style w:type="paragraph" w:styleId="894">
     <w:name w:val="toc 5"/>
-    <w:basedOn w:val="664"/>
-    <w:next w:val="664"/>
+    <w:basedOn w:val="902"/>
+    <w:next w:val="902"/>
     <w:uiPriority w:val="39"/>
     <w:unhideWhenUsed/>
     <w:pPr>
@@ -34817,10 +35299,10 @@
       <w:ind w:left="880"/>
     </w:pPr>
   </w:style>
-  <w:style w:type="paragraph" w:styleId="194">
+  <w:style w:type="paragraph" w:styleId="895">
     <w:name w:val="toc 6"/>
-    <w:basedOn w:val="664"/>
-    <w:next w:val="664"/>
+    <w:basedOn w:val="902"/>
+    <w:next w:val="902"/>
     <w:uiPriority w:val="39"/>
     <w:unhideWhenUsed/>
     <w:pPr>
@@ -34829,10 +35311,10 @@
       <w:ind w:left="1100"/>
     </w:pPr>
   </w:style>
-  <w:style w:type="paragraph" w:styleId="195">
+  <w:style w:type="paragraph" w:styleId="896">
     <w:name w:val="toc 7"/>
-    <w:basedOn w:val="664"/>
-    <w:next w:val="664"/>
+    <w:basedOn w:val="902"/>
+    <w:next w:val="902"/>
     <w:uiPriority w:val="39"/>
     <w:unhideWhenUsed/>
     <w:pPr>
@@ -34841,10 +35323,10 @@
       <w:ind w:left="1320"/>
     </w:pPr>
   </w:style>
-  <w:style w:type="paragraph" w:styleId="196">
+  <w:style w:type="paragraph" w:styleId="897">
     <w:name w:val="toc 8"/>
-    <w:basedOn w:val="664"/>
-    <w:next w:val="664"/>
+    <w:basedOn w:val="902"/>
+    <w:next w:val="902"/>
     <w:uiPriority w:val="39"/>
     <w:unhideWhenUsed/>
     <w:pPr>
@@ -34853,10 +35335,10 @@
       <w:ind w:left="1540"/>
     </w:pPr>
   </w:style>
-  <w:style w:type="paragraph" w:styleId="197">
+  <w:style w:type="paragraph" w:styleId="898">
     <w:name w:val="toc 9"/>
-    <w:basedOn w:val="664"/>
-    <w:next w:val="664"/>
+    <w:basedOn w:val="902"/>
+    <w:next w:val="902"/>
     <w:uiPriority w:val="39"/>
     <w:unhideWhenUsed/>
     <w:pPr>
@@ -34865,9 +35347,9 @@
       <w:ind w:left="1760"/>
     </w:pPr>
   </w:style>
-  <w:style w:type="character" w:styleId="198">
+  <w:style w:type="character" w:styleId="899">
     <w:name w:val="Placeholder Text"/>
-    <w:basedOn w:val="148"/>
+    <w:basedOn w:val="852"/>
     <w:uiPriority w:val="99"/>
     <w:semiHidden/>
     <w:pPr>
@@ -34879,7 +35361,7 @@
       <w:color w:val="666666"/>
     </w:rPr>
   </w:style>
-  <w:style w:type="paragraph" w:styleId="208">
+  <w:style w:type="paragraph" w:styleId="900">
     <w:name w:val="TOC Heading"/>
     <w:uiPriority w:val="39"/>
     <w:unhideWhenUsed/>
@@ -34889,10 +35371,10 @@
       <w:ind/>
     </w:pPr>
   </w:style>
-  <w:style w:type="paragraph" w:styleId="209">
+  <w:style w:type="paragraph" w:styleId="901">
     <w:name w:val="table of figures"/>
-    <w:basedOn w:val="664"/>
-    <w:next w:val="664"/>
+    <w:basedOn w:val="902"/>
+    <w:next w:val="902"/>
     <w:uiPriority w:val="99"/>
     <w:unhideWhenUsed/>
     <w:pPr>
@@ -34901,7 +35383,7 @@
       <w:ind/>
     </w:pPr>
   </w:style>
-  <w:style w:type="paragraph" w:styleId="664" w:default="1">
+  <w:style w:type="paragraph" w:styleId="902" w:default="1">
     <w:name w:val="Normal"/>
     <w:qFormat/>
     <w:pPr>
@@ -34910,7 +35392,7 @@
       <w:ind/>
     </w:pPr>
   </w:style>
-  <w:style w:type="table" w:styleId="665" w:default="1">
+  <w:style w:type="table" w:styleId="903" w:default="1">
     <w:name w:val="Normal Table"/>
     <w:uiPriority w:val="99"/>
     <w:semiHidden/>
@@ -35103,7 +35585,7 @@
       </w:tcPr>
     </w:tblStylePr>
   </w:style>
-  <w:style w:type="numbering" w:styleId="666" w:default="1">
+  <w:style w:type="numbering" w:styleId="904" w:default="1">
     <w:name w:val="No List"/>
     <w:uiPriority w:val="99"/>
     <w:semiHidden/>
@@ -35114,9 +35596,9 @@
       <w:ind/>
     </w:pPr>
   </w:style>
-  <w:style w:type="paragraph" w:styleId="667">
+  <w:style w:type="paragraph" w:styleId="905">
     <w:name w:val="No Spacing"/>
-    <w:basedOn w:val="664"/>
+    <w:basedOn w:val="902"/>
     <w:uiPriority w:val="1"/>
     <w:qFormat/>
     <w:pPr>
@@ -35125,9 +35607,9 @@
       <w:ind/>
     </w:pPr>
   </w:style>
-  <w:style w:type="paragraph" w:styleId="668">
+  <w:style w:type="paragraph" w:styleId="906">
     <w:name w:val="List Paragraph"/>
-    <w:basedOn w:val="664"/>
+    <w:basedOn w:val="902"/>
     <w:uiPriority w:val="34"/>
     <w:qFormat/>
     <w:pPr>

--- a/assignment1/part2/part2.docx
+++ b/assignment1/part2/part2.docx
@@ -3280,7 +3280,7 @@
           <w:highlight w:val="none"/>
         </w:rPr>
         <w:tab/>
-        <w:t xml:space="preserve">Type conversion in JavaScript is the implicit and automatic conversion of one data type to another</w:t>
+        <w:t xml:space="preserve">Type coercionin JavaScript is the implicit and automatic conversion of one data type to another</w:t>
       </w:r>
       <w:r>
         <w:rPr>
